--- a/docx-readme/README_UBUNTU.docx
+++ b/docx-readme/README_UBUNTU.docx
@@ -44,7 +44,7 @@
       </w:r>
     </w:p>
     <w:bookmarkEnd w:id="21"/>
-    <w:bookmarkStart w:id="38" w:name="Xac340c0f402aebbe629e9a9d59f0b2059867932"/>
+    <w:bookmarkStart w:id="45" w:name="Xac340c0f402aebbe629e9a9d59f0b2059867932"/>
     <w:p>
       <w:pPr>
         <w:pStyle w:val="Heading1"/>
@@ -65,6 +65,26 @@
       <w:pPr>
         <w:pStyle w:val="BodyText"/>
       </w:pPr>
+      <w:r>
+        <w:rPr>
+          <w:b/>
+          <w:bCs/>
+        </w:rPr>
+        <w:t xml:space="preserve">Note:</w:t>
+      </w:r>
+      <w:r>
+        <w:t xml:space="preserve"> </w:t>
+      </w:r>
+      <w:r>
+        <w:rPr>
+          <w:i/>
+          <w:iCs/>
+        </w:rPr>
+        <w:t xml:space="preserve">05:00 AM is configured in the local time zone. It is recommended to adjust the schedule so that file uploads occur at 5:00 AM UTC.</w:t>
+      </w:r>
+      <w:r>
+        <w:t xml:space="preserve"> </w:t>
+      </w:r>
       <w:r>
         <w:rPr>
           <w:b/>
@@ -174,10 +194,10 @@
         <w:rPr>
           <w:rStyle w:val="VerbatimChar"/>
         </w:rPr>
-        <w:t xml:space="preserve">user_indicator</w:t>
-      </w:r>
-      <w:r>
-        <w:t xml:space="preserve">: for stock-related indicator files.</w:t>
+        <w:t xml:space="preserve">portfolio</w:t>
+      </w:r>
+      <w:r>
+        <w:t xml:space="preserve">: for portfolio files.</w:t>
       </w:r>
     </w:p>
     <w:p>
@@ -192,10 +212,10 @@
         <w:rPr>
           <w:rStyle w:val="VerbatimChar"/>
         </w:rPr>
-        <w:t xml:space="preserve">macro_indicator</w:t>
-      </w:r>
-      <w:r>
-        <w:t xml:space="preserve">: for macro indicator files.</w:t>
+        <w:t xml:space="preserve">user_indicator</w:t>
+      </w:r>
+      <w:r>
+        <w:t xml:space="preserve">: for stock-related indicator files.</w:t>
       </w:r>
     </w:p>
     <w:p>
@@ -210,10 +230,10 @@
         <w:rPr>
           <w:rStyle w:val="VerbatimChar"/>
         </w:rPr>
-        <w:t xml:space="preserve">portfolio</w:t>
-      </w:r>
-      <w:r>
-        <w:t xml:space="preserve">: for portfolio files.</w:t>
+        <w:t xml:space="preserve">macro_indicator</w:t>
+      </w:r>
+      <w:r>
+        <w:t xml:space="preserve">: for macro indicator files.</w:t>
       </w:r>
     </w:p>
     <w:p>
@@ -232,7 +252,7 @@
       </w:r>
     </w:p>
     <w:bookmarkEnd w:id="22"/>
-    <w:bookmarkStart w:id="29" w:name="environment-variables"/>
+    <w:bookmarkStart w:id="36" w:name="environment-variables"/>
     <w:p>
       <w:pPr>
         <w:pStyle w:val="Heading2"/>
@@ -246,16 +266,16 @@
         <w:pStyle w:val="FirstParagraph"/>
       </w:pPr>
       <w:r>
-        <w:t xml:space="preserve">Below are key environment variables, their purposes, and usage examples:</w:t>
-      </w:r>
-    </w:p>
-    <w:bookmarkStart w:id="23" w:name="sftp_portfolio_file_mapper"/>
+        <w:t xml:space="preserve">Below there are key environment variables, their purposes, and usage examples:</w:t>
+      </w:r>
+    </w:p>
+    <w:bookmarkStart w:id="23" w:name="sftp_server"/>
     <w:p>
       <w:pPr>
         <w:pStyle w:val="Heading4"/>
       </w:pPr>
       <w:r>
-        <w:t xml:space="preserve">SFTP_PORTFOLIO_FILE_MAPPER</w:t>
+        <w:t xml:space="preserve">SFTP_SERVER</w:t>
       </w:r>
     </w:p>
     <w:p>
@@ -274,7 +294,7 @@
         <w:t xml:space="preserve">Purpose</w:t>
       </w:r>
       <w:r>
-        <w:t xml:space="preserve">: Maps external IDs to substrings in file names for portfolios, enabling automatic renaming before upload.</w:t>
+        <w:t xml:space="preserve">: Specifies the hostname or IP address of the SFTP server to which files will be uploaded.</w:t>
       </w:r>
     </w:p>
     <w:p>
@@ -300,13 +320,430 @@
       </w:r>
       <w:r>
         <w:rPr>
+          <w:rStyle w:val="VerbatimChar"/>
+        </w:rPr>
+        <w:t xml:space="preserve">sftp.example.com</w:t>
+      </w:r>
+      <w:r>
+        <w:t xml:space="preserve"> </w:t>
+      </w:r>
+      <w:r>
+        <w:t xml:space="preserve">or</w:t>
+      </w:r>
+      <w:r>
+        <w:t xml:space="preserve"> </w:t>
+      </w:r>
+      <w:r>
+        <w:rPr>
+          <w:rStyle w:val="VerbatimChar"/>
+        </w:rPr>
+        <w:t xml:space="preserve">192.168.1.100</w:t>
+      </w:r>
+    </w:p>
+    <w:bookmarkEnd w:id="23"/>
+    <w:bookmarkStart w:id="24" w:name="sftp_user"/>
+    <w:p>
+      <w:pPr>
+        <w:pStyle w:val="Heading4"/>
+      </w:pPr>
+      <w:r>
+        <w:t xml:space="preserve">SFTP_USER</w:t>
+      </w:r>
+    </w:p>
+    <w:p>
+      <w:pPr>
+        <w:pStyle w:val="Compact"/>
+        <w:numPr>
+          <w:ilvl w:val="0"/>
+          <w:numId w:val="1004"/>
+        </w:numPr>
+      </w:pPr>
+      <w:r>
+        <w:rPr>
+          <w:b/>
+          <w:bCs/>
+        </w:rPr>
+        <w:t xml:space="preserve">Purpose</w:t>
+      </w:r>
+      <w:r>
+        <w:t xml:space="preserve">: The username used for authenticating with the SFTP server.</w:t>
+      </w:r>
+    </w:p>
+    <w:p>
+      <w:pPr>
+        <w:pStyle w:val="Compact"/>
+        <w:numPr>
+          <w:ilvl w:val="0"/>
+          <w:numId w:val="1004"/>
+        </w:numPr>
+      </w:pPr>
+      <w:r>
+        <w:rPr>
+          <w:b/>
+          <w:bCs/>
+        </w:rPr>
+        <w:t xml:space="preserve">Example</w:t>
+      </w:r>
+      <w:r>
+        <w:t xml:space="preserve">:</w:t>
+      </w:r>
+      <w:r>
+        <w:t xml:space="preserve"> </w:t>
+      </w:r>
+      <w:r>
+        <w:rPr>
+          <w:rStyle w:val="VerbatimChar"/>
+        </w:rPr>
+        <w:t xml:space="preserve">sftpuser</w:t>
+      </w:r>
+    </w:p>
+    <w:bookmarkEnd w:id="24"/>
+    <w:bookmarkStart w:id="25" w:name="sftp_private_key"/>
+    <w:p>
+      <w:pPr>
+        <w:pStyle w:val="Heading4"/>
+      </w:pPr>
+      <w:r>
+        <w:t xml:space="preserve">SFTP_PRIVATE_KEY</w:t>
+      </w:r>
+    </w:p>
+    <w:p>
+      <w:pPr>
+        <w:pStyle w:val="Compact"/>
+        <w:numPr>
+          <w:ilvl w:val="0"/>
+          <w:numId w:val="1005"/>
+        </w:numPr>
+      </w:pPr>
+      <w:r>
+        <w:rPr>
+          <w:b/>
+          <w:bCs/>
+        </w:rPr>
+        <w:t xml:space="preserve">Purpose</w:t>
+      </w:r>
+      <w:r>
+        <w:t xml:space="preserve">: Path to the private SSH key file used for SFTP authentication.</w:t>
+      </w:r>
+    </w:p>
+    <w:p>
+      <w:pPr>
+        <w:pStyle w:val="Compact"/>
+        <w:numPr>
+          <w:ilvl w:val="0"/>
+          <w:numId w:val="1005"/>
+        </w:numPr>
+      </w:pPr>
+      <w:r>
+        <w:rPr>
+          <w:b/>
+          <w:bCs/>
+        </w:rPr>
+        <w:t xml:space="preserve">Example</w:t>
+      </w:r>
+      <w:r>
+        <w:t xml:space="preserve">:</w:t>
+      </w:r>
+      <w:r>
+        <w:t xml:space="preserve"> </w:t>
+      </w:r>
+      <w:r>
+        <w:rPr>
+          <w:rStyle w:val="VerbatimChar"/>
+        </w:rPr>
+        <w:t xml:space="preserve">/home/youruser/.ssh/id_rsa</w:t>
+      </w:r>
+    </w:p>
+    <w:bookmarkEnd w:id="25"/>
+    <w:bookmarkStart w:id="26" w:name="sftp_phrase"/>
+    <w:p>
+      <w:pPr>
+        <w:pStyle w:val="Heading4"/>
+      </w:pPr>
+      <w:r>
+        <w:t xml:space="preserve">SFTP_PHRASE</w:t>
+      </w:r>
+    </w:p>
+    <w:p>
+      <w:pPr>
+        <w:pStyle w:val="Compact"/>
+        <w:numPr>
+          <w:ilvl w:val="0"/>
+          <w:numId w:val="1006"/>
+        </w:numPr>
+      </w:pPr>
+      <w:r>
+        <w:rPr>
+          <w:b/>
+          <w:bCs/>
+        </w:rPr>
+        <w:t xml:space="preserve">Purpose</w:t>
+      </w:r>
+      <w:r>
+        <w:t xml:space="preserve">: Passphrase for the private SSH key, if required. Leave empty if the key is not encrypted.</w:t>
+      </w:r>
+    </w:p>
+    <w:p>
+      <w:pPr>
+        <w:pStyle w:val="Compact"/>
+        <w:numPr>
+          <w:ilvl w:val="0"/>
+          <w:numId w:val="1006"/>
+        </w:numPr>
+      </w:pPr>
+      <w:r>
+        <w:rPr>
+          <w:b/>
+          <w:bCs/>
+        </w:rPr>
+        <w:t xml:space="preserve">Example</w:t>
+      </w:r>
+      <w:r>
+        <w:t xml:space="preserve">:</w:t>
+      </w:r>
+      <w:r>
+        <w:t xml:space="preserve"> </w:t>
+      </w:r>
+      <w:r>
+        <w:rPr>
+          <w:rStyle w:val="VerbatimChar"/>
+        </w:rPr>
+        <w:t xml:space="preserve">yourSecretPassphrase</w:t>
+      </w:r>
+      <w:r>
+        <w:br/>
+      </w:r>
+      <w:r>
+        <w:rPr>
           <w:i/>
           <w:iCs/>
         </w:rPr>
-        <w:t xml:space="preserve">PortfolioExternalId1-Portfolio1</w:t>
-      </w:r>
-      <w:r>
-        <w:t xml:space="preserve">,</w:t>
+        <w:t xml:space="preserve">(Leave blank if not needed)</w:t>
+      </w:r>
+    </w:p>
+    <w:bookmarkEnd w:id="26"/>
+    <w:bookmarkStart w:id="27" w:name="sftp_local_user_indicator_directory"/>
+    <w:p>
+      <w:pPr>
+        <w:pStyle w:val="Heading4"/>
+      </w:pPr>
+      <w:r>
+        <w:t xml:space="preserve">SFTP_LOCAL_USER_INDICATOR_DIRECTORY</w:t>
+      </w:r>
+    </w:p>
+    <w:p>
+      <w:pPr>
+        <w:pStyle w:val="Compact"/>
+        <w:numPr>
+          <w:ilvl w:val="0"/>
+          <w:numId w:val="1007"/>
+        </w:numPr>
+      </w:pPr>
+      <w:r>
+        <w:rPr>
+          <w:b/>
+          <w:bCs/>
+        </w:rPr>
+        <w:t xml:space="preserve">Purpose</w:t>
+      </w:r>
+      <w:r>
+        <w:t xml:space="preserve">: Directory path containing user indicator files to be uploaded.</w:t>
+      </w:r>
+    </w:p>
+    <w:p>
+      <w:pPr>
+        <w:pStyle w:val="Compact"/>
+        <w:numPr>
+          <w:ilvl w:val="0"/>
+          <w:numId w:val="1007"/>
+        </w:numPr>
+      </w:pPr>
+      <w:r>
+        <w:rPr>
+          <w:b/>
+          <w:bCs/>
+        </w:rPr>
+        <w:t xml:space="preserve">Example</w:t>
+      </w:r>
+      <w:r>
+        <w:t xml:space="preserve">:</w:t>
+      </w:r>
+      <w:r>
+        <w:t xml:space="preserve"> </w:t>
+      </w:r>
+      <w:r>
+        <w:rPr>
+          <w:rStyle w:val="VerbatimChar"/>
+        </w:rPr>
+        <w:t xml:space="preserve">/home/youruser/sftpclient/user_indicator</w:t>
+      </w:r>
+    </w:p>
+    <w:bookmarkEnd w:id="27"/>
+    <w:bookmarkStart w:id="28" w:name="sftp_local_macro_indicator_directory"/>
+    <w:p>
+      <w:pPr>
+        <w:pStyle w:val="Heading4"/>
+      </w:pPr>
+      <w:r>
+        <w:t xml:space="preserve">SFTP_LOCAL_MACRO_INDICATOR_DIRECTORY</w:t>
+      </w:r>
+    </w:p>
+    <w:p>
+      <w:pPr>
+        <w:pStyle w:val="Compact"/>
+        <w:numPr>
+          <w:ilvl w:val="0"/>
+          <w:numId w:val="1008"/>
+        </w:numPr>
+      </w:pPr>
+      <w:r>
+        <w:rPr>
+          <w:b/>
+          <w:bCs/>
+        </w:rPr>
+        <w:t xml:space="preserve">Purpose</w:t>
+      </w:r>
+      <w:r>
+        <w:t xml:space="preserve">: Directory path containing macro indicator files to be uploaded.</w:t>
+      </w:r>
+    </w:p>
+    <w:p>
+      <w:pPr>
+        <w:pStyle w:val="Compact"/>
+        <w:numPr>
+          <w:ilvl w:val="0"/>
+          <w:numId w:val="1008"/>
+        </w:numPr>
+      </w:pPr>
+      <w:r>
+        <w:rPr>
+          <w:b/>
+          <w:bCs/>
+        </w:rPr>
+        <w:t xml:space="preserve">Example</w:t>
+      </w:r>
+      <w:r>
+        <w:t xml:space="preserve">:</w:t>
+      </w:r>
+      <w:r>
+        <w:t xml:space="preserve"> </w:t>
+      </w:r>
+      <w:r>
+        <w:rPr>
+          <w:rStyle w:val="VerbatimChar"/>
+        </w:rPr>
+        <w:t xml:space="preserve">/home/youruser/sftpclient/macro_indicator</w:t>
+      </w:r>
+    </w:p>
+    <w:bookmarkEnd w:id="28"/>
+    <w:bookmarkStart w:id="29" w:name="sftp_local_portfolio_directory"/>
+    <w:p>
+      <w:pPr>
+        <w:pStyle w:val="Heading4"/>
+      </w:pPr>
+      <w:r>
+        <w:t xml:space="preserve">SFTP_LOCAL_PORTFOLIO_DIRECTORY</w:t>
+      </w:r>
+    </w:p>
+    <w:p>
+      <w:pPr>
+        <w:pStyle w:val="Compact"/>
+        <w:numPr>
+          <w:ilvl w:val="0"/>
+          <w:numId w:val="1009"/>
+        </w:numPr>
+      </w:pPr>
+      <w:r>
+        <w:rPr>
+          <w:b/>
+          <w:bCs/>
+        </w:rPr>
+        <w:t xml:space="preserve">Purpose</w:t>
+      </w:r>
+      <w:r>
+        <w:t xml:space="preserve">: Directory path containing portfolio files to be uploaded.</w:t>
+      </w:r>
+    </w:p>
+    <w:p>
+      <w:pPr>
+        <w:pStyle w:val="Compact"/>
+        <w:numPr>
+          <w:ilvl w:val="0"/>
+          <w:numId w:val="1009"/>
+        </w:numPr>
+      </w:pPr>
+      <w:r>
+        <w:rPr>
+          <w:b/>
+          <w:bCs/>
+        </w:rPr>
+        <w:t xml:space="preserve">Example</w:t>
+      </w:r>
+      <w:r>
+        <w:t xml:space="preserve">:</w:t>
+      </w:r>
+      <w:r>
+        <w:t xml:space="preserve"> </w:t>
+      </w:r>
+      <w:r>
+        <w:rPr>
+          <w:rStyle w:val="VerbatimChar"/>
+        </w:rPr>
+        <w:t xml:space="preserve">/home/youruser/sftpclient/portfolio</w:t>
+      </w:r>
+    </w:p>
+    <w:bookmarkEnd w:id="29"/>
+    <w:bookmarkStart w:id="30" w:name="sftp_portfolio_file_mapper"/>
+    <w:p>
+      <w:pPr>
+        <w:pStyle w:val="Heading4"/>
+      </w:pPr>
+      <w:r>
+        <w:t xml:space="preserve">SFTP_PORTFOLIO_FILE_MAPPER</w:t>
+      </w:r>
+    </w:p>
+    <w:p>
+      <w:pPr>
+        <w:pStyle w:val="Compact"/>
+        <w:numPr>
+          <w:ilvl w:val="0"/>
+          <w:numId w:val="1010"/>
+        </w:numPr>
+      </w:pPr>
+      <w:r>
+        <w:rPr>
+          <w:b/>
+          <w:bCs/>
+        </w:rPr>
+        <w:t xml:space="preserve">Purpose</w:t>
+      </w:r>
+      <w:r>
+        <w:t xml:space="preserve">: Maps external IDs to substrings in file names for portfolios, which are stored on a user’s side, enabling, enabling automatic renaming before upload.</w:t>
+      </w:r>
+      <w:r>
+        <w:t xml:space="preserve"> </w:t>
+      </w:r>
+      <w:r>
+        <w:t xml:space="preserve">There should be no hyphens/dashes in the portfolio names (e.g. Portfolio1 as below)</w:t>
+      </w:r>
+    </w:p>
+    <w:p>
+      <w:pPr>
+        <w:pStyle w:val="Compact"/>
+        <w:numPr>
+          <w:ilvl w:val="0"/>
+          <w:numId w:val="1010"/>
+        </w:numPr>
+      </w:pPr>
+      <w:r>
+        <w:rPr>
+          <w:b/>
+          <w:bCs/>
+        </w:rPr>
+        <w:t xml:space="preserve">Example</w:t>
+      </w:r>
+      <w:r>
+        <w:t xml:space="preserve">:</w:t>
       </w:r>
       <w:r>
         <w:t xml:space="preserve"> </w:t>
@@ -316,6 +753,19 @@
           <w:i/>
           <w:iCs/>
         </w:rPr>
+        <w:t xml:space="preserve">PortfolioExternalId1-Portfolio1</w:t>
+      </w:r>
+      <w:r>
+        <w:t xml:space="preserve">,</w:t>
+      </w:r>
+      <w:r>
+        <w:t xml:space="preserve"> </w:t>
+      </w:r>
+      <w:r>
+        <w:rPr>
+          <w:i/>
+          <w:iCs/>
+        </w:rPr>
         <w:t xml:space="preserve">PortfolioExternalId2-Portfolio2</w:t>
       </w:r>
     </w:p>
@@ -324,7 +774,7 @@
         <w:pStyle w:val="Compact"/>
         <w:numPr>
           <w:ilvl w:val="0"/>
-          <w:numId w:val="1003"/>
+          <w:numId w:val="1010"/>
         </w:numPr>
       </w:pPr>
       <w:r>
@@ -383,8 +833,8 @@
         <w:t xml:space="preserve">before being uploaded)</w:t>
       </w:r>
     </w:p>
-    <w:bookmarkEnd w:id="23"/>
-    <w:bookmarkStart w:id="24" w:name="Xf2655bce2f16571165a920dca7da9b047e89e88"/>
+    <w:bookmarkEnd w:id="30"/>
+    <w:bookmarkStart w:id="31" w:name="Xf2655bce2f16571165a920dca7da9b047e89e88"/>
     <w:p>
       <w:pPr>
         <w:pStyle w:val="Heading4"/>
@@ -398,7 +848,7 @@
         <w:pStyle w:val="Compact"/>
         <w:numPr>
           <w:ilvl w:val="0"/>
-          <w:numId w:val="1004"/>
+          <w:numId w:val="1011"/>
         </w:numPr>
       </w:pPr>
       <w:r>
@@ -417,7 +867,7 @@
         <w:pStyle w:val="Compact"/>
         <w:numPr>
           <w:ilvl w:val="1"/>
-          <w:numId w:val="1005"/>
+          <w:numId w:val="1012"/>
         </w:numPr>
       </w:pPr>
       <w:r>
@@ -429,7 +879,7 @@
         <w:pStyle w:val="Compact"/>
         <w:numPr>
           <w:ilvl w:val="1"/>
-          <w:numId w:val="1005"/>
+          <w:numId w:val="1012"/>
         </w:numPr>
       </w:pPr>
       <w:r>
@@ -441,7 +891,7 @@
         <w:pStyle w:val="Compact"/>
         <w:numPr>
           <w:ilvl w:val="0"/>
-          <w:numId w:val="1004"/>
+          <w:numId w:val="1011"/>
         </w:numPr>
       </w:pPr>
       <w:r>
@@ -476,8 +926,8 @@
         <w:t xml:space="preserve">(update) operation unless specified otherwise.</w:t>
       </w:r>
     </w:p>
-    <w:bookmarkEnd w:id="24"/>
-    <w:bookmarkStart w:id="25" w:name="sftp_user_indicator_file_mapper"/>
+    <w:bookmarkEnd w:id="31"/>
+    <w:bookmarkStart w:id="32" w:name="sftp_user_indicator_file_mapper"/>
     <w:p>
       <w:pPr>
         <w:pStyle w:val="Heading4"/>
@@ -491,7 +941,7 @@
         <w:pStyle w:val="Compact"/>
         <w:numPr>
           <w:ilvl w:val="0"/>
-          <w:numId w:val="1006"/>
+          <w:numId w:val="1013"/>
         </w:numPr>
       </w:pPr>
       <w:r>
@@ -510,7 +960,7 @@
         <w:pStyle w:val="Compact"/>
         <w:numPr>
           <w:ilvl w:val="0"/>
-          <w:numId w:val="1006"/>
+          <w:numId w:val="1013"/>
         </w:numPr>
       </w:pPr>
       <w:r>
@@ -552,7 +1002,7 @@
         <w:pStyle w:val="Compact"/>
         <w:numPr>
           <w:ilvl w:val="0"/>
-          <w:numId w:val="1006"/>
+          <w:numId w:val="1013"/>
         </w:numPr>
       </w:pPr>
       <w:r>
@@ -596,8 +1046,8 @@
         <w:t xml:space="preserve">and zipped before upload</w:t>
       </w:r>
     </w:p>
-    <w:bookmarkEnd w:id="25"/>
-    <w:bookmarkStart w:id="26" w:name="Xebc0dc31af3f15e83f138c086413bfda441af70"/>
+    <w:bookmarkEnd w:id="32"/>
+    <w:bookmarkStart w:id="33" w:name="Xebc0dc31af3f15e83f138c086413bfda441af70"/>
     <w:p>
       <w:pPr>
         <w:pStyle w:val="Heading4"/>
@@ -611,7 +1061,7 @@
         <w:pStyle w:val="Compact"/>
         <w:numPr>
           <w:ilvl w:val="0"/>
-          <w:numId w:val="1007"/>
+          <w:numId w:val="1014"/>
         </w:numPr>
       </w:pPr>
       <w:r>
@@ -629,8 +1079,32 @@
       <w:pPr>
         <w:pStyle w:val="Compact"/>
         <w:numPr>
+          <w:ilvl w:val="1"/>
+          <w:numId w:val="1015"/>
+        </w:numPr>
+      </w:pPr>
+      <w:r>
+        <w:t xml:space="preserve">F = replace file and delete history</w:t>
+      </w:r>
+    </w:p>
+    <w:p>
+      <w:pPr>
+        <w:pStyle w:val="Compact"/>
+        <w:numPr>
+          <w:ilvl w:val="1"/>
+          <w:numId w:val="1015"/>
+        </w:numPr>
+      </w:pPr>
+      <w:r>
+        <w:t xml:space="preserve">M = modify file</w:t>
+      </w:r>
+    </w:p>
+    <w:p>
+      <w:pPr>
+        <w:pStyle w:val="Compact"/>
+        <w:numPr>
           <w:ilvl w:val="0"/>
-          <w:numId w:val="1007"/>
+          <w:numId w:val="1014"/>
         </w:numPr>
       </w:pPr>
       <w:r>
@@ -662,8 +1136,8 @@
         <w:t xml:space="preserve">operation unless specified otherwise.</w:t>
       </w:r>
     </w:p>
-    <w:bookmarkEnd w:id="26"/>
-    <w:bookmarkStart w:id="27" w:name="sftp_macro_indicator_file_mapper"/>
+    <w:bookmarkEnd w:id="33"/>
+    <w:bookmarkStart w:id="34" w:name="sftp_macro_indicator_file_mapper"/>
     <w:p>
       <w:pPr>
         <w:pStyle w:val="Heading4"/>
@@ -677,7 +1151,7 @@
         <w:pStyle w:val="Compact"/>
         <w:numPr>
           <w:ilvl w:val="0"/>
-          <w:numId w:val="1008"/>
+          <w:numId w:val="1016"/>
         </w:numPr>
       </w:pPr>
       <w:r>
@@ -696,7 +1170,7 @@
         <w:pStyle w:val="Compact"/>
         <w:numPr>
           <w:ilvl w:val="0"/>
-          <w:numId w:val="1008"/>
+          <w:numId w:val="1016"/>
         </w:numPr>
       </w:pPr>
       <w:r>
@@ -738,7 +1212,7 @@
         <w:pStyle w:val="Compact"/>
         <w:numPr>
           <w:ilvl w:val="0"/>
-          <w:numId w:val="1008"/>
+          <w:numId w:val="1016"/>
         </w:numPr>
       </w:pPr>
       <w:r>
@@ -776,8 +1250,8 @@
         <w:t xml:space="preserve">MacroExternalId1-[timestamp]-[operation].csv</w:t>
       </w:r>
     </w:p>
-    <w:bookmarkEnd w:id="27"/>
-    <w:bookmarkStart w:id="28" w:name="Xc97dc3dd1b5e7dc8bf1f434c63922d70f72bd00"/>
+    <w:bookmarkEnd w:id="34"/>
+    <w:bookmarkStart w:id="35" w:name="Xc97dc3dd1b5e7dc8bf1f434c63922d70f72bd00"/>
     <w:p>
       <w:pPr>
         <w:pStyle w:val="Heading4"/>
@@ -791,7 +1265,7 @@
         <w:pStyle w:val="Compact"/>
         <w:numPr>
           <w:ilvl w:val="0"/>
-          <w:numId w:val="1009"/>
+          <w:numId w:val="1017"/>
         </w:numPr>
       </w:pPr>
       <w:r>
@@ -810,7 +1284,7 @@
         <w:pStyle w:val="Compact"/>
         <w:numPr>
           <w:ilvl w:val="0"/>
-          <w:numId w:val="1009"/>
+          <w:numId w:val="1017"/>
         </w:numPr>
       </w:pPr>
       <w:r>
@@ -882,9 +1356,9 @@
         </w:pict>
       </w:r>
     </w:p>
-    <w:bookmarkEnd w:id="28"/>
-    <w:bookmarkEnd w:id="29"/>
-    <w:bookmarkStart w:id="30" w:name="manual-execution-steps"/>
+    <w:bookmarkEnd w:id="35"/>
+    <w:bookmarkEnd w:id="36"/>
+    <w:bookmarkStart w:id="37" w:name="manual-execution-steps"/>
     <w:p>
       <w:pPr>
         <w:pStyle w:val="Heading2"/>
@@ -901,7 +1375,7 @@
       <w:pPr>
         <w:numPr>
           <w:ilvl w:val="0"/>
-          <w:numId w:val="1010"/>
+          <w:numId w:val="1018"/>
         </w:numPr>
       </w:pPr>
       <w:r>
@@ -927,7 +1401,7 @@
       <w:pPr>
         <w:numPr>
           <w:ilvl w:val="0"/>
-          <w:numId w:val="1010"/>
+          <w:numId w:val="1018"/>
         </w:numPr>
       </w:pPr>
       <w:r>
@@ -946,7 +1420,7 @@
         <w:pStyle w:val="Compact"/>
         <w:numPr>
           <w:ilvl w:val="1"/>
-          <w:numId w:val="1011"/>
+          <w:numId w:val="1019"/>
         </w:numPr>
       </w:pPr>
       <w:r>
@@ -970,7 +1444,7 @@
         <w:pStyle w:val="Compact"/>
         <w:numPr>
           <w:ilvl w:val="1"/>
-          <w:numId w:val="1011"/>
+          <w:numId w:val="1019"/>
         </w:numPr>
       </w:pPr>
       <w:r>
@@ -1008,7 +1482,7 @@
       <w:pPr>
         <w:numPr>
           <w:ilvl w:val="0"/>
-          <w:numId w:val="1010"/>
+          <w:numId w:val="1018"/>
         </w:numPr>
       </w:pPr>
       <w:r>
@@ -1023,7 +1497,7 @@
       <w:pPr>
         <w:numPr>
           <w:ilvl w:val="1"/>
-          <w:numId w:val="1012"/>
+          <w:numId w:val="1020"/>
         </w:numPr>
       </w:pPr>
       <w:r>
@@ -1049,7 +1523,7 @@
       <w:pPr>
         <w:numPr>
           <w:ilvl w:val="0"/>
-          <w:numId w:val="1010"/>
+          <w:numId w:val="1018"/>
         </w:numPr>
       </w:pPr>
       <w:r>
@@ -1065,7 +1539,7 @@
         <w:pStyle w:val="Compact"/>
         <w:numPr>
           <w:ilvl w:val="1"/>
-          <w:numId w:val="1013"/>
+          <w:numId w:val="1021"/>
         </w:numPr>
       </w:pPr>
       <w:r>
@@ -1091,8 +1565,8 @@
         </w:pict>
       </w:r>
     </w:p>
-    <w:bookmarkEnd w:id="30"/>
-    <w:bookmarkStart w:id="31" w:name="Xc03131bb323849740b30e5cac00ee95021fcbf2"/>
+    <w:bookmarkEnd w:id="37"/>
+    <w:bookmarkStart w:id="38" w:name="Xc03131bb323849740b30e5cac00ee95021fcbf2"/>
     <w:p>
       <w:pPr>
         <w:pStyle w:val="Heading2"/>
@@ -1121,7 +1595,7 @@
         <w:pStyle w:val="Compact"/>
         <w:numPr>
           <w:ilvl w:val="0"/>
-          <w:numId w:val="1014"/>
+          <w:numId w:val="1022"/>
         </w:numPr>
       </w:pPr>
       <w:r>
@@ -1137,7 +1611,7 @@
         <w:pStyle w:val="Compact"/>
         <w:numPr>
           <w:ilvl w:val="1"/>
-          <w:numId w:val="1015"/>
+          <w:numId w:val="1023"/>
         </w:numPr>
       </w:pPr>
       <w:r>
@@ -1176,7 +1650,7 @@
         <w:pStyle w:val="Compact"/>
         <w:numPr>
           <w:ilvl w:val="0"/>
-          <w:numId w:val="1014"/>
+          <w:numId w:val="1022"/>
         </w:numPr>
       </w:pPr>
       <w:r>
@@ -1191,7 +1665,7 @@
       <w:pPr>
         <w:numPr>
           <w:ilvl w:val="1"/>
-          <w:numId w:val="1016"/>
+          <w:numId w:val="1024"/>
         </w:numPr>
       </w:pPr>
       <w:r>
@@ -1233,7 +1707,7 @@
         <w:pStyle w:val="Compact"/>
         <w:numPr>
           <w:ilvl w:val="0"/>
-          <w:numId w:val="1014"/>
+          <w:numId w:val="1022"/>
         </w:numPr>
       </w:pPr>
       <w:r>
@@ -1248,7 +1722,7 @@
       <w:pPr>
         <w:numPr>
           <w:ilvl w:val="1"/>
-          <w:numId w:val="1017"/>
+          <w:numId w:val="1025"/>
         </w:numPr>
       </w:pPr>
       <w:r>
@@ -1289,8 +1763,8 @@
         </w:pict>
       </w:r>
     </w:p>
-    <w:bookmarkEnd w:id="31"/>
-    <w:bookmarkStart w:id="32" w:name="remove-the-scheduled-task"/>
+    <w:bookmarkEnd w:id="38"/>
+    <w:bookmarkStart w:id="39" w:name="remove-the-scheduled-task"/>
     <w:p>
       <w:pPr>
         <w:pStyle w:val="Heading2"/>
@@ -1304,7 +1778,7 @@
         <w:pStyle w:val="Compact"/>
         <w:numPr>
           <w:ilvl w:val="0"/>
-          <w:numId w:val="1018"/>
+          <w:numId w:val="1026"/>
         </w:numPr>
       </w:pPr>
       <w:r>
@@ -1319,7 +1793,7 @@
       <w:pPr>
         <w:numPr>
           <w:ilvl w:val="1"/>
-          <w:numId w:val="1019"/>
+          <w:numId w:val="1027"/>
         </w:numPr>
       </w:pPr>
       <w:r>
@@ -1361,7 +1835,7 @@
         <w:pStyle w:val="Compact"/>
         <w:numPr>
           <w:ilvl w:val="0"/>
-          <w:numId w:val="1018"/>
+          <w:numId w:val="1026"/>
         </w:numPr>
       </w:pPr>
       <w:r>
@@ -1376,7 +1850,7 @@
       <w:pPr>
         <w:numPr>
           <w:ilvl w:val="1"/>
-          <w:numId w:val="1020"/>
+          <w:numId w:val="1028"/>
         </w:numPr>
       </w:pPr>
       <w:r>
@@ -1417,8 +1891,8 @@
         </w:pict>
       </w:r>
     </w:p>
-    <w:bookmarkEnd w:id="32"/>
-    <w:bookmarkStart w:id="33" w:name="X175af527c56a2da5da420e508c20ac454fc9de6"/>
+    <w:bookmarkEnd w:id="39"/>
+    <w:bookmarkStart w:id="40" w:name="X175af527c56a2da5da420e508c20ac454fc9de6"/>
     <w:p>
       <w:pPr>
         <w:pStyle w:val="Heading2"/>
@@ -1447,7 +1921,7 @@
         <w:pStyle w:val="Compact"/>
         <w:numPr>
           <w:ilvl w:val="0"/>
-          <w:numId w:val="1021"/>
+          <w:numId w:val="1029"/>
         </w:numPr>
       </w:pPr>
       <w:r>
@@ -1463,7 +1937,7 @@
         <w:pStyle w:val="Compact"/>
         <w:numPr>
           <w:ilvl w:val="1"/>
-          <w:numId w:val="1022"/>
+          <w:numId w:val="1030"/>
         </w:numPr>
       </w:pPr>
       <w:r>
@@ -1502,7 +1976,7 @@
         <w:pStyle w:val="Compact"/>
         <w:numPr>
           <w:ilvl w:val="0"/>
-          <w:numId w:val="1021"/>
+          <w:numId w:val="1029"/>
         </w:numPr>
       </w:pPr>
       <w:r>
@@ -1517,7 +1991,7 @@
       <w:pPr>
         <w:numPr>
           <w:ilvl w:val="1"/>
-          <w:numId w:val="1023"/>
+          <w:numId w:val="1031"/>
         </w:numPr>
       </w:pPr>
       <w:r>
@@ -1574,7 +2048,7 @@
         <w:pStyle w:val="Compact"/>
         <w:numPr>
           <w:ilvl w:val="0"/>
-          <w:numId w:val="1021"/>
+          <w:numId w:val="1029"/>
         </w:numPr>
       </w:pPr>
       <w:r>
@@ -1589,7 +2063,7 @@
       <w:pPr>
         <w:numPr>
           <w:ilvl w:val="1"/>
-          <w:numId w:val="1024"/>
+          <w:numId w:val="1032"/>
         </w:numPr>
       </w:pPr>
       <w:r>
@@ -1660,8 +2134,8 @@
         </w:pict>
       </w:r>
     </w:p>
-    <w:bookmarkEnd w:id="33"/>
-    <w:bookmarkStart w:id="34" w:name="remove-the-scheduled-task-1"/>
+    <w:bookmarkEnd w:id="40"/>
+    <w:bookmarkStart w:id="41" w:name="remove-the-scheduled-task-1"/>
     <w:p>
       <w:pPr>
         <w:pStyle w:val="Heading2"/>
@@ -1675,7 +2149,7 @@
         <w:pStyle w:val="Compact"/>
         <w:numPr>
           <w:ilvl w:val="0"/>
-          <w:numId w:val="1025"/>
+          <w:numId w:val="1033"/>
         </w:numPr>
       </w:pPr>
       <w:r>
@@ -1690,7 +2164,7 @@
       <w:pPr>
         <w:numPr>
           <w:ilvl w:val="1"/>
-          <w:numId w:val="1026"/>
+          <w:numId w:val="1034"/>
         </w:numPr>
       </w:pPr>
       <w:r>
@@ -1747,7 +2221,7 @@
         <w:pStyle w:val="Compact"/>
         <w:numPr>
           <w:ilvl w:val="0"/>
-          <w:numId w:val="1025"/>
+          <w:numId w:val="1033"/>
         </w:numPr>
       </w:pPr>
       <w:r>
@@ -1762,7 +2236,7 @@
       <w:pPr>
         <w:numPr>
           <w:ilvl w:val="1"/>
-          <w:numId w:val="1027"/>
+          <w:numId w:val="1035"/>
         </w:numPr>
       </w:pPr>
       <w:r>
@@ -1833,8 +2307,8 @@
         </w:pict>
       </w:r>
     </w:p>
-    <w:bookmarkEnd w:id="34"/>
-    <w:bookmarkStart w:id="35" w:name="important-notes"/>
+    <w:bookmarkEnd w:id="41"/>
+    <w:bookmarkStart w:id="42" w:name="important-notes"/>
     <w:p>
       <w:pPr>
         <w:pStyle w:val="Heading2"/>
@@ -1860,7 +2334,7 @@
         <w:pStyle w:val="Compact"/>
         <w:numPr>
           <w:ilvl w:val="0"/>
-          <w:numId w:val="1028"/>
+          <w:numId w:val="1036"/>
         </w:numPr>
       </w:pPr>
       <w:r>
@@ -1935,7 +2409,7 @@
         <w:pStyle w:val="Compact"/>
         <w:numPr>
           <w:ilvl w:val="0"/>
-          <w:numId w:val="1028"/>
+          <w:numId w:val="1036"/>
         </w:numPr>
       </w:pPr>
       <w:r>
@@ -1998,7 +2472,7 @@
         <w:pStyle w:val="Compact"/>
         <w:numPr>
           <w:ilvl w:val="0"/>
-          <w:numId w:val="1028"/>
+          <w:numId w:val="1036"/>
         </w:numPr>
       </w:pPr>
       <w:r>
@@ -2024,8 +2498,8 @@
         </w:pict>
       </w:r>
     </w:p>
-    <w:bookmarkEnd w:id="35"/>
-    <w:bookmarkStart w:id="36" w:name="file-structure"/>
+    <w:bookmarkEnd w:id="42"/>
+    <w:bookmarkStart w:id="43" w:name="file-structure"/>
     <w:p>
       <w:pPr>
         <w:pStyle w:val="Heading2"/>
@@ -2150,8 +2624,8 @@
         </w:pict>
       </w:r>
     </w:p>
-    <w:bookmarkEnd w:id="36"/>
-    <w:bookmarkStart w:id="37" w:name="troubleshooting"/>
+    <w:bookmarkEnd w:id="43"/>
+    <w:bookmarkStart w:id="44" w:name="troubleshooting"/>
     <w:p>
       <w:pPr>
         <w:pStyle w:val="Heading2"/>
@@ -2164,7 +2638,7 @@
       <w:pPr>
         <w:numPr>
           <w:ilvl w:val="0"/>
-          <w:numId w:val="1029"/>
+          <w:numId w:val="1037"/>
         </w:numPr>
       </w:pPr>
       <w:r>
@@ -2178,14 +2652,14 @@
         <w:t xml:space="preserve"> </w:t>
       </w:r>
       <w:r>
-        <w:t xml:space="preserve">Ensure the jre folder is present and correctly populated.</w:t>
+        <w:t xml:space="preserve">Ensure the jre folder is present.</w:t>
       </w:r>
     </w:p>
     <w:p>
       <w:pPr>
         <w:numPr>
           <w:ilvl w:val="0"/>
-          <w:numId w:val="1029"/>
+          <w:numId w:val="1037"/>
         </w:numPr>
       </w:pPr>
       <w:r>
@@ -2206,7 +2680,7 @@
       <w:pPr>
         <w:numPr>
           <w:ilvl w:val="0"/>
-          <w:numId w:val="1029"/>
+          <w:numId w:val="1037"/>
         </w:numPr>
       </w:pPr>
       <w:r>
@@ -2223,8 +2697,8 @@
         <w:t xml:space="preserve">Double-check the variables in run_ubuntu.sh for typos or invalid values.</w:t>
       </w:r>
     </w:p>
-    <w:bookmarkEnd w:id="37"/>
-    <w:bookmarkEnd w:id="38"/>
+    <w:bookmarkEnd w:id="44"/>
+    <w:bookmarkEnd w:id="45"/>
     <w:sectPr>
       <w:headerReference r:id="rId9" w:type="default"/>
       <w:footerReference r:id="rId10" w:type="default"/>
@@ -2460,7 +2934,14 @@
   <w:p>
     <w:pPr>
       <w:pStyle w:val="Header"/>
-      <w:rPr>
+      <w:tabs>
+        <w:tab w:val="left" w:pos="1418"/>
+      </w:tabs>
+      <w:rPr>
+        <w:rFonts w:ascii="Aptos" w:hAnsi="Aptos"/>
+        <w:b/>
+        <w:bCs/>
+        <w:smallCaps/>
         <w:sz w:val="28"/>
         <w:szCs w:val="28"/>
       </w:rPr>
@@ -6180,34 +6661,7 @@
     <w:abstractNumId w:val="991"/>
   </w:num>
   <w:num w:numId="1010">
-    <w:abstractNumId w:val="99411"/>
-    <w:lvlOverride w:ilvl="0">
-      <w:startOverride w:val="1"/>
-    </w:lvlOverride>
-    <w:lvlOverride w:ilvl="1">
-      <w:startOverride w:val="1"/>
-    </w:lvlOverride>
-    <w:lvlOverride w:ilvl="2">
-      <w:startOverride w:val="1"/>
-    </w:lvlOverride>
-    <w:lvlOverride w:ilvl="3">
-      <w:startOverride w:val="1"/>
-    </w:lvlOverride>
-    <w:lvlOverride w:ilvl="4">
-      <w:startOverride w:val="1"/>
-    </w:lvlOverride>
-    <w:lvlOverride w:ilvl="5">
-      <w:startOverride w:val="1"/>
-    </w:lvlOverride>
-    <w:lvlOverride w:ilvl="6">
-      <w:startOverride w:val="1"/>
-    </w:lvlOverride>
-    <w:lvlOverride w:ilvl="7">
-      <w:startOverride w:val="1"/>
-    </w:lvlOverride>
-    <w:lvlOverride w:ilvl="8">
-      <w:startOverride w:val="1"/>
-    </w:lvlOverride>
+    <w:abstractNumId w:val="991"/>
   </w:num>
   <w:num w:numId="1011">
     <w:abstractNumId w:val="991"/>
@@ -6219,34 +6673,7 @@
     <w:abstractNumId w:val="991"/>
   </w:num>
   <w:num w:numId="1014">
-    <w:abstractNumId w:val="99411"/>
-    <w:lvlOverride w:ilvl="0">
-      <w:startOverride w:val="1"/>
-    </w:lvlOverride>
-    <w:lvlOverride w:ilvl="1">
-      <w:startOverride w:val="1"/>
-    </w:lvlOverride>
-    <w:lvlOverride w:ilvl="2">
-      <w:startOverride w:val="1"/>
-    </w:lvlOverride>
-    <w:lvlOverride w:ilvl="3">
-      <w:startOverride w:val="1"/>
-    </w:lvlOverride>
-    <w:lvlOverride w:ilvl="4">
-      <w:startOverride w:val="1"/>
-    </w:lvlOverride>
-    <w:lvlOverride w:ilvl="5">
-      <w:startOverride w:val="1"/>
-    </w:lvlOverride>
-    <w:lvlOverride w:ilvl="6">
-      <w:startOverride w:val="1"/>
-    </w:lvlOverride>
-    <w:lvlOverride w:ilvl="7">
-      <w:startOverride w:val="1"/>
-    </w:lvlOverride>
-    <w:lvlOverride w:ilvl="8">
-      <w:startOverride w:val="1"/>
-    </w:lvlOverride>
+    <w:abstractNumId w:val="991"/>
   </w:num>
   <w:num w:numId="1015">
     <w:abstractNumId w:val="991"/>
@@ -6294,6 +6721,9 @@
     <w:abstractNumId w:val="991"/>
   </w:num>
   <w:num w:numId="1021">
+    <w:abstractNumId w:val="991"/>
+  </w:num>
+  <w:num w:numId="1022">
     <w:abstractNumId w:val="99411"/>
     <w:lvlOverride w:ilvl="0">
       <w:startOverride w:val="1"/>
@@ -6323,9 +6753,6 @@
       <w:startOverride w:val="1"/>
     </w:lvlOverride>
   </w:num>
-  <w:num w:numId="1022">
-    <w:abstractNumId w:val="991"/>
-  </w:num>
   <w:num w:numId="1023">
     <w:abstractNumId w:val="991"/>
   </w:num>
@@ -6333,6 +6760,9 @@
     <w:abstractNumId w:val="991"/>
   </w:num>
   <w:num w:numId="1025">
+    <w:abstractNumId w:val="991"/>
+  </w:num>
+  <w:num w:numId="1026">
     <w:abstractNumId w:val="99411"/>
     <w:lvlOverride w:ilvl="0">
       <w:startOverride w:val="1"/>
@@ -6362,9 +6792,6 @@
       <w:startOverride w:val="1"/>
     </w:lvlOverride>
   </w:num>
-  <w:num w:numId="1026">
-    <w:abstractNumId w:val="991"/>
-  </w:num>
   <w:num w:numId="1027">
     <w:abstractNumId w:val="991"/>
   </w:num>
@@ -6372,6 +6799,84 @@
     <w:abstractNumId w:val="991"/>
   </w:num>
   <w:num w:numId="1029">
+    <w:abstractNumId w:val="99411"/>
+    <w:lvlOverride w:ilvl="0">
+      <w:startOverride w:val="1"/>
+    </w:lvlOverride>
+    <w:lvlOverride w:ilvl="1">
+      <w:startOverride w:val="1"/>
+    </w:lvlOverride>
+    <w:lvlOverride w:ilvl="2">
+      <w:startOverride w:val="1"/>
+    </w:lvlOverride>
+    <w:lvlOverride w:ilvl="3">
+      <w:startOverride w:val="1"/>
+    </w:lvlOverride>
+    <w:lvlOverride w:ilvl="4">
+      <w:startOverride w:val="1"/>
+    </w:lvlOverride>
+    <w:lvlOverride w:ilvl="5">
+      <w:startOverride w:val="1"/>
+    </w:lvlOverride>
+    <w:lvlOverride w:ilvl="6">
+      <w:startOverride w:val="1"/>
+    </w:lvlOverride>
+    <w:lvlOverride w:ilvl="7">
+      <w:startOverride w:val="1"/>
+    </w:lvlOverride>
+    <w:lvlOverride w:ilvl="8">
+      <w:startOverride w:val="1"/>
+    </w:lvlOverride>
+  </w:num>
+  <w:num w:numId="1030">
+    <w:abstractNumId w:val="991"/>
+  </w:num>
+  <w:num w:numId="1031">
+    <w:abstractNumId w:val="991"/>
+  </w:num>
+  <w:num w:numId="1032">
+    <w:abstractNumId w:val="991"/>
+  </w:num>
+  <w:num w:numId="1033">
+    <w:abstractNumId w:val="99411"/>
+    <w:lvlOverride w:ilvl="0">
+      <w:startOverride w:val="1"/>
+    </w:lvlOverride>
+    <w:lvlOverride w:ilvl="1">
+      <w:startOverride w:val="1"/>
+    </w:lvlOverride>
+    <w:lvlOverride w:ilvl="2">
+      <w:startOverride w:val="1"/>
+    </w:lvlOverride>
+    <w:lvlOverride w:ilvl="3">
+      <w:startOverride w:val="1"/>
+    </w:lvlOverride>
+    <w:lvlOverride w:ilvl="4">
+      <w:startOverride w:val="1"/>
+    </w:lvlOverride>
+    <w:lvlOverride w:ilvl="5">
+      <w:startOverride w:val="1"/>
+    </w:lvlOverride>
+    <w:lvlOverride w:ilvl="6">
+      <w:startOverride w:val="1"/>
+    </w:lvlOverride>
+    <w:lvlOverride w:ilvl="7">
+      <w:startOverride w:val="1"/>
+    </w:lvlOverride>
+    <w:lvlOverride w:ilvl="8">
+      <w:startOverride w:val="1"/>
+    </w:lvlOverride>
+  </w:num>
+  <w:num w:numId="1034">
+    <w:abstractNumId w:val="991"/>
+  </w:num>
+  <w:num w:numId="1035">
+    <w:abstractNumId w:val="991"/>
+  </w:num>
+  <w:num w:numId="1036">
+    <w:abstractNumId w:val="991"/>
+  </w:num>
+  <w:num w:numId="1037">
     <w:abstractNumId w:val="991"/>
   </w:num>
 </w:numbering>

--- a/docx-readme/README_UBUNTU.docx
+++ b/docx-readme/README_UBUNTU.docx
@@ -44,7 +44,7 @@
       </w:r>
     </w:p>
     <w:bookmarkEnd w:id="21"/>
-    <w:bookmarkStart w:id="45" w:name="Xac340c0f402aebbe629e9a9d59f0b2059867932"/>
+    <w:bookmarkStart w:id="52" w:name="Xac340c0f402aebbe629e9a9d59f0b2059867932"/>
     <w:p>
       <w:pPr>
         <w:pStyle w:val="Heading1"/>
@@ -82,9 +82,11 @@
         </w:rPr>
         <w:t xml:space="preserve">05:00 AM is configured in the local time zone. It is recommended to adjust the schedule so that file uploads occur at 5:00 AM UTC.</w:t>
       </w:r>
-      <w:r>
-        <w:t xml:space="preserve"> </w:t>
-      </w:r>
+    </w:p>
+    <w:p>
+      <w:pPr>
+        <w:pStyle w:val="BodyText"/>
+      </w:pPr>
       <w:r>
         <w:rPr>
           <w:b/>
@@ -110,17 +112,35 @@
         </w:pict>
       </w:r>
     </w:p>
-    <w:bookmarkStart w:id="22" w:name="prerequisites"/>
+    <w:bookmarkStart w:id="26" w:name="single-user-and-multi-user-modes"/>
     <w:p>
       <w:pPr>
         <w:pStyle w:val="Heading2"/>
       </w:pPr>
       <w:r>
-        <w:t xml:space="preserve">Prerequisites</w:t>
-      </w:r>
-    </w:p>
-    <w:p>
-      <w:pPr>
+        <w:t xml:space="preserve">Single-User and Multi-User Modes</w:t>
+      </w:r>
+    </w:p>
+    <w:p>
+      <w:pPr>
+        <w:pStyle w:val="FirstParagraph"/>
+      </w:pPr>
+      <w:r>
+        <w:t xml:space="preserve">SftpClient supports two operational modes:</w:t>
+      </w:r>
+    </w:p>
+    <w:bookmarkStart w:id="22" w:name="single-user-mode"/>
+    <w:p>
+      <w:pPr>
+        <w:pStyle w:val="Heading3"/>
+      </w:pPr>
+      <w:r>
+        <w:t xml:space="preserve">1. Single-User Mode</w:t>
+      </w:r>
+    </w:p>
+    <w:p>
+      <w:pPr>
+        <w:pStyle w:val="Compact"/>
         <w:numPr>
           <w:ilvl w:val="0"/>
           <w:numId w:val="1001"/>
@@ -131,41 +151,101 @@
           <w:b/>
           <w:bCs/>
         </w:rPr>
-        <w:t xml:space="preserve">Java Runtime Environment (JRE)</w:t>
-      </w:r>
-      <w:r>
-        <w:t xml:space="preserve"> </w:t>
-      </w:r>
-      <w:r>
-        <w:t xml:space="preserve">Ensure the jre folder is included in the same directory as the SftpClient.jar.</w:t>
-      </w:r>
-    </w:p>
-    <w:p>
-      <w:pPr>
+        <w:t xml:space="preserve">Default mode</w:t>
+      </w:r>
+      <w:r>
+        <w:t xml:space="preserve"> </w:t>
+      </w:r>
+      <w:r>
+        <w:t xml:space="preserve">when only one username is provided in the SFTP_USER variable</w:t>
+      </w:r>
+    </w:p>
+    <w:p>
+      <w:pPr>
+        <w:pStyle w:val="Compact"/>
         <w:numPr>
           <w:ilvl w:val="0"/>
           <w:numId w:val="1001"/>
         </w:numPr>
       </w:pPr>
       <w:r>
+        <w:t xml:space="preserve">All files are uploaded using a single SFTP account</w:t>
+      </w:r>
+    </w:p>
+    <w:p>
+      <w:pPr>
+        <w:pStyle w:val="Compact"/>
+        <w:numPr>
+          <w:ilvl w:val="0"/>
+          <w:numId w:val="1001"/>
+        </w:numPr>
+      </w:pPr>
+      <w:r>
+        <w:t xml:space="preserve">Files are taken directly from the main directories (user_indicator, macro_indicator, portfolio)</w:t>
+      </w:r>
+    </w:p>
+    <w:bookmarkEnd w:id="22"/>
+    <w:bookmarkStart w:id="25" w:name="multi-user-mode"/>
+    <w:p>
+      <w:pPr>
+        <w:pStyle w:val="Heading3"/>
+      </w:pPr>
+      <w:r>
+        <w:t xml:space="preserve">2. Multi-User Mode</w:t>
+      </w:r>
+    </w:p>
+    <w:p>
+      <w:pPr>
+        <w:pStyle w:val="Compact"/>
+        <w:numPr>
+          <w:ilvl w:val="0"/>
+          <w:numId w:val="1002"/>
+        </w:numPr>
+      </w:pPr>
+      <w:r>
         <w:rPr>
           <w:b/>
           <w:bCs/>
         </w:rPr>
-        <w:t xml:space="preserve">Environment Variables</w:t>
-      </w:r>
-      <w:r>
-        <w:t xml:space="preserve"> </w:t>
-      </w:r>
-      <w:r>
-        <w:t xml:space="preserve">The run_ubuntu.sh script requires several environment variables to be set. Update these to match your environment before execution.</w:t>
-      </w:r>
-    </w:p>
-    <w:p>
-      <w:pPr>
+        <w:t xml:space="preserve">Activated automatically</w:t>
+      </w:r>
+      <w:r>
+        <w:t xml:space="preserve"> </w:t>
+      </w:r>
+      <w:r>
+        <w:t xml:space="preserve">when multiple comma-separated usernames are provided in SFTP_USER</w:t>
+      </w:r>
+    </w:p>
+    <w:p>
+      <w:pPr>
+        <w:pStyle w:val="Compact"/>
         <w:numPr>
           <w:ilvl w:val="0"/>
-          <w:numId w:val="1001"/>
+          <w:numId w:val="1002"/>
+        </w:numPr>
+      </w:pPr>
+      <w:r>
+        <w:t xml:space="preserve">Files are distributed to and uploaded from user-specific subdirectories</w:t>
+      </w:r>
+    </w:p>
+    <w:p>
+      <w:pPr>
+        <w:pStyle w:val="Compact"/>
+        <w:numPr>
+          <w:ilvl w:val="0"/>
+          <w:numId w:val="1002"/>
+        </w:numPr>
+      </w:pPr>
+      <w:r>
+        <w:t xml:space="preserve">Each user’s files are uploaded using their respective SFTP credentials</w:t>
+      </w:r>
+    </w:p>
+    <w:p>
+      <w:pPr>
+        <w:pStyle w:val="Compact"/>
+        <w:numPr>
+          <w:ilvl w:val="0"/>
+          <w:numId w:val="1002"/>
         </w:numPr>
       </w:pPr>
       <w:r>
@@ -173,67 +253,193 @@
           <w:b/>
           <w:bCs/>
         </w:rPr>
-        <w:t xml:space="preserve">Required Folders</w:t>
-      </w:r>
-      <w:r>
-        <w:t xml:space="preserve"> </w:t>
-      </w:r>
-      <w:r>
-        <w:t xml:space="preserve">The following folders in the root directory of the application (created during the zip packaging) are used by default for file uploads:</w:t>
+        <w:t xml:space="preserve">Important:</w:t>
+      </w:r>
+      <w:r>
+        <w:t xml:space="preserve"> </w:t>
+      </w:r>
+      <w:r>
+        <w:t xml:space="preserve">User-specific subdirectories are created automatically with the same names as the SFTP usernames</w:t>
+      </w:r>
+    </w:p>
+    <w:bookmarkStart w:id="23" w:name="how-multi-user-mode-works"/>
+    <w:p>
+      <w:pPr>
+        <w:pStyle w:val="Heading4"/>
+      </w:pPr>
+      <w:r>
+        <w:t xml:space="preserve">How Multi-User Mode Works:</w:t>
       </w:r>
     </w:p>
     <w:p>
       <w:pPr>
         <w:pStyle w:val="Compact"/>
         <w:numPr>
-          <w:ilvl w:val="1"/>
-          <w:numId w:val="1002"/>
-        </w:numPr>
-      </w:pPr>
+          <w:ilvl w:val="0"/>
+          <w:numId w:val="1003"/>
+        </w:numPr>
+      </w:pPr>
+      <w:r>
+        <w:t xml:space="preserve">When multiple users are detected, the application creates user-specific subdirectories in each main directory</w:t>
+      </w:r>
+    </w:p>
+    <w:p>
+      <w:pPr>
+        <w:pStyle w:val="Compact"/>
+        <w:numPr>
+          <w:ilvl w:val="0"/>
+          <w:numId w:val="1003"/>
+        </w:numPr>
+      </w:pPr>
+      <w:r>
+        <w:t xml:space="preserve">Files from the main directories are copied to each user’s subdirectory</w:t>
+      </w:r>
+    </w:p>
+    <w:p>
+      <w:pPr>
+        <w:pStyle w:val="Compact"/>
+        <w:numPr>
+          <w:ilvl w:val="0"/>
+          <w:numId w:val="1003"/>
+        </w:numPr>
+      </w:pPr>
+      <w:r>
+        <w:t xml:space="preserve">Files are uploaded separately for each user using their respective usernames and the same private and public keys</w:t>
+      </w:r>
+    </w:p>
+    <w:p>
+      <w:pPr>
+        <w:pStyle w:val="Compact"/>
+        <w:numPr>
+          <w:ilvl w:val="0"/>
+          <w:numId w:val="1003"/>
+        </w:numPr>
+      </w:pPr>
+      <w:r>
+        <w:rPr>
+          <w:b/>
+          <w:bCs/>
+        </w:rPr>
+        <w:t xml:space="preserve">Directory structure is automatically created</w:t>
+      </w:r>
+      <w:r>
+        <w:t xml:space="preserve"> </w:t>
+      </w:r>
+      <w:r>
+        <w:t xml:space="preserve">- if directories don’t exist, they will be created during execution</w:t>
+      </w:r>
+    </w:p>
+    <w:bookmarkEnd w:id="23"/>
+    <w:bookmarkStart w:id="24" w:name="setting-up-multi-user-mode"/>
+    <w:p>
+      <w:pPr>
+        <w:pStyle w:val="Heading4"/>
+      </w:pPr>
+      <w:r>
+        <w:t xml:space="preserve">Setting Up Multi-User Mode:</w:t>
+      </w:r>
+    </w:p>
+    <w:p>
+      <w:pPr>
+        <w:pStyle w:val="FirstParagraph"/>
+      </w:pPr>
+      <w:r>
+        <w:t xml:space="preserve">Update the</w:t>
+      </w:r>
+      <w:r>
+        <w:t xml:space="preserve"> </w:t>
+      </w:r>
       <w:r>
         <w:rPr>
           <w:rStyle w:val="VerbatimChar"/>
         </w:rPr>
-        <w:t xml:space="preserve">portfolio</w:t>
-      </w:r>
-      <w:r>
-        <w:t xml:space="preserve">: for portfolio files.</w:t>
-      </w:r>
-    </w:p>
-    <w:p>
-      <w:pPr>
-        <w:pStyle w:val="Compact"/>
-        <w:numPr>
-          <w:ilvl w:val="1"/>
-          <w:numId w:val="1002"/>
-        </w:numPr>
-      </w:pPr>
+        <w:t xml:space="preserve">SFTP_USER</w:t>
+      </w:r>
+      <w:r>
+        <w:t xml:space="preserve"> </w:t>
+      </w:r>
+      <w:r>
+        <w:t xml:space="preserve">environment variable in</w:t>
+      </w:r>
+      <w:r>
+        <w:t xml:space="preserve"> </w:t>
+      </w:r>
       <w:r>
         <w:rPr>
           <w:rStyle w:val="VerbatimChar"/>
         </w:rPr>
-        <w:t xml:space="preserve">user_indicator</w:t>
-      </w:r>
-      <w:r>
-        <w:t xml:space="preserve">: for stock-related indicator files.</w:t>
-      </w:r>
-    </w:p>
-    <w:p>
-      <w:pPr>
-        <w:pStyle w:val="Compact"/>
-        <w:numPr>
-          <w:ilvl w:val="1"/>
-          <w:numId w:val="1002"/>
-        </w:numPr>
-      </w:pPr>
-      <w:r>
-        <w:rPr>
-          <w:rStyle w:val="VerbatimChar"/>
-        </w:rPr>
-        <w:t xml:space="preserve">macro_indicator</w:t>
-      </w:r>
-      <w:r>
-        <w:t xml:space="preserve">: for macro indicator files.</w:t>
+        <w:t xml:space="preserve">run_macos.command</w:t>
+      </w:r>
+      <w:r>
+        <w:t xml:space="preserve"> </w:t>
+      </w:r>
+      <w:r>
+        <w:t xml:space="preserve">with comma-separated usernames:</w:t>
+      </w:r>
+    </w:p>
+    <w:p>
+      <w:pPr>
+        <w:pStyle w:val="SourceCode"/>
+      </w:pPr>
+      <w:r>
+        <w:rPr>
+          <w:rStyle w:val="CommentTok"/>
+        </w:rPr>
+        <w:t xml:space="preserve"># SFTP username(s) for authentication</w:t>
+      </w:r>
+      <w:r>
+        <w:br/>
+      </w:r>
+      <w:r>
+        <w:rPr>
+          <w:rStyle w:val="CommentTok"/>
+        </w:rPr>
+        <w:t xml:space="preserve"># For single user: export SFTP_USER=username</w:t>
+      </w:r>
+      <w:r>
+        <w:br/>
+      </w:r>
+      <w:r>
+        <w:rPr>
+          <w:rStyle w:val="CommentTok"/>
+        </w:rPr>
+        <w:t xml:space="preserve"># For multiple users: separate with commas, e.g., "user1,user2,user3"</w:t>
+      </w:r>
+      <w:r>
+        <w:br/>
+      </w:r>
+      <w:r>
+        <w:rPr>
+          <w:rStyle w:val="CommentTok"/>
+        </w:rPr>
+        <w:t xml:space="preserve"># Example: export SFTP_USER="user1,user2,user3"</w:t>
+      </w:r>
+      <w:r>
+        <w:br/>
+      </w:r>
+      <w:r>
+        <w:rPr>
+          <w:rStyle w:val="BuiltInTok"/>
+        </w:rPr>
+        <w:t xml:space="preserve">export</w:t>
+      </w:r>
+      <w:r>
+        <w:rPr>
+          <w:rStyle w:val="NormalTok"/>
+        </w:rPr>
+        <w:t xml:space="preserve"> </w:t>
+      </w:r>
+      <w:r>
+        <w:rPr>
+          <w:rStyle w:val="VariableTok"/>
+        </w:rPr>
+        <w:t xml:space="preserve">SFTP_USER</w:t>
+      </w:r>
+      <w:r>
+        <w:rPr>
+          <w:rStyle w:val="OperatorTok"/>
+        </w:rPr>
+        <w:t xml:space="preserve">=</w:t>
       </w:r>
     </w:p>
     <w:p>
@@ -241,7 +447,23 @@
         <w:pStyle w:val="FirstParagraph"/>
       </w:pPr>
       <w:r>
-        <w:t xml:space="preserve">You may create your own folders and update the environment variables in run_ubuntu.sh accordingly.</w:t>
+        <w:t xml:space="preserve">⚠️</w:t>
+      </w:r>
+      <w:r>
+        <w:t xml:space="preserve"> </w:t>
+      </w:r>
+      <w:r>
+        <w:rPr>
+          <w:b/>
+          <w:bCs/>
+        </w:rPr>
+        <w:t xml:space="preserve">Important:</w:t>
+      </w:r>
+      <w:r>
+        <w:t xml:space="preserve"> </w:t>
+      </w:r>
+      <w:r>
+        <w:t xml:space="preserve">The subdirectory names MUST match exactly with the usernames specified in the SFTP_USER variable.</w:t>
       </w:r>
     </w:p>
     <w:p>
@@ -251,39 +473,23 @@
         </w:pict>
       </w:r>
     </w:p>
-    <w:bookmarkEnd w:id="22"/>
-    <w:bookmarkStart w:id="36" w:name="environment-variables"/>
+    <w:bookmarkEnd w:id="24"/>
+    <w:bookmarkEnd w:id="25"/>
+    <w:bookmarkEnd w:id="26"/>
+    <w:bookmarkStart w:id="27" w:name="prerequisites"/>
     <w:p>
       <w:pPr>
         <w:pStyle w:val="Heading2"/>
       </w:pPr>
       <w:r>
-        <w:t xml:space="preserve">Environment Variables</w:t>
-      </w:r>
-    </w:p>
-    <w:p>
-      <w:pPr>
-        <w:pStyle w:val="FirstParagraph"/>
-      </w:pPr>
-      <w:r>
-        <w:t xml:space="preserve">Below there are key environment variables, their purposes, and usage examples:</w:t>
-      </w:r>
-    </w:p>
-    <w:bookmarkStart w:id="23" w:name="sftp_server"/>
-    <w:p>
-      <w:pPr>
-        <w:pStyle w:val="Heading4"/>
-      </w:pPr>
-      <w:r>
-        <w:t xml:space="preserve">SFTP_SERVER</w:t>
-      </w:r>
-    </w:p>
-    <w:p>
-      <w:pPr>
-        <w:pStyle w:val="Compact"/>
+        <w:t xml:space="preserve">Prerequisites</w:t>
+      </w:r>
+    </w:p>
+    <w:p>
+      <w:pPr>
         <w:numPr>
           <w:ilvl w:val="0"/>
-          <w:numId w:val="1003"/>
+          <w:numId w:val="1004"/>
         </w:numPr>
       </w:pPr>
       <w:r>
@@ -291,18 +497,20 @@
           <w:b/>
           <w:bCs/>
         </w:rPr>
-        <w:t xml:space="preserve">Purpose</w:t>
-      </w:r>
-      <w:r>
-        <w:t xml:space="preserve">: Specifies the hostname or IP address of the SFTP server to which files will be uploaded.</w:t>
-      </w:r>
-    </w:p>
-    <w:p>
-      <w:pPr>
-        <w:pStyle w:val="Compact"/>
+        <w:t xml:space="preserve">Java Runtime Environment (JRE)</w:t>
+      </w:r>
+      <w:r>
+        <w:t xml:space="preserve"> </w:t>
+      </w:r>
+      <w:r>
+        <w:t xml:space="preserve">Ensure the jre folder is included in the same directory as the SftpClient.jar.</w:t>
+      </w:r>
+    </w:p>
+    <w:p>
+      <w:pPr>
         <w:numPr>
           <w:ilvl w:val="0"/>
-          <w:numId w:val="1003"/>
+          <w:numId w:val="1004"/>
         </w:numPr>
       </w:pPr>
       <w:r>
@@ -310,49 +518,17 @@
           <w:b/>
           <w:bCs/>
         </w:rPr>
-        <w:t xml:space="preserve">Example</w:t>
-      </w:r>
-      <w:r>
-        <w:t xml:space="preserve">:</w:t>
-      </w:r>
-      <w:r>
-        <w:t xml:space="preserve"> </w:t>
-      </w:r>
-      <w:r>
-        <w:rPr>
-          <w:rStyle w:val="VerbatimChar"/>
-        </w:rPr>
-        <w:t xml:space="preserve">sftp.example.com</w:t>
-      </w:r>
-      <w:r>
-        <w:t xml:space="preserve"> </w:t>
-      </w:r>
-      <w:r>
-        <w:t xml:space="preserve">or</w:t>
-      </w:r>
-      <w:r>
-        <w:t xml:space="preserve"> </w:t>
-      </w:r>
-      <w:r>
-        <w:rPr>
-          <w:rStyle w:val="VerbatimChar"/>
-        </w:rPr>
-        <w:t xml:space="preserve">192.168.1.100</w:t>
-      </w:r>
-    </w:p>
-    <w:bookmarkEnd w:id="23"/>
-    <w:bookmarkStart w:id="24" w:name="sftp_user"/>
-    <w:p>
-      <w:pPr>
-        <w:pStyle w:val="Heading4"/>
-      </w:pPr>
-      <w:r>
-        <w:t xml:space="preserve">SFTP_USER</w:t>
-      </w:r>
-    </w:p>
-    <w:p>
-      <w:pPr>
-        <w:pStyle w:val="Compact"/>
+        <w:t xml:space="preserve">Environment Variables</w:t>
+      </w:r>
+      <w:r>
+        <w:t xml:space="preserve"> </w:t>
+      </w:r>
+      <w:r>
+        <w:t xml:space="preserve">The run_ubuntu.sh script requires several environment variables to be set. Update these to match your environment before execution.</w:t>
+      </w:r>
+    </w:p>
+    <w:p>
+      <w:pPr>
         <w:numPr>
           <w:ilvl w:val="0"/>
           <w:numId w:val="1004"/>
@@ -363,957 +539,67 @@
           <w:b/>
           <w:bCs/>
         </w:rPr>
-        <w:t xml:space="preserve">Purpose</w:t>
-      </w:r>
-      <w:r>
-        <w:t xml:space="preserve">: The username used for authenticating with the SFTP server.</w:t>
+        <w:t xml:space="preserve">Required Folders</w:t>
+      </w:r>
+      <w:r>
+        <w:t xml:space="preserve"> </w:t>
+      </w:r>
+      <w:r>
+        <w:t xml:space="preserve">The following folders in the root directory of the application (created during the zip packaging) are used by default for file uploads:</w:t>
       </w:r>
     </w:p>
     <w:p>
       <w:pPr>
         <w:pStyle w:val="Compact"/>
         <w:numPr>
-          <w:ilvl w:val="0"/>
-          <w:numId w:val="1004"/>
-        </w:numPr>
-      </w:pPr>
-      <w:r>
-        <w:rPr>
-          <w:b/>
-          <w:bCs/>
-        </w:rPr>
-        <w:t xml:space="preserve">Example</w:t>
-      </w:r>
-      <w:r>
-        <w:t xml:space="preserve">:</w:t>
-      </w:r>
-      <w:r>
-        <w:t xml:space="preserve"> </w:t>
-      </w:r>
+          <w:ilvl w:val="1"/>
+          <w:numId w:val="1005"/>
+        </w:numPr>
+      </w:pPr>
       <w:r>
         <w:rPr>
           <w:rStyle w:val="VerbatimChar"/>
         </w:rPr>
-        <w:t xml:space="preserve">sftpuser</w:t>
-      </w:r>
-    </w:p>
-    <w:bookmarkEnd w:id="24"/>
-    <w:bookmarkStart w:id="25" w:name="sftp_private_key"/>
-    <w:p>
-      <w:pPr>
-        <w:pStyle w:val="Heading4"/>
-      </w:pPr>
-      <w:r>
-        <w:t xml:space="preserve">SFTP_PRIVATE_KEY</w:t>
+        <w:t xml:space="preserve">portfolio</w:t>
+      </w:r>
+      <w:r>
+        <w:t xml:space="preserve">: for portfolio files.</w:t>
       </w:r>
     </w:p>
     <w:p>
       <w:pPr>
         <w:pStyle w:val="Compact"/>
         <w:numPr>
-          <w:ilvl w:val="0"/>
+          <w:ilvl w:val="1"/>
           <w:numId w:val="1005"/>
         </w:numPr>
       </w:pPr>
       <w:r>
         <w:rPr>
-          <w:b/>
-          <w:bCs/>
-        </w:rPr>
-        <w:t xml:space="preserve">Purpose</w:t>
-      </w:r>
-      <w:r>
-        <w:t xml:space="preserve">: Path to the private SSH key file used for SFTP authentication.</w:t>
+          <w:rStyle w:val="VerbatimChar"/>
+        </w:rPr>
+        <w:t xml:space="preserve">user_indicator</w:t>
+      </w:r>
+      <w:r>
+        <w:t xml:space="preserve">: for stock-related indicator files.</w:t>
       </w:r>
     </w:p>
     <w:p>
       <w:pPr>
         <w:pStyle w:val="Compact"/>
         <w:numPr>
-          <w:ilvl w:val="0"/>
+          <w:ilvl w:val="1"/>
           <w:numId w:val="1005"/>
         </w:numPr>
       </w:pPr>
       <w:r>
         <w:rPr>
-          <w:b/>
-          <w:bCs/>
-        </w:rPr>
-        <w:t xml:space="preserve">Example</w:t>
-      </w:r>
-      <w:r>
-        <w:t xml:space="preserve">:</w:t>
-      </w:r>
-      <w:r>
-        <w:t xml:space="preserve"> </w:t>
-      </w:r>
-      <w:r>
-        <w:rPr>
           <w:rStyle w:val="VerbatimChar"/>
         </w:rPr>
-        <w:t xml:space="preserve">/home/youruser/.ssh/id_rsa</w:t>
-      </w:r>
-    </w:p>
-    <w:bookmarkEnd w:id="25"/>
-    <w:bookmarkStart w:id="26" w:name="sftp_phrase"/>
-    <w:p>
-      <w:pPr>
-        <w:pStyle w:val="Heading4"/>
-      </w:pPr>
-      <w:r>
-        <w:t xml:space="preserve">SFTP_PHRASE</w:t>
-      </w:r>
-    </w:p>
-    <w:p>
-      <w:pPr>
-        <w:pStyle w:val="Compact"/>
-        <w:numPr>
-          <w:ilvl w:val="0"/>
-          <w:numId w:val="1006"/>
-        </w:numPr>
-      </w:pPr>
-      <w:r>
-        <w:rPr>
-          <w:b/>
-          <w:bCs/>
-        </w:rPr>
-        <w:t xml:space="preserve">Purpose</w:t>
-      </w:r>
-      <w:r>
-        <w:t xml:space="preserve">: Passphrase for the private SSH key, if required. Leave empty if the key is not encrypted.</w:t>
-      </w:r>
-    </w:p>
-    <w:p>
-      <w:pPr>
-        <w:pStyle w:val="Compact"/>
-        <w:numPr>
-          <w:ilvl w:val="0"/>
-          <w:numId w:val="1006"/>
-        </w:numPr>
-      </w:pPr>
-      <w:r>
-        <w:rPr>
-          <w:b/>
-          <w:bCs/>
-        </w:rPr>
-        <w:t xml:space="preserve">Example</w:t>
-      </w:r>
-      <w:r>
-        <w:t xml:space="preserve">:</w:t>
-      </w:r>
-      <w:r>
-        <w:t xml:space="preserve"> </w:t>
-      </w:r>
-      <w:r>
-        <w:rPr>
-          <w:rStyle w:val="VerbatimChar"/>
-        </w:rPr>
-        <w:t xml:space="preserve">yourSecretPassphrase</w:t>
-      </w:r>
-      <w:r>
-        <w:br/>
-      </w:r>
-      <w:r>
-        <w:rPr>
-          <w:i/>
-          <w:iCs/>
-        </w:rPr>
-        <w:t xml:space="preserve">(Leave blank if not needed)</w:t>
-      </w:r>
-    </w:p>
-    <w:bookmarkEnd w:id="26"/>
-    <w:bookmarkStart w:id="27" w:name="sftp_local_user_indicator_directory"/>
-    <w:p>
-      <w:pPr>
-        <w:pStyle w:val="Heading4"/>
-      </w:pPr>
-      <w:r>
-        <w:t xml:space="preserve">SFTP_LOCAL_USER_INDICATOR_DIRECTORY</w:t>
-      </w:r>
-    </w:p>
-    <w:p>
-      <w:pPr>
-        <w:pStyle w:val="Compact"/>
-        <w:numPr>
-          <w:ilvl w:val="0"/>
-          <w:numId w:val="1007"/>
-        </w:numPr>
-      </w:pPr>
-      <w:r>
-        <w:rPr>
-          <w:b/>
-          <w:bCs/>
-        </w:rPr>
-        <w:t xml:space="preserve">Purpose</w:t>
-      </w:r>
-      <w:r>
-        <w:t xml:space="preserve">: Directory path containing user indicator files to be uploaded.</w:t>
-      </w:r>
-    </w:p>
-    <w:p>
-      <w:pPr>
-        <w:pStyle w:val="Compact"/>
-        <w:numPr>
-          <w:ilvl w:val="0"/>
-          <w:numId w:val="1007"/>
-        </w:numPr>
-      </w:pPr>
-      <w:r>
-        <w:rPr>
-          <w:b/>
-          <w:bCs/>
-        </w:rPr>
-        <w:t xml:space="preserve">Example</w:t>
-      </w:r>
-      <w:r>
-        <w:t xml:space="preserve">:</w:t>
-      </w:r>
-      <w:r>
-        <w:t xml:space="preserve"> </w:t>
-      </w:r>
-      <w:r>
-        <w:rPr>
-          <w:rStyle w:val="VerbatimChar"/>
-        </w:rPr>
-        <w:t xml:space="preserve">/home/youruser/sftpclient/user_indicator</w:t>
-      </w:r>
-    </w:p>
-    <w:bookmarkEnd w:id="27"/>
-    <w:bookmarkStart w:id="28" w:name="sftp_local_macro_indicator_directory"/>
-    <w:p>
-      <w:pPr>
-        <w:pStyle w:val="Heading4"/>
-      </w:pPr>
-      <w:r>
-        <w:t xml:space="preserve">SFTP_LOCAL_MACRO_INDICATOR_DIRECTORY</w:t>
-      </w:r>
-    </w:p>
-    <w:p>
-      <w:pPr>
-        <w:pStyle w:val="Compact"/>
-        <w:numPr>
-          <w:ilvl w:val="0"/>
-          <w:numId w:val="1008"/>
-        </w:numPr>
-      </w:pPr>
-      <w:r>
-        <w:rPr>
-          <w:b/>
-          <w:bCs/>
-        </w:rPr>
-        <w:t xml:space="preserve">Purpose</w:t>
-      </w:r>
-      <w:r>
-        <w:t xml:space="preserve">: Directory path containing macro indicator files to be uploaded.</w:t>
-      </w:r>
-    </w:p>
-    <w:p>
-      <w:pPr>
-        <w:pStyle w:val="Compact"/>
-        <w:numPr>
-          <w:ilvl w:val="0"/>
-          <w:numId w:val="1008"/>
-        </w:numPr>
-      </w:pPr>
-      <w:r>
-        <w:rPr>
-          <w:b/>
-          <w:bCs/>
-        </w:rPr>
-        <w:t xml:space="preserve">Example</w:t>
-      </w:r>
-      <w:r>
-        <w:t xml:space="preserve">:</w:t>
-      </w:r>
-      <w:r>
-        <w:t xml:space="preserve"> </w:t>
-      </w:r>
-      <w:r>
-        <w:rPr>
-          <w:rStyle w:val="VerbatimChar"/>
-        </w:rPr>
-        <w:t xml:space="preserve">/home/youruser/sftpclient/macro_indicator</w:t>
-      </w:r>
-    </w:p>
-    <w:bookmarkEnd w:id="28"/>
-    <w:bookmarkStart w:id="29" w:name="sftp_local_portfolio_directory"/>
-    <w:p>
-      <w:pPr>
-        <w:pStyle w:val="Heading4"/>
-      </w:pPr>
-      <w:r>
-        <w:t xml:space="preserve">SFTP_LOCAL_PORTFOLIO_DIRECTORY</w:t>
-      </w:r>
-    </w:p>
-    <w:p>
-      <w:pPr>
-        <w:pStyle w:val="Compact"/>
-        <w:numPr>
-          <w:ilvl w:val="0"/>
-          <w:numId w:val="1009"/>
-        </w:numPr>
-      </w:pPr>
-      <w:r>
-        <w:rPr>
-          <w:b/>
-          <w:bCs/>
-        </w:rPr>
-        <w:t xml:space="preserve">Purpose</w:t>
-      </w:r>
-      <w:r>
-        <w:t xml:space="preserve">: Directory path containing portfolio files to be uploaded.</w:t>
-      </w:r>
-    </w:p>
-    <w:p>
-      <w:pPr>
-        <w:pStyle w:val="Compact"/>
-        <w:numPr>
-          <w:ilvl w:val="0"/>
-          <w:numId w:val="1009"/>
-        </w:numPr>
-      </w:pPr>
-      <w:r>
-        <w:rPr>
-          <w:b/>
-          <w:bCs/>
-        </w:rPr>
-        <w:t xml:space="preserve">Example</w:t>
-      </w:r>
-      <w:r>
-        <w:t xml:space="preserve">:</w:t>
-      </w:r>
-      <w:r>
-        <w:t xml:space="preserve"> </w:t>
-      </w:r>
-      <w:r>
-        <w:rPr>
-          <w:rStyle w:val="VerbatimChar"/>
-        </w:rPr>
-        <w:t xml:space="preserve">/home/youruser/sftpclient/portfolio</w:t>
-      </w:r>
-    </w:p>
-    <w:bookmarkEnd w:id="29"/>
-    <w:bookmarkStart w:id="30" w:name="sftp_portfolio_file_mapper"/>
-    <w:p>
-      <w:pPr>
-        <w:pStyle w:val="Heading4"/>
-      </w:pPr>
-      <w:r>
-        <w:t xml:space="preserve">SFTP_PORTFOLIO_FILE_MAPPER</w:t>
-      </w:r>
-    </w:p>
-    <w:p>
-      <w:pPr>
-        <w:pStyle w:val="Compact"/>
-        <w:numPr>
-          <w:ilvl w:val="0"/>
-          <w:numId w:val="1010"/>
-        </w:numPr>
-      </w:pPr>
-      <w:r>
-        <w:rPr>
-          <w:b/>
-          <w:bCs/>
-        </w:rPr>
-        <w:t xml:space="preserve">Purpose</w:t>
-      </w:r>
-      <w:r>
-        <w:t xml:space="preserve">: Maps external IDs to substrings in file names for portfolios, which are stored on a user’s side, enabling, enabling automatic renaming before upload.</w:t>
-      </w:r>
-      <w:r>
-        <w:t xml:space="preserve"> </w:t>
-      </w:r>
-      <w:r>
-        <w:t xml:space="preserve">There should be no hyphens/dashes in the portfolio names (e.g. Portfolio1 as below)</w:t>
-      </w:r>
-    </w:p>
-    <w:p>
-      <w:pPr>
-        <w:pStyle w:val="Compact"/>
-        <w:numPr>
-          <w:ilvl w:val="0"/>
-          <w:numId w:val="1010"/>
-        </w:numPr>
-      </w:pPr>
-      <w:r>
-        <w:rPr>
-          <w:b/>
-          <w:bCs/>
-        </w:rPr>
-        <w:t xml:space="preserve">Example</w:t>
-      </w:r>
-      <w:r>
-        <w:t xml:space="preserve">:</w:t>
-      </w:r>
-      <w:r>
-        <w:t xml:space="preserve"> </w:t>
-      </w:r>
-      <w:r>
-        <w:rPr>
-          <w:i/>
-          <w:iCs/>
-        </w:rPr>
-        <w:t xml:space="preserve">PortfolioExternalId1-Portfolio1</w:t>
-      </w:r>
-      <w:r>
-        <w:t xml:space="preserve">,</w:t>
-      </w:r>
-      <w:r>
-        <w:t xml:space="preserve"> </w:t>
-      </w:r>
-      <w:r>
-        <w:rPr>
-          <w:i/>
-          <w:iCs/>
-        </w:rPr>
-        <w:t xml:space="preserve">PortfolioExternalId2-Portfolio2</w:t>
-      </w:r>
-    </w:p>
-    <w:p>
-      <w:pPr>
-        <w:pStyle w:val="Compact"/>
-        <w:numPr>
-          <w:ilvl w:val="0"/>
-          <w:numId w:val="1010"/>
-        </w:numPr>
-      </w:pPr>
-      <w:r>
-        <w:rPr>
-          <w:b/>
-          <w:bCs/>
-        </w:rPr>
-        <w:t xml:space="preserve">Mock File Name</w:t>
-      </w:r>
-      <w:r>
-        <w:t xml:space="preserve">:</w:t>
-      </w:r>
-      <w:r>
-        <w:t xml:space="preserve"> </w:t>
-      </w:r>
-      <w:r>
-        <w:rPr>
-          <w:rStyle w:val="VerbatimChar"/>
-        </w:rPr>
-        <w:t xml:space="preserve">Portfolio1_Report.csv</w:t>
-      </w:r>
-      <w:r>
-        <w:t xml:space="preserve"> </w:t>
-      </w:r>
-      <w:r>
-        <w:t xml:space="preserve">renamed to</w:t>
-      </w:r>
-      <w:r>
-        <w:t xml:space="preserve"> </w:t>
-      </w:r>
-      <w:r>
-        <w:rPr>
-          <w:rStyle w:val="VerbatimChar"/>
-        </w:rPr>
-        <w:t xml:space="preserve">PortfolioExternalId1-[timestamp]-[operation].csv</w:t>
-      </w:r>
-      <w:r>
-        <w:t xml:space="preserve"> </w:t>
-      </w:r>
-      <w:r>
-        <w:t xml:space="preserve">(The substring Portfolio1 in the file name matches the mapping PortfolioExternalId1-Portfolio1. The file is renamed to</w:t>
-      </w:r>
-      <w:r>
-        <w:t xml:space="preserve"> </w:t>
-      </w:r>
-      <w:r>
-        <w:rPr>
-          <w:rStyle w:val="VerbatimChar"/>
-        </w:rPr>
-        <w:t xml:space="preserve">PortfolioExternalId1-[timestamp]-[operation].csv</w:t>
-      </w:r>
-      <w:r>
-        <w:t xml:space="preserve"> </w:t>
-      </w:r>
-      <w:r>
-        <w:t xml:space="preserve">before being uploaded)</w:t>
-      </w:r>
-    </w:p>
-    <w:bookmarkEnd w:id="30"/>
-    <w:bookmarkStart w:id="31" w:name="Xf2655bce2f16571165a920dca7da9b047e89e88"/>
-    <w:p>
-      <w:pPr>
-        <w:pStyle w:val="Heading4"/>
-      </w:pPr>
-      <w:r>
-        <w:t xml:space="preserve">SFTP_PORTFOLIO_FILE_MAPPER_DEFAULT_OPERATION</w:t>
-      </w:r>
-    </w:p>
-    <w:p>
-      <w:pPr>
-        <w:pStyle w:val="Compact"/>
-        <w:numPr>
-          <w:ilvl w:val="0"/>
-          <w:numId w:val="1011"/>
-        </w:numPr>
-      </w:pPr>
-      <w:r>
-        <w:rPr>
-          <w:b/>
-          <w:bCs/>
-        </w:rPr>
-        <w:t xml:space="preserve">Purpose</w:t>
-      </w:r>
-      <w:r>
-        <w:t xml:space="preserve">: Specifies the default operation for portfolio files.</w:t>
-      </w:r>
-    </w:p>
-    <w:p>
-      <w:pPr>
-        <w:pStyle w:val="Compact"/>
-        <w:numPr>
-          <w:ilvl w:val="1"/>
-          <w:numId w:val="1012"/>
-        </w:numPr>
-      </w:pPr>
-      <w:r>
-        <w:t xml:space="preserve">F = replace file and delete history</w:t>
-      </w:r>
-    </w:p>
-    <w:p>
-      <w:pPr>
-        <w:pStyle w:val="Compact"/>
-        <w:numPr>
-          <w:ilvl w:val="1"/>
-          <w:numId w:val="1012"/>
-        </w:numPr>
-      </w:pPr>
-      <w:r>
-        <w:t xml:space="preserve">M = modify file</w:t>
-      </w:r>
-    </w:p>
-    <w:p>
-      <w:pPr>
-        <w:pStyle w:val="Compact"/>
-        <w:numPr>
-          <w:ilvl w:val="0"/>
-          <w:numId w:val="1011"/>
-        </w:numPr>
-      </w:pPr>
-      <w:r>
-        <w:rPr>
-          <w:b/>
-          <w:bCs/>
-        </w:rPr>
-        <w:t xml:space="preserve">Example:</w:t>
-      </w:r>
-      <w:r>
-        <w:t xml:space="preserve"> </w:t>
-      </w:r>
-      <w:r>
-        <w:t xml:space="preserve">M</w:t>
-      </w:r>
-      <w:r>
-        <w:t xml:space="preserve"> </w:t>
-      </w:r>
-      <w:r>
-        <w:t xml:space="preserve">Files will be uploaded with the</w:t>
-      </w:r>
-      <w:r>
-        <w:t xml:space="preserve"> </w:t>
-      </w:r>
-      <w:r>
-        <w:t xml:space="preserve">“modify”</w:t>
-      </w:r>
-      <w:r>
-        <w:t xml:space="preserve"> </w:t>
-      </w:r>
-      <w:r>
-        <w:t xml:space="preserve">(update) operation unless specified otherwise.</w:t>
-      </w:r>
-    </w:p>
-    <w:bookmarkEnd w:id="31"/>
-    <w:bookmarkStart w:id="32" w:name="sftp_user_indicator_file_mapper"/>
-    <w:p>
-      <w:pPr>
-        <w:pStyle w:val="Heading4"/>
-      </w:pPr>
-      <w:r>
-        <w:t xml:space="preserve">SFTP_USER_INDICATOR_FILE_MAPPER</w:t>
-      </w:r>
-    </w:p>
-    <w:p>
-      <w:pPr>
-        <w:pStyle w:val="Compact"/>
-        <w:numPr>
-          <w:ilvl w:val="0"/>
-          <w:numId w:val="1013"/>
-        </w:numPr>
-      </w:pPr>
-      <w:r>
-        <w:rPr>
-          <w:b/>
-          <w:bCs/>
-        </w:rPr>
-        <w:t xml:space="preserve">Purpose</w:t>
-      </w:r>
-      <w:r>
-        <w:t xml:space="preserve">: Same logic as for portfolios, but applies to user indicator files.</w:t>
-      </w:r>
-    </w:p>
-    <w:p>
-      <w:pPr>
-        <w:pStyle w:val="Compact"/>
-        <w:numPr>
-          <w:ilvl w:val="0"/>
-          <w:numId w:val="1013"/>
-        </w:numPr>
-      </w:pPr>
-      <w:r>
-        <w:rPr>
-          <w:b/>
-          <w:bCs/>
-        </w:rPr>
-        <w:t xml:space="preserve">Example</w:t>
-      </w:r>
-      <w:r>
-        <w:t xml:space="preserve">:</w:t>
-      </w:r>
-      <w:r>
-        <w:t xml:space="preserve"> </w:t>
-      </w:r>
-      <w:r>
-        <w:rPr>
-          <w:i/>
-          <w:iCs/>
-        </w:rPr>
-        <w:t xml:space="preserve">UserExternalId1-UserIndicator1</w:t>
-      </w:r>
-      <w:r>
-        <w:t xml:space="preserve">,</w:t>
-      </w:r>
-      <w:r>
-        <w:t xml:space="preserve"> </w:t>
-      </w:r>
-      <w:r>
-        <w:rPr>
-          <w:i/>
-          <w:iCs/>
-        </w:rPr>
-        <w:t xml:space="preserve">UserExternalId2-UserIndicator2</w:t>
-      </w:r>
-    </w:p>
-    <w:p>
-      <w:pPr>
-        <w:pStyle w:val="Compact"/>
-        <w:numPr>
-          <w:ilvl w:val="0"/>
-          <w:numId w:val="1013"/>
-        </w:numPr>
-      </w:pPr>
-      <w:r>
-        <w:rPr>
-          <w:b/>
-          <w:bCs/>
-        </w:rPr>
-        <w:t xml:space="preserve">Mock File Name</w:t>
-      </w:r>
-      <w:r>
-        <w:t xml:space="preserve">:</w:t>
-      </w:r>
-      <w:r>
-        <w:t xml:space="preserve"> </w:t>
-      </w:r>
-      <w:r>
-        <w:rPr>
-          <w:rStyle w:val="VerbatimChar"/>
-        </w:rPr>
-        <w:t xml:space="preserve">UserIndicator1_Data.csv</w:t>
-      </w:r>
-      <w:r>
-        <w:t xml:space="preserve"> </w:t>
-      </w:r>
-      <w:r>
-        <w:t xml:space="preserve">renamed to</w:t>
-      </w:r>
-      <w:r>
-        <w:t xml:space="preserve"> </w:t>
-      </w:r>
-      <w:r>
-        <w:rPr>
-          <w:rStyle w:val="VerbatimChar"/>
-        </w:rPr>
-        <w:t xml:space="preserve">UserExternalId1-[timestamp]-[operation].csv</w:t>
-      </w:r>
-      <w:r>
-        <w:t xml:space="preserve"> </w:t>
-      </w:r>
-      <w:r>
-        <w:t xml:space="preserve">and zipped before upload</w:t>
-      </w:r>
-    </w:p>
-    <w:bookmarkEnd w:id="32"/>
-    <w:bookmarkStart w:id="33" w:name="Xebc0dc31af3f15e83f138c086413bfda441af70"/>
-    <w:p>
-      <w:pPr>
-        <w:pStyle w:val="Heading4"/>
-      </w:pPr>
-      <w:r>
-        <w:t xml:space="preserve">SFTP_USER_INDICATOR_FILE_MAPPER_DEFAULT_OPERATION</w:t>
-      </w:r>
-    </w:p>
-    <w:p>
-      <w:pPr>
-        <w:pStyle w:val="Compact"/>
-        <w:numPr>
-          <w:ilvl w:val="0"/>
-          <w:numId w:val="1014"/>
-        </w:numPr>
-      </w:pPr>
-      <w:r>
-        <w:rPr>
-          <w:b/>
-          <w:bCs/>
-        </w:rPr>
-        <w:t xml:space="preserve">Purpose</w:t>
-      </w:r>
-      <w:r>
-        <w:t xml:space="preserve">: Default operation for user indicator files.</w:t>
-      </w:r>
-    </w:p>
-    <w:p>
-      <w:pPr>
-        <w:pStyle w:val="Compact"/>
-        <w:numPr>
-          <w:ilvl w:val="1"/>
-          <w:numId w:val="1015"/>
-        </w:numPr>
-      </w:pPr>
-      <w:r>
-        <w:t xml:space="preserve">F = replace file and delete history</w:t>
-      </w:r>
-    </w:p>
-    <w:p>
-      <w:pPr>
-        <w:pStyle w:val="Compact"/>
-        <w:numPr>
-          <w:ilvl w:val="1"/>
-          <w:numId w:val="1015"/>
-        </w:numPr>
-      </w:pPr>
-      <w:r>
-        <w:t xml:space="preserve">M = modify file</w:t>
-      </w:r>
-    </w:p>
-    <w:p>
-      <w:pPr>
-        <w:pStyle w:val="Compact"/>
-        <w:numPr>
-          <w:ilvl w:val="0"/>
-          <w:numId w:val="1014"/>
-        </w:numPr>
-      </w:pPr>
-      <w:r>
-        <w:rPr>
-          <w:b/>
-          <w:bCs/>
-        </w:rPr>
-        <w:t xml:space="preserve">Example</w:t>
-      </w:r>
-      <w:r>
-        <w:t xml:space="preserve">: M</w:t>
-      </w:r>
-      <w:r>
-        <w:t xml:space="preserve"> </w:t>
-      </w:r>
-      <w:r>
-        <w:t xml:space="preserve">Files will be uploaded with the</w:t>
-      </w:r>
-      <w:r>
-        <w:t xml:space="preserve"> </w:t>
-      </w:r>
-      <w:r>
-        <w:t xml:space="preserve">“modify”</w:t>
-      </w:r>
-      <w:r>
-        <w:t xml:space="preserve"> </w:t>
-      </w:r>
-      <w:r>
-        <w:t xml:space="preserve">operation unless specified otherwise.</w:t>
-      </w:r>
-    </w:p>
-    <w:bookmarkEnd w:id="33"/>
-    <w:bookmarkStart w:id="34" w:name="sftp_macro_indicator_file_mapper"/>
-    <w:p>
-      <w:pPr>
-        <w:pStyle w:val="Heading4"/>
-      </w:pPr>
-      <w:r>
-        <w:t xml:space="preserve">SFTP_MACRO_INDICATOR_FILE_MAPPER</w:t>
-      </w:r>
-    </w:p>
-    <w:p>
-      <w:pPr>
-        <w:pStyle w:val="Compact"/>
-        <w:numPr>
-          <w:ilvl w:val="0"/>
-          <w:numId w:val="1016"/>
-        </w:numPr>
-      </w:pPr>
-      <w:r>
-        <w:rPr>
-          <w:b/>
-          <w:bCs/>
-        </w:rPr>
-        <w:t xml:space="preserve">Purpose</w:t>
-      </w:r>
-      <w:r>
-        <w:t xml:space="preserve">: Same mapping logic, applied to macro indicator files.</w:t>
-      </w:r>
-    </w:p>
-    <w:p>
-      <w:pPr>
-        <w:pStyle w:val="Compact"/>
-        <w:numPr>
-          <w:ilvl w:val="0"/>
-          <w:numId w:val="1016"/>
-        </w:numPr>
-      </w:pPr>
-      <w:r>
-        <w:rPr>
-          <w:b/>
-          <w:bCs/>
-        </w:rPr>
-        <w:t xml:space="preserve">Example</w:t>
-      </w:r>
-      <w:r>
-        <w:t xml:space="preserve">:</w:t>
-      </w:r>
-      <w:r>
-        <w:t xml:space="preserve"> </w:t>
-      </w:r>
-      <w:r>
-        <w:rPr>
-          <w:i/>
-          <w:iCs/>
-        </w:rPr>
-        <w:t xml:space="preserve">MacroExternalId1-MacroIndicator1</w:t>
-      </w:r>
-      <w:r>
-        <w:t xml:space="preserve">,</w:t>
-      </w:r>
-      <w:r>
-        <w:t xml:space="preserve"> </w:t>
-      </w:r>
-      <w:r>
-        <w:rPr>
-          <w:i/>
-          <w:iCs/>
-        </w:rPr>
-        <w:t xml:space="preserve">MacroExternalId2-MacroIndicator2</w:t>
-      </w:r>
-    </w:p>
-    <w:p>
-      <w:pPr>
-        <w:pStyle w:val="Compact"/>
-        <w:numPr>
-          <w:ilvl w:val="0"/>
-          <w:numId w:val="1016"/>
-        </w:numPr>
-      </w:pPr>
-      <w:r>
-        <w:rPr>
-          <w:b/>
-          <w:bCs/>
-        </w:rPr>
-        <w:t xml:space="preserve">Mock File Name</w:t>
-      </w:r>
-      <w:r>
-        <w:t xml:space="preserve">:</w:t>
-      </w:r>
-      <w:r>
-        <w:t xml:space="preserve"> </w:t>
-      </w:r>
-      <w:r>
-        <w:rPr>
-          <w:rStyle w:val="VerbatimChar"/>
-        </w:rPr>
-        <w:t xml:space="preserve">MacroIndicator1_Stats.csv</w:t>
-      </w:r>
-      <w:r>
-        <w:t xml:space="preserve"> </w:t>
-      </w:r>
-      <w:r>
-        <w:t xml:space="preserve">🡺 renamed to</w:t>
-      </w:r>
-      <w:r>
-        <w:t xml:space="preserve"> </w:t>
-      </w:r>
-      <w:r>
-        <w:rPr>
-          <w:rStyle w:val="VerbatimChar"/>
-        </w:rPr>
-        <w:t xml:space="preserve">MacroExternalId1-[timestamp]-[operation].csv</w:t>
-      </w:r>
-    </w:p>
-    <w:bookmarkEnd w:id="34"/>
-    <w:bookmarkStart w:id="35" w:name="Xc97dc3dd1b5e7dc8bf1f434c63922d70f72bd00"/>
-    <w:p>
-      <w:pPr>
-        <w:pStyle w:val="Heading4"/>
-      </w:pPr>
-      <w:r>
-        <w:t xml:space="preserve">SFTP_MACRO_INDICATOR_FILE_MAPPER_DEFAULT_OPERATION</w:t>
-      </w:r>
-    </w:p>
-    <w:p>
-      <w:pPr>
-        <w:pStyle w:val="Compact"/>
-        <w:numPr>
-          <w:ilvl w:val="0"/>
-          <w:numId w:val="1017"/>
-        </w:numPr>
-      </w:pPr>
-      <w:r>
-        <w:rPr>
-          <w:b/>
-          <w:bCs/>
-        </w:rPr>
-        <w:t xml:space="preserve">Purpose</w:t>
-      </w:r>
-      <w:r>
-        <w:t xml:space="preserve">: Default operation for macro indicator files. F means replace the file, and M means modify the file.</w:t>
-      </w:r>
-    </w:p>
-    <w:p>
-      <w:pPr>
-        <w:pStyle w:val="Compact"/>
-        <w:numPr>
-          <w:ilvl w:val="0"/>
-          <w:numId w:val="1017"/>
-        </w:numPr>
-      </w:pPr>
-      <w:r>
-        <w:rPr>
-          <w:b/>
-          <w:bCs/>
-        </w:rPr>
-        <w:t xml:space="preserve">Example</w:t>
-      </w:r>
-      <w:r>
-        <w:t xml:space="preserve">: F</w:t>
-      </w:r>
-      <w:r>
-        <w:t xml:space="preserve"> </w:t>
-      </w:r>
-      <w:r>
-        <w:t xml:space="preserve">Files will be uploaded with the</w:t>
-      </w:r>
-      <w:r>
-        <w:t xml:space="preserve"> </w:t>
-      </w:r>
-      <w:r>
-        <w:t xml:space="preserve">“replace”</w:t>
-      </w:r>
-      <w:r>
-        <w:t xml:space="preserve"> </w:t>
-      </w:r>
-      <w:r>
-        <w:t xml:space="preserve">operation unless specified otherwise.</w:t>
+        <w:t xml:space="preserve">macro_indicator</w:t>
+      </w:r>
+      <w:r>
+        <w:t xml:space="preserve">: for macro indicator files.</w:t>
       </w:r>
     </w:p>
     <w:p>
@@ -1321,32 +607,7 @@
         <w:pStyle w:val="FirstParagraph"/>
       </w:pPr>
       <w:r>
-        <w:t xml:space="preserve">✅</w:t>
-      </w:r>
-      <w:r>
-        <w:t xml:space="preserve"> </w:t>
-      </w:r>
-      <w:r>
-        <w:rPr>
-          <w:i/>
-          <w:iCs/>
-        </w:rPr>
-        <w:t xml:space="preserve">Ensure all environment variables are correctly set in run_ubuntu.bat before running the application.</w:t>
-      </w:r>
-      <w:r>
-        <w:t xml:space="preserve"> </w:t>
-      </w:r>
-      <w:r>
-        <w:t xml:space="preserve">If you encounter issues, check the log file (</w:t>
-      </w:r>
-      <w:r>
-        <w:rPr>
-          <w:rStyle w:val="VerbatimChar"/>
-        </w:rPr>
-        <w:t xml:space="preserve">log.txt</w:t>
-      </w:r>
-      <w:r>
-        <w:t xml:space="preserve">) in the application’s directory for details.</w:t>
+        <w:t xml:space="preserve">You may create your own folders and update the environment variables in run_ubuntu.sh accordingly.</w:t>
       </w:r>
     </w:p>
     <w:p>
@@ -1356,23 +617,898 @@
         </w:pict>
       </w:r>
     </w:p>
-    <w:bookmarkEnd w:id="35"/>
-    <w:bookmarkEnd w:id="36"/>
-    <w:bookmarkStart w:id="37" w:name="manual-execution-steps"/>
+    <w:bookmarkEnd w:id="27"/>
+    <w:bookmarkStart w:id="41" w:name="environment-variables"/>
     <w:p>
       <w:pPr>
         <w:pStyle w:val="Heading2"/>
+      </w:pPr>
+      <w:r>
+        <w:t xml:space="preserve">Environment Variables</w:t>
+      </w:r>
+    </w:p>
+    <w:p>
+      <w:pPr>
+        <w:pStyle w:val="FirstParagraph"/>
+      </w:pPr>
+      <w:r>
+        <w:t xml:space="preserve">Below there are key environment variables, their purposes, and usage examples:</w:t>
+      </w:r>
+    </w:p>
+    <w:bookmarkStart w:id="28" w:name="sftp_server"/>
+    <w:p>
+      <w:pPr>
+        <w:pStyle w:val="Heading4"/>
+      </w:pPr>
+      <w:r>
+        <w:t xml:space="preserve">SFTP_SERVER</w:t>
+      </w:r>
+    </w:p>
+    <w:p>
+      <w:pPr>
+        <w:pStyle w:val="Compact"/>
+        <w:numPr>
+          <w:ilvl w:val="0"/>
+          <w:numId w:val="1006"/>
+        </w:numPr>
       </w:pPr>
       <w:r>
         <w:rPr>
           <w:b/>
           <w:bCs/>
         </w:rPr>
-        <w:t xml:space="preserve">Manual Execution Steps</w:t>
-      </w:r>
-    </w:p>
-    <w:p>
-      <w:pPr>
+        <w:t xml:space="preserve">Purpose</w:t>
+      </w:r>
+      <w:r>
+        <w:t xml:space="preserve">: Specifies the hostname or IP address of the SFTP server to which files will be uploaded.</w:t>
+      </w:r>
+    </w:p>
+    <w:p>
+      <w:pPr>
+        <w:pStyle w:val="Compact"/>
+        <w:numPr>
+          <w:ilvl w:val="0"/>
+          <w:numId w:val="1006"/>
+        </w:numPr>
+      </w:pPr>
+      <w:r>
+        <w:rPr>
+          <w:b/>
+          <w:bCs/>
+        </w:rPr>
+        <w:t xml:space="preserve">Example</w:t>
+      </w:r>
+      <w:r>
+        <w:t xml:space="preserve">:</w:t>
+      </w:r>
+      <w:r>
+        <w:t xml:space="preserve"> </w:t>
+      </w:r>
+      <w:r>
+        <w:rPr>
+          <w:rStyle w:val="VerbatimChar"/>
+        </w:rPr>
+        <w:t xml:space="preserve">sftp.example.com</w:t>
+      </w:r>
+      <w:r>
+        <w:t xml:space="preserve"> </w:t>
+      </w:r>
+      <w:r>
+        <w:t xml:space="preserve">or</w:t>
+      </w:r>
+      <w:r>
+        <w:t xml:space="preserve"> </w:t>
+      </w:r>
+      <w:r>
+        <w:rPr>
+          <w:rStyle w:val="VerbatimChar"/>
+        </w:rPr>
+        <w:t xml:space="preserve">192.168.1.100</w:t>
+      </w:r>
+    </w:p>
+    <w:bookmarkEnd w:id="28"/>
+    <w:bookmarkStart w:id="29" w:name="sftp_user"/>
+    <w:p>
+      <w:pPr>
+        <w:pStyle w:val="Heading4"/>
+      </w:pPr>
+      <w:r>
+        <w:t xml:space="preserve">SFTP_USER</w:t>
+      </w:r>
+    </w:p>
+    <w:p>
+      <w:pPr>
+        <w:numPr>
+          <w:ilvl w:val="0"/>
+          <w:numId w:val="1007"/>
+        </w:numPr>
+      </w:pPr>
+      <w:r>
+        <w:rPr>
+          <w:b/>
+          <w:bCs/>
+        </w:rPr>
+        <w:t xml:space="preserve">Purpose</w:t>
+      </w:r>
+      <w:r>
+        <w:t xml:space="preserve">: The username(s) used for authenticating with the SFTP server.</w:t>
+      </w:r>
+    </w:p>
+    <w:p>
+      <w:pPr>
+        <w:numPr>
+          <w:ilvl w:val="0"/>
+          <w:numId w:val="1007"/>
+        </w:numPr>
+      </w:pPr>
+      <w:r>
+        <w:rPr>
+          <w:b/>
+          <w:bCs/>
+        </w:rPr>
+        <w:t xml:space="preserve">Single-User Example</w:t>
+      </w:r>
+      <w:r>
+        <w:t xml:space="preserve">:</w:t>
+      </w:r>
+      <w:r>
+        <w:t xml:space="preserve"> </w:t>
+      </w:r>
+      <w:r>
+        <w:rPr>
+          <w:rStyle w:val="VerbatimChar"/>
+        </w:rPr>
+        <w:t xml:space="preserve">sftpuser</w:t>
+      </w:r>
+    </w:p>
+    <w:p>
+      <w:pPr>
+        <w:numPr>
+          <w:ilvl w:val="0"/>
+          <w:numId w:val="1007"/>
+        </w:numPr>
+      </w:pPr>
+      <w:r>
+        <w:rPr>
+          <w:b/>
+          <w:bCs/>
+        </w:rPr>
+        <w:t xml:space="preserve">Multi-User Example</w:t>
+      </w:r>
+      <w:r>
+        <w:t xml:space="preserve">:</w:t>
+      </w:r>
+      <w:r>
+        <w:t xml:space="preserve"> </w:t>
+      </w:r>
+      <w:r>
+        <w:rPr>
+          <w:rStyle w:val="VerbatimChar"/>
+        </w:rPr>
+        <w:t xml:space="preserve">user1,user2,user3</w:t>
+      </w:r>
+    </w:p>
+    <w:p>
+      <w:pPr>
+        <w:numPr>
+          <w:ilvl w:val="0"/>
+          <w:numId w:val="1000"/>
+        </w:numPr>
+      </w:pPr>
+      <w:r>
+        <w:t xml:space="preserve">When multiple users are specified:</w:t>
+      </w:r>
+    </w:p>
+    <w:p>
+      <w:pPr>
+        <w:pStyle w:val="Compact"/>
+        <w:numPr>
+          <w:ilvl w:val="1"/>
+          <w:numId w:val="1008"/>
+        </w:numPr>
+      </w:pPr>
+      <w:r>
+        <w:t xml:space="preserve">User-specific subfolders can be automatically created in user_indicator, macro_indicator, and portfolio directories or can be created manually.</w:t>
+      </w:r>
+    </w:p>
+    <w:p>
+      <w:pPr>
+        <w:pStyle w:val="Compact"/>
+        <w:numPr>
+          <w:ilvl w:val="1"/>
+          <w:numId w:val="1008"/>
+        </w:numPr>
+      </w:pPr>
+      <w:r>
+        <w:t xml:space="preserve">Each subfolder name must match the corresponding username exactly</w:t>
+      </w:r>
+    </w:p>
+    <w:p>
+      <w:pPr>
+        <w:pStyle w:val="Compact"/>
+        <w:numPr>
+          <w:ilvl w:val="1"/>
+          <w:numId w:val="1008"/>
+        </w:numPr>
+      </w:pPr>
+      <w:r>
+        <w:t xml:space="preserve">Files from main directories are distributed to all user directories</w:t>
+      </w:r>
+    </w:p>
+    <w:p>
+      <w:pPr>
+        <w:pStyle w:val="Compact"/>
+        <w:numPr>
+          <w:ilvl w:val="1"/>
+          <w:numId w:val="1008"/>
+        </w:numPr>
+      </w:pPr>
+      <w:r>
+        <w:t xml:space="preserve">The application uploads files for each user with their respective username and the same private/public keys</w:t>
+      </w:r>
+    </w:p>
+    <w:bookmarkEnd w:id="29"/>
+    <w:bookmarkStart w:id="30" w:name="sftp_private_key"/>
+    <w:p>
+      <w:pPr>
+        <w:pStyle w:val="Heading4"/>
+      </w:pPr>
+      <w:r>
+        <w:t xml:space="preserve">SFTP_PRIVATE_KEY</w:t>
+      </w:r>
+    </w:p>
+    <w:p>
+      <w:pPr>
+        <w:pStyle w:val="Compact"/>
+        <w:numPr>
+          <w:ilvl w:val="0"/>
+          <w:numId w:val="1009"/>
+        </w:numPr>
+      </w:pPr>
+      <w:r>
+        <w:rPr>
+          <w:b/>
+          <w:bCs/>
+        </w:rPr>
+        <w:t xml:space="preserve">Purpose</w:t>
+      </w:r>
+      <w:r>
+        <w:t xml:space="preserve">: Path to the private SSH key file used for SFTP authentication.</w:t>
+      </w:r>
+    </w:p>
+    <w:p>
+      <w:pPr>
+        <w:pStyle w:val="Compact"/>
+        <w:numPr>
+          <w:ilvl w:val="0"/>
+          <w:numId w:val="1009"/>
+        </w:numPr>
+      </w:pPr>
+      <w:r>
+        <w:rPr>
+          <w:b/>
+          <w:bCs/>
+        </w:rPr>
+        <w:t xml:space="preserve">Example</w:t>
+      </w:r>
+      <w:r>
+        <w:t xml:space="preserve">:</w:t>
+      </w:r>
+      <w:r>
+        <w:t xml:space="preserve"> </w:t>
+      </w:r>
+      <w:r>
+        <w:rPr>
+          <w:rStyle w:val="VerbatimChar"/>
+        </w:rPr>
+        <w:t xml:space="preserve">/home/youruser/.ssh/id_rsa</w:t>
+      </w:r>
+    </w:p>
+    <w:bookmarkEnd w:id="30"/>
+    <w:bookmarkStart w:id="31" w:name="sftp_phrase"/>
+    <w:p>
+      <w:pPr>
+        <w:pStyle w:val="Heading4"/>
+      </w:pPr>
+      <w:r>
+        <w:t xml:space="preserve">SFTP_PHRASE</w:t>
+      </w:r>
+    </w:p>
+    <w:p>
+      <w:pPr>
+        <w:pStyle w:val="Compact"/>
+        <w:numPr>
+          <w:ilvl w:val="0"/>
+          <w:numId w:val="1010"/>
+        </w:numPr>
+      </w:pPr>
+      <w:r>
+        <w:rPr>
+          <w:b/>
+          <w:bCs/>
+        </w:rPr>
+        <w:t xml:space="preserve">Purpose</w:t>
+      </w:r>
+      <w:r>
+        <w:t xml:space="preserve">: Passphrase for the private SSH key, if required. Leave empty if the key is not encrypted.</w:t>
+      </w:r>
+    </w:p>
+    <w:p>
+      <w:pPr>
+        <w:pStyle w:val="Compact"/>
+        <w:numPr>
+          <w:ilvl w:val="0"/>
+          <w:numId w:val="1010"/>
+        </w:numPr>
+      </w:pPr>
+      <w:r>
+        <w:rPr>
+          <w:b/>
+          <w:bCs/>
+        </w:rPr>
+        <w:t xml:space="preserve">Example</w:t>
+      </w:r>
+      <w:r>
+        <w:t xml:space="preserve">:</w:t>
+      </w:r>
+      <w:r>
+        <w:t xml:space="preserve"> </w:t>
+      </w:r>
+      <w:r>
+        <w:rPr>
+          <w:rStyle w:val="VerbatimChar"/>
+        </w:rPr>
+        <w:t xml:space="preserve">yourSecretPassphrase</w:t>
+      </w:r>
+      <w:r>
+        <w:br/>
+      </w:r>
+      <w:r>
+        <w:rPr>
+          <w:i/>
+          <w:iCs/>
+        </w:rPr>
+        <w:t xml:space="preserve">(Leave blank if not needed)</w:t>
+      </w:r>
+    </w:p>
+    <w:bookmarkEnd w:id="31"/>
+    <w:bookmarkStart w:id="32" w:name="sftp_local_user_indicator_directory"/>
+    <w:p>
+      <w:pPr>
+        <w:pStyle w:val="Heading4"/>
+      </w:pPr>
+      <w:r>
+        <w:t xml:space="preserve">SFTP_LOCAL_USER_INDICATOR_DIRECTORY</w:t>
+      </w:r>
+    </w:p>
+    <w:p>
+      <w:pPr>
+        <w:pStyle w:val="Compact"/>
+        <w:numPr>
+          <w:ilvl w:val="0"/>
+          <w:numId w:val="1011"/>
+        </w:numPr>
+      </w:pPr>
+      <w:r>
+        <w:rPr>
+          <w:b/>
+          <w:bCs/>
+        </w:rPr>
+        <w:t xml:space="preserve">Purpose</w:t>
+      </w:r>
+      <w:r>
+        <w:t xml:space="preserve">: Directory path containing user indicator files to be uploaded.</w:t>
+      </w:r>
+    </w:p>
+    <w:p>
+      <w:pPr>
+        <w:pStyle w:val="Compact"/>
+        <w:numPr>
+          <w:ilvl w:val="0"/>
+          <w:numId w:val="1011"/>
+        </w:numPr>
+      </w:pPr>
+      <w:r>
+        <w:rPr>
+          <w:b/>
+          <w:bCs/>
+        </w:rPr>
+        <w:t xml:space="preserve">Example</w:t>
+      </w:r>
+      <w:r>
+        <w:t xml:space="preserve">:</w:t>
+      </w:r>
+      <w:r>
+        <w:t xml:space="preserve"> </w:t>
+      </w:r>
+      <w:r>
+        <w:rPr>
+          <w:rStyle w:val="VerbatimChar"/>
+        </w:rPr>
+        <w:t xml:space="preserve">/home/youruser/sftpclient/user_indicator</w:t>
+      </w:r>
+    </w:p>
+    <w:bookmarkEnd w:id="32"/>
+    <w:bookmarkStart w:id="33" w:name="sftp_local_macro_indicator_directory"/>
+    <w:p>
+      <w:pPr>
+        <w:pStyle w:val="Heading4"/>
+      </w:pPr>
+      <w:r>
+        <w:t xml:space="preserve">SFTP_LOCAL_MACRO_INDICATOR_DIRECTORY</w:t>
+      </w:r>
+    </w:p>
+    <w:p>
+      <w:pPr>
+        <w:pStyle w:val="Compact"/>
+        <w:numPr>
+          <w:ilvl w:val="0"/>
+          <w:numId w:val="1012"/>
+        </w:numPr>
+      </w:pPr>
+      <w:r>
+        <w:rPr>
+          <w:b/>
+          <w:bCs/>
+        </w:rPr>
+        <w:t xml:space="preserve">Purpose</w:t>
+      </w:r>
+      <w:r>
+        <w:t xml:space="preserve">: Directory path containing macro indicator files to be uploaded.</w:t>
+      </w:r>
+    </w:p>
+    <w:p>
+      <w:pPr>
+        <w:pStyle w:val="Compact"/>
+        <w:numPr>
+          <w:ilvl w:val="0"/>
+          <w:numId w:val="1012"/>
+        </w:numPr>
+      </w:pPr>
+      <w:r>
+        <w:rPr>
+          <w:b/>
+          <w:bCs/>
+        </w:rPr>
+        <w:t xml:space="preserve">Example</w:t>
+      </w:r>
+      <w:r>
+        <w:t xml:space="preserve">:</w:t>
+      </w:r>
+      <w:r>
+        <w:t xml:space="preserve"> </w:t>
+      </w:r>
+      <w:r>
+        <w:rPr>
+          <w:rStyle w:val="VerbatimChar"/>
+        </w:rPr>
+        <w:t xml:space="preserve">/home/youruser/sftpclient/macro_indicator</w:t>
+      </w:r>
+    </w:p>
+    <w:bookmarkEnd w:id="33"/>
+    <w:bookmarkStart w:id="34" w:name="sftp_local_portfolio_directory"/>
+    <w:p>
+      <w:pPr>
+        <w:pStyle w:val="Heading4"/>
+      </w:pPr>
+      <w:r>
+        <w:t xml:space="preserve">SFTP_LOCAL_PORTFOLIO_DIRECTORY</w:t>
+      </w:r>
+    </w:p>
+    <w:p>
+      <w:pPr>
+        <w:pStyle w:val="Compact"/>
+        <w:numPr>
+          <w:ilvl w:val="0"/>
+          <w:numId w:val="1013"/>
+        </w:numPr>
+      </w:pPr>
+      <w:r>
+        <w:rPr>
+          <w:b/>
+          <w:bCs/>
+        </w:rPr>
+        <w:t xml:space="preserve">Purpose</w:t>
+      </w:r>
+      <w:r>
+        <w:t xml:space="preserve">: Directory path containing portfolio files to be uploaded.</w:t>
+      </w:r>
+    </w:p>
+    <w:p>
+      <w:pPr>
+        <w:pStyle w:val="Compact"/>
+        <w:numPr>
+          <w:ilvl w:val="0"/>
+          <w:numId w:val="1013"/>
+        </w:numPr>
+      </w:pPr>
+      <w:r>
+        <w:rPr>
+          <w:b/>
+          <w:bCs/>
+        </w:rPr>
+        <w:t xml:space="preserve">Example</w:t>
+      </w:r>
+      <w:r>
+        <w:t xml:space="preserve">:</w:t>
+      </w:r>
+      <w:r>
+        <w:t xml:space="preserve"> </w:t>
+      </w:r>
+      <w:r>
+        <w:rPr>
+          <w:rStyle w:val="VerbatimChar"/>
+        </w:rPr>
+        <w:t xml:space="preserve">/home/youruser/sftpclient/portfolio</w:t>
+      </w:r>
+    </w:p>
+    <w:bookmarkEnd w:id="34"/>
+    <w:bookmarkStart w:id="35" w:name="sftp_portfolio_file_mapper"/>
+    <w:p>
+      <w:pPr>
+        <w:pStyle w:val="Heading4"/>
+      </w:pPr>
+      <w:r>
+        <w:t xml:space="preserve">SFTP_PORTFOLIO_FILE_MAPPER</w:t>
+      </w:r>
+    </w:p>
+    <w:p>
+      <w:pPr>
+        <w:pStyle w:val="Compact"/>
+        <w:numPr>
+          <w:ilvl w:val="0"/>
+          <w:numId w:val="1014"/>
+        </w:numPr>
+      </w:pPr>
+      <w:r>
+        <w:rPr>
+          <w:b/>
+          <w:bCs/>
+        </w:rPr>
+        <w:t xml:space="preserve">Purpose</w:t>
+      </w:r>
+      <w:r>
+        <w:t xml:space="preserve">: Maps external IDs to substrings in file names for portfolios, which are stored on a user’s side, enabling, enabling automatic renaming before upload.</w:t>
+      </w:r>
+      <w:r>
+        <w:t xml:space="preserve"> </w:t>
+      </w:r>
+      <w:r>
+        <w:t xml:space="preserve">There should be no hyphens/dashes in the portfolio names (e.g. Portfolio1 as below)</w:t>
+      </w:r>
+    </w:p>
+    <w:p>
+      <w:pPr>
+        <w:pStyle w:val="Compact"/>
+        <w:numPr>
+          <w:ilvl w:val="0"/>
+          <w:numId w:val="1014"/>
+        </w:numPr>
+      </w:pPr>
+      <w:r>
+        <w:rPr>
+          <w:b/>
+          <w:bCs/>
+        </w:rPr>
+        <w:t xml:space="preserve">Example</w:t>
+      </w:r>
+      <w:r>
+        <w:t xml:space="preserve">:</w:t>
+      </w:r>
+      <w:r>
+        <w:t xml:space="preserve"> </w:t>
+      </w:r>
+      <w:r>
+        <w:rPr>
+          <w:i/>
+          <w:iCs/>
+        </w:rPr>
+        <w:t xml:space="preserve">PortfolioExternalId1-Portfolio1</w:t>
+      </w:r>
+      <w:r>
+        <w:t xml:space="preserve">,</w:t>
+      </w:r>
+      <w:r>
+        <w:t xml:space="preserve"> </w:t>
+      </w:r>
+      <w:r>
+        <w:rPr>
+          <w:i/>
+          <w:iCs/>
+        </w:rPr>
+        <w:t xml:space="preserve">PortfolioExternalId2-Portfolio2</w:t>
+      </w:r>
+    </w:p>
+    <w:p>
+      <w:pPr>
+        <w:pStyle w:val="Compact"/>
+        <w:numPr>
+          <w:ilvl w:val="0"/>
+          <w:numId w:val="1014"/>
+        </w:numPr>
+      </w:pPr>
+      <w:r>
+        <w:rPr>
+          <w:b/>
+          <w:bCs/>
+        </w:rPr>
+        <w:t xml:space="preserve">Mock File Name</w:t>
+      </w:r>
+      <w:r>
+        <w:t xml:space="preserve">:</w:t>
+      </w:r>
+      <w:r>
+        <w:t xml:space="preserve"> </w:t>
+      </w:r>
+      <w:r>
+        <w:rPr>
+          <w:rStyle w:val="VerbatimChar"/>
+        </w:rPr>
+        <w:t xml:space="preserve">Portfolio1_Report.csv</w:t>
+      </w:r>
+      <w:r>
+        <w:t xml:space="preserve"> </w:t>
+      </w:r>
+      <w:r>
+        <w:t xml:space="preserve">renamed to</w:t>
+      </w:r>
+      <w:r>
+        <w:t xml:space="preserve"> </w:t>
+      </w:r>
+      <w:r>
+        <w:rPr>
+          <w:rStyle w:val="VerbatimChar"/>
+        </w:rPr>
+        <w:t xml:space="preserve">PortfolioExternalId1-[timestamp]-[operation].csv</w:t>
+      </w:r>
+      <w:r>
+        <w:t xml:space="preserve"> </w:t>
+      </w:r>
+      <w:r>
+        <w:t xml:space="preserve">(The substring Portfolio1 in the file name matches the mapping PortfolioExternalId1-Portfolio1. The file is renamed to</w:t>
+      </w:r>
+      <w:r>
+        <w:t xml:space="preserve"> </w:t>
+      </w:r>
+      <w:r>
+        <w:rPr>
+          <w:rStyle w:val="VerbatimChar"/>
+        </w:rPr>
+        <w:t xml:space="preserve">PortfolioExternalId1-[timestamp]-[operation].csv</w:t>
+      </w:r>
+      <w:r>
+        <w:t xml:space="preserve"> </w:t>
+      </w:r>
+      <w:r>
+        <w:t xml:space="preserve">before being uploaded)</w:t>
+      </w:r>
+    </w:p>
+    <w:bookmarkEnd w:id="35"/>
+    <w:bookmarkStart w:id="36" w:name="Xf2655bce2f16571165a920dca7da9b047e89e88"/>
+    <w:p>
+      <w:pPr>
+        <w:pStyle w:val="Heading4"/>
+      </w:pPr>
+      <w:r>
+        <w:t xml:space="preserve">SFTP_PORTFOLIO_FILE_MAPPER_DEFAULT_OPERATION</w:t>
+      </w:r>
+    </w:p>
+    <w:p>
+      <w:pPr>
+        <w:pStyle w:val="Compact"/>
+        <w:numPr>
+          <w:ilvl w:val="0"/>
+          <w:numId w:val="1015"/>
+        </w:numPr>
+      </w:pPr>
+      <w:r>
+        <w:rPr>
+          <w:b/>
+          <w:bCs/>
+        </w:rPr>
+        <w:t xml:space="preserve">Purpose</w:t>
+      </w:r>
+      <w:r>
+        <w:t xml:space="preserve">: Specifies the default operation for portfolio files.</w:t>
+      </w:r>
+    </w:p>
+    <w:p>
+      <w:pPr>
+        <w:pStyle w:val="Compact"/>
+        <w:numPr>
+          <w:ilvl w:val="1"/>
+          <w:numId w:val="1016"/>
+        </w:numPr>
+      </w:pPr>
+      <w:r>
+        <w:t xml:space="preserve">F = replace file and delete history</w:t>
+      </w:r>
+    </w:p>
+    <w:p>
+      <w:pPr>
+        <w:pStyle w:val="Compact"/>
+        <w:numPr>
+          <w:ilvl w:val="1"/>
+          <w:numId w:val="1016"/>
+        </w:numPr>
+      </w:pPr>
+      <w:r>
+        <w:t xml:space="preserve">M = modify file</w:t>
+      </w:r>
+    </w:p>
+    <w:p>
+      <w:pPr>
+        <w:pStyle w:val="Compact"/>
+        <w:numPr>
+          <w:ilvl w:val="0"/>
+          <w:numId w:val="1015"/>
+        </w:numPr>
+      </w:pPr>
+      <w:r>
+        <w:rPr>
+          <w:b/>
+          <w:bCs/>
+        </w:rPr>
+        <w:t xml:space="preserve">Example:</w:t>
+      </w:r>
+      <w:r>
+        <w:t xml:space="preserve"> </w:t>
+      </w:r>
+      <w:r>
+        <w:t xml:space="preserve">M</w:t>
+      </w:r>
+      <w:r>
+        <w:t xml:space="preserve"> </w:t>
+      </w:r>
+      <w:r>
+        <w:t xml:space="preserve">Files will be uploaded with the</w:t>
+      </w:r>
+      <w:r>
+        <w:t xml:space="preserve"> </w:t>
+      </w:r>
+      <w:r>
+        <w:t xml:space="preserve">“modify”</w:t>
+      </w:r>
+      <w:r>
+        <w:t xml:space="preserve"> </w:t>
+      </w:r>
+      <w:r>
+        <w:t xml:space="preserve">(update) operation unless specified otherwise.</w:t>
+      </w:r>
+    </w:p>
+    <w:bookmarkEnd w:id="36"/>
+    <w:bookmarkStart w:id="37" w:name="sftp_user_indicator_file_mapper"/>
+    <w:p>
+      <w:pPr>
+        <w:pStyle w:val="Heading4"/>
+      </w:pPr>
+      <w:r>
+        <w:t xml:space="preserve">SFTP_USER_INDICATOR_FILE_MAPPER</w:t>
+      </w:r>
+    </w:p>
+    <w:p>
+      <w:pPr>
+        <w:pStyle w:val="Compact"/>
+        <w:numPr>
+          <w:ilvl w:val="0"/>
+          <w:numId w:val="1017"/>
+        </w:numPr>
+      </w:pPr>
+      <w:r>
+        <w:rPr>
+          <w:b/>
+          <w:bCs/>
+        </w:rPr>
+        <w:t xml:space="preserve">Purpose</w:t>
+      </w:r>
+      <w:r>
+        <w:t xml:space="preserve">: Same logic as for portfolios, but applies to user indicator files.</w:t>
+      </w:r>
+    </w:p>
+    <w:p>
+      <w:pPr>
+        <w:pStyle w:val="Compact"/>
+        <w:numPr>
+          <w:ilvl w:val="0"/>
+          <w:numId w:val="1017"/>
+        </w:numPr>
+      </w:pPr>
+      <w:r>
+        <w:rPr>
+          <w:b/>
+          <w:bCs/>
+        </w:rPr>
+        <w:t xml:space="preserve">Example</w:t>
+      </w:r>
+      <w:r>
+        <w:t xml:space="preserve">:</w:t>
+      </w:r>
+      <w:r>
+        <w:t xml:space="preserve"> </w:t>
+      </w:r>
+      <w:r>
+        <w:rPr>
+          <w:i/>
+          <w:iCs/>
+        </w:rPr>
+        <w:t xml:space="preserve">UserExternalId1-UserIndicator1</w:t>
+      </w:r>
+      <w:r>
+        <w:t xml:space="preserve">,</w:t>
+      </w:r>
+      <w:r>
+        <w:t xml:space="preserve"> </w:t>
+      </w:r>
+      <w:r>
+        <w:rPr>
+          <w:i/>
+          <w:iCs/>
+        </w:rPr>
+        <w:t xml:space="preserve">UserExternalId2-UserIndicator2</w:t>
+      </w:r>
+    </w:p>
+    <w:p>
+      <w:pPr>
+        <w:pStyle w:val="Compact"/>
+        <w:numPr>
+          <w:ilvl w:val="0"/>
+          <w:numId w:val="1017"/>
+        </w:numPr>
+      </w:pPr>
+      <w:r>
+        <w:rPr>
+          <w:b/>
+          <w:bCs/>
+        </w:rPr>
+        <w:t xml:space="preserve">Mock File Name</w:t>
+      </w:r>
+      <w:r>
+        <w:t xml:space="preserve">:</w:t>
+      </w:r>
+      <w:r>
+        <w:t xml:space="preserve"> </w:t>
+      </w:r>
+      <w:r>
+        <w:rPr>
+          <w:rStyle w:val="VerbatimChar"/>
+        </w:rPr>
+        <w:t xml:space="preserve">UserIndicator1_Data.csv</w:t>
+      </w:r>
+      <w:r>
+        <w:t xml:space="preserve"> </w:t>
+      </w:r>
+      <w:r>
+        <w:t xml:space="preserve">renamed to</w:t>
+      </w:r>
+      <w:r>
+        <w:t xml:space="preserve"> </w:t>
+      </w:r>
+      <w:r>
+        <w:rPr>
+          <w:rStyle w:val="VerbatimChar"/>
+        </w:rPr>
+        <w:t xml:space="preserve">UserExternalId1-[timestamp]-[operation].csv</w:t>
+      </w:r>
+      <w:r>
+        <w:t xml:space="preserve"> </w:t>
+      </w:r>
+      <w:r>
+        <w:t xml:space="preserve">and zipped before upload</w:t>
+      </w:r>
+    </w:p>
+    <w:bookmarkEnd w:id="37"/>
+    <w:bookmarkStart w:id="38" w:name="Xebc0dc31af3f15e83f138c086413bfda441af70"/>
+    <w:p>
+      <w:pPr>
+        <w:pStyle w:val="Heading4"/>
+      </w:pPr>
+      <w:r>
+        <w:t xml:space="preserve">SFTP_USER_INDICATOR_FILE_MAPPER_DEFAULT_OPERATION</w:t>
+      </w:r>
+    </w:p>
+    <w:p>
+      <w:pPr>
+        <w:pStyle w:val="Compact"/>
         <w:numPr>
           <w:ilvl w:val="0"/>
           <w:numId w:val="1018"/>
@@ -1383,22 +1519,39 @@
           <w:b/>
           <w:bCs/>
         </w:rPr>
-        <w:t xml:space="preserve">Edit the Script</w:t>
-      </w:r>
-    </w:p>
-    <w:p>
-      <w:pPr>
-        <w:numPr>
-          <w:ilvl w:val="0"/>
-          <w:numId w:val="1000"/>
-        </w:numPr>
-      </w:pPr>
-      <w:r>
-        <w:t xml:space="preserve">⚠️️ Open run_ubuntu.sh in a text editor and update environment variables with values specific to your setup.</w:t>
-      </w:r>
-    </w:p>
-    <w:p>
-      <w:pPr>
+        <w:t xml:space="preserve">Purpose</w:t>
+      </w:r>
+      <w:r>
+        <w:t xml:space="preserve">: Default operation for user indicator files.</w:t>
+      </w:r>
+    </w:p>
+    <w:p>
+      <w:pPr>
+        <w:pStyle w:val="Compact"/>
+        <w:numPr>
+          <w:ilvl w:val="1"/>
+          <w:numId w:val="1019"/>
+        </w:numPr>
+      </w:pPr>
+      <w:r>
+        <w:t xml:space="preserve">F = replace file and delete history</w:t>
+      </w:r>
+    </w:p>
+    <w:p>
+      <w:pPr>
+        <w:pStyle w:val="Compact"/>
+        <w:numPr>
+          <w:ilvl w:val="1"/>
+          <w:numId w:val="1019"/>
+        </w:numPr>
+      </w:pPr>
+      <w:r>
+        <w:t xml:space="preserve">M = modify file</w:t>
+      </w:r>
+    </w:p>
+    <w:p>
+      <w:pPr>
+        <w:pStyle w:val="Compact"/>
         <w:numPr>
           <w:ilvl w:val="0"/>
           <w:numId w:val="1018"/>
@@ -1409,80 +1562,46 @@
           <w:b/>
           <w:bCs/>
         </w:rPr>
-        <w:t xml:space="preserve">Make the File Executable</w:t>
-      </w:r>
-      <w:r>
-        <w:t xml:space="preserve">:</w:t>
+        <w:t xml:space="preserve">Example</w:t>
+      </w:r>
+      <w:r>
+        <w:t xml:space="preserve">: M</w:t>
+      </w:r>
+      <w:r>
+        <w:t xml:space="preserve"> </w:t>
+      </w:r>
+      <w:r>
+        <w:t xml:space="preserve">Files will be uploaded with the</w:t>
+      </w:r>
+      <w:r>
+        <w:t xml:space="preserve"> </w:t>
+      </w:r>
+      <w:r>
+        <w:t xml:space="preserve">“modify”</w:t>
+      </w:r>
+      <w:r>
+        <w:t xml:space="preserve"> </w:t>
+      </w:r>
+      <w:r>
+        <w:t xml:space="preserve">operation unless specified otherwise.</w:t>
+      </w:r>
+    </w:p>
+    <w:bookmarkEnd w:id="38"/>
+    <w:bookmarkStart w:id="39" w:name="sftp_macro_indicator_file_mapper"/>
+    <w:p>
+      <w:pPr>
+        <w:pStyle w:val="Heading4"/>
+      </w:pPr>
+      <w:r>
+        <w:t xml:space="preserve">SFTP_MACRO_INDICATOR_FILE_MAPPER</w:t>
       </w:r>
     </w:p>
     <w:p>
       <w:pPr>
         <w:pStyle w:val="Compact"/>
         <w:numPr>
-          <w:ilvl w:val="1"/>
-          <w:numId w:val="1019"/>
-        </w:numPr>
-      </w:pPr>
-      <w:r>
-        <w:t xml:space="preserve">Open the terminal and navigate to the directory containing</w:t>
-      </w:r>
-      <w:r>
-        <w:t xml:space="preserve"> </w:t>
-      </w:r>
-      <w:r>
-        <w:rPr>
-          <w:rStyle w:val="VerbatimChar"/>
-        </w:rPr>
-        <w:t xml:space="preserve">run_ubuntu.sh</w:t>
-      </w:r>
-      <w:r>
-        <w:t xml:space="preserve">.</w:t>
-      </w:r>
-    </w:p>
-    <w:p>
-      <w:pPr>
-        <w:pStyle w:val="Compact"/>
-        <w:numPr>
-          <w:ilvl w:val="1"/>
-          <w:numId w:val="1019"/>
-        </w:numPr>
-      </w:pPr>
-      <w:r>
-        <w:t xml:space="preserve">Run the following command to ensure it is executable:</w:t>
-      </w:r>
-    </w:p>
-    <w:p>
-      <w:pPr>
-        <w:pStyle w:val="SourceCode"/>
-        <w:numPr>
           <w:ilvl w:val="0"/>
-          <w:numId w:val="1000"/>
-        </w:numPr>
-      </w:pPr>
-      <w:r>
-        <w:rPr>
-          <w:rStyle w:val="NormalTok"/>
-        </w:rPr>
-        <w:t xml:space="preserve">   </w:t>
-      </w:r>
-      <w:r>
-        <w:rPr>
-          <w:rStyle w:val="FunctionTok"/>
-        </w:rPr>
-        <w:t xml:space="preserve">chmod</w:t>
-      </w:r>
-      <w:r>
-        <w:rPr>
-          <w:rStyle w:val="NormalTok"/>
-        </w:rPr>
-        <w:t xml:space="preserve"> +x run_ubuntu.sh</w:t>
-      </w:r>
-    </w:p>
-    <w:p>
-      <w:pPr>
-        <w:numPr>
-          <w:ilvl w:val="0"/>
-          <w:numId w:val="1018"/>
+          <w:numId w:val="1020"/>
         </w:numPr>
       </w:pPr>
       <w:r>
@@ -1490,40 +1609,18 @@
           <w:b/>
           <w:bCs/>
         </w:rPr>
-        <w:t xml:space="preserve">Run the Script:</w:t>
-      </w:r>
-    </w:p>
-    <w:p>
-      <w:pPr>
-        <w:numPr>
-          <w:ilvl w:val="1"/>
+        <w:t xml:space="preserve">Purpose</w:t>
+      </w:r>
+      <w:r>
+        <w:t xml:space="preserve">: Same mapping logic, applied to macro indicator files.</w:t>
+      </w:r>
+    </w:p>
+    <w:p>
+      <w:pPr>
+        <w:pStyle w:val="Compact"/>
+        <w:numPr>
+          <w:ilvl w:val="0"/>
           <w:numId w:val="1020"/>
-        </w:numPr>
-      </w:pPr>
-      <w:r>
-        <w:t xml:space="preserve">Execute the script:</w:t>
-      </w:r>
-    </w:p>
-    <w:p>
-      <w:pPr>
-        <w:pStyle w:val="SourceCode"/>
-        <w:numPr>
-          <w:ilvl w:val="1"/>
-          <w:numId w:val="1000"/>
-        </w:numPr>
-      </w:pPr>
-      <w:r>
-        <w:rPr>
-          <w:rStyle w:val="ExtensionTok"/>
-        </w:rPr>
-        <w:t xml:space="preserve">./run_ubuntu.sh</w:t>
-      </w:r>
-    </w:p>
-    <w:p>
-      <w:pPr>
-        <w:numPr>
-          <w:ilvl w:val="0"/>
-          <w:numId w:val="1018"/>
         </w:numPr>
       </w:pPr>
       <w:r>
@@ -1531,31 +1628,175 @@
           <w:b/>
           <w:bCs/>
         </w:rPr>
-        <w:t xml:space="preserve">Verify Execution:</w:t>
+        <w:t xml:space="preserve">Example</w:t>
+      </w:r>
+      <w:r>
+        <w:t xml:space="preserve">:</w:t>
+      </w:r>
+      <w:r>
+        <w:t xml:space="preserve"> </w:t>
+      </w:r>
+      <w:r>
+        <w:rPr>
+          <w:i/>
+          <w:iCs/>
+        </w:rPr>
+        <w:t xml:space="preserve">MacroExternalId1-MacroIndicator1</w:t>
+      </w:r>
+      <w:r>
+        <w:t xml:space="preserve">,</w:t>
+      </w:r>
+      <w:r>
+        <w:t xml:space="preserve"> </w:t>
+      </w:r>
+      <w:r>
+        <w:rPr>
+          <w:i/>
+          <w:iCs/>
+        </w:rPr>
+        <w:t xml:space="preserve">MacroExternalId2-MacroIndicator2</w:t>
       </w:r>
     </w:p>
     <w:p>
       <w:pPr>
         <w:pStyle w:val="Compact"/>
         <w:numPr>
-          <w:ilvl w:val="1"/>
+          <w:ilvl w:val="0"/>
+          <w:numId w:val="1020"/>
+        </w:numPr>
+      </w:pPr>
+      <w:r>
+        <w:rPr>
+          <w:b/>
+          <w:bCs/>
+        </w:rPr>
+        <w:t xml:space="preserve">Mock File Name</w:t>
+      </w:r>
+      <w:r>
+        <w:t xml:space="preserve">:</w:t>
+      </w:r>
+      <w:r>
+        <w:t xml:space="preserve"> </w:t>
+      </w:r>
+      <w:r>
+        <w:rPr>
+          <w:rStyle w:val="VerbatimChar"/>
+        </w:rPr>
+        <w:t xml:space="preserve">MacroIndicator1_Stats.csv</w:t>
+      </w:r>
+      <w:r>
+        <w:t xml:space="preserve"> </w:t>
+      </w:r>
+      <w:r>
+        <w:t xml:space="preserve">🡺 renamed to</w:t>
+      </w:r>
+      <w:r>
+        <w:t xml:space="preserve"> </w:t>
+      </w:r>
+      <w:r>
+        <w:rPr>
+          <w:rStyle w:val="VerbatimChar"/>
+        </w:rPr>
+        <w:t xml:space="preserve">MacroExternalId1-[timestamp]-[operation].csv</w:t>
+      </w:r>
+    </w:p>
+    <w:bookmarkEnd w:id="39"/>
+    <w:bookmarkStart w:id="40" w:name="Xc97dc3dd1b5e7dc8bf1f434c63922d70f72bd00"/>
+    <w:p>
+      <w:pPr>
+        <w:pStyle w:val="Heading4"/>
+      </w:pPr>
+      <w:r>
+        <w:t xml:space="preserve">SFTP_MACRO_INDICATOR_FILE_MAPPER_DEFAULT_OPERATION</w:t>
+      </w:r>
+    </w:p>
+    <w:p>
+      <w:pPr>
+        <w:pStyle w:val="Compact"/>
+        <w:numPr>
+          <w:ilvl w:val="0"/>
           <w:numId w:val="1021"/>
         </w:numPr>
       </w:pPr>
       <w:r>
-        <w:t xml:space="preserve">The script will check for the presence of the Java runtime and execute</w:t>
-      </w:r>
-      <w:r>
-        <w:t xml:space="preserve"> </w:t>
+        <w:rPr>
+          <w:b/>
+          <w:bCs/>
+        </w:rPr>
+        <w:t xml:space="preserve">Purpose</w:t>
+      </w:r>
+      <w:r>
+        <w:t xml:space="preserve">: Default operation for macro indicator files. F means replace the file, and M means modify the file.</w:t>
+      </w:r>
+    </w:p>
+    <w:p>
+      <w:pPr>
+        <w:pStyle w:val="Compact"/>
+        <w:numPr>
+          <w:ilvl w:val="0"/>
+          <w:numId w:val="1021"/>
+        </w:numPr>
+      </w:pPr>
+      <w:r>
+        <w:rPr>
+          <w:b/>
+          <w:bCs/>
+        </w:rPr>
+        <w:t xml:space="preserve">Example</w:t>
+      </w:r>
+      <w:r>
+        <w:t xml:space="preserve">: F</w:t>
+      </w:r>
+      <w:r>
+        <w:t xml:space="preserve"> </w:t>
+      </w:r>
+      <w:r>
+        <w:t xml:space="preserve">Files will be uploaded with the</w:t>
+      </w:r>
+      <w:r>
+        <w:t xml:space="preserve"> </w:t>
+      </w:r>
+      <w:r>
+        <w:t xml:space="preserve">“replace”</w:t>
+      </w:r>
+      <w:r>
+        <w:t xml:space="preserve"> </w:t>
+      </w:r>
+      <w:r>
+        <w:t xml:space="preserve">operation unless specified otherwise.</w:t>
+      </w:r>
+    </w:p>
+    <w:p>
+      <w:pPr>
+        <w:pStyle w:val="FirstParagraph"/>
+      </w:pPr>
+      <w:r>
+        <w:t xml:space="preserve">✅</w:t>
+      </w:r>
+      <w:r>
+        <w:t xml:space="preserve"> </w:t>
+      </w:r>
+      <w:r>
+        <w:rPr>
+          <w:i/>
+          <w:iCs/>
+        </w:rPr>
+        <w:t xml:space="preserve">Ensure all environment variables are correctly set in run_ubuntu.bat before running the application.</w:t>
+      </w:r>
+      <w:r>
+        <w:t xml:space="preserve"> </w:t>
+      </w:r>
+      <w:r>
+        <w:t xml:space="preserve">If you encounter issues, check the log file (</w:t>
       </w:r>
       <w:r>
         <w:rPr>
           <w:rStyle w:val="VerbatimChar"/>
         </w:rPr>
-        <w:t xml:space="preserve">SftpClient.jar</w:t>
-      </w:r>
-      <w:r>
-        <w:t xml:space="preserve">.</w:t>
+        <w:t xml:space="preserve">log.txt</w:t>
+      </w:r>
+      <w:r>
+        <w:t xml:space="preserve">) in the application’s directory for details.</w:t>
       </w:r>
     </w:p>
     <w:p>
@@ -1565,34 +1806,23 @@
         </w:pict>
       </w:r>
     </w:p>
-    <w:bookmarkEnd w:id="37"/>
-    <w:bookmarkStart w:id="38" w:name="Xc03131bb323849740b30e5cac00ee95021fcbf2"/>
+    <w:bookmarkEnd w:id="40"/>
+    <w:bookmarkEnd w:id="41"/>
+    <w:bookmarkStart w:id="42" w:name="manual-execution-steps"/>
     <w:p>
       <w:pPr>
         <w:pStyle w:val="Heading2"/>
       </w:pPr>
       <w:r>
-        <w:t xml:space="preserve">Schedule</w:t>
-      </w:r>
-      <w:r>
-        <w:t xml:space="preserve"> </w:t>
-      </w:r>
-      <w:r>
-        <w:rPr>
-          <w:rStyle w:val="VerbatimChar"/>
-        </w:rPr>
-        <w:t xml:space="preserve">SftpClient.jar</w:t>
-      </w:r>
-      <w:r>
-        <w:t xml:space="preserve"> </w:t>
-      </w:r>
-      <w:r>
-        <w:t xml:space="preserve">to Run Daily at 05:00 AM</w:t>
-      </w:r>
-    </w:p>
-    <w:p>
-      <w:pPr>
-        <w:pStyle w:val="Compact"/>
+        <w:rPr>
+          <w:b/>
+          <w:bCs/>
+        </w:rPr>
+        <w:t xml:space="preserve">Manual Execution Steps</w:t>
+      </w:r>
+    </w:p>
+    <w:p>
+      <w:pPr>
         <w:numPr>
           <w:ilvl w:val="0"/>
           <w:numId w:val="1022"/>
@@ -1603,7 +1833,36 @@
           <w:b/>
           <w:bCs/>
         </w:rPr>
-        <w:t xml:space="preserve">Prepare the Script:</w:t>
+        <w:t xml:space="preserve">Edit the Script</w:t>
+      </w:r>
+    </w:p>
+    <w:p>
+      <w:pPr>
+        <w:numPr>
+          <w:ilvl w:val="0"/>
+          <w:numId w:val="1000"/>
+        </w:numPr>
+      </w:pPr>
+      <w:r>
+        <w:t xml:space="preserve">⚠️️ Open run_ubuntu.sh in a text editor and update environment variables with values specific to your setup.</w:t>
+      </w:r>
+    </w:p>
+    <w:p>
+      <w:pPr>
+        <w:numPr>
+          <w:ilvl w:val="0"/>
+          <w:numId w:val="1022"/>
+        </w:numPr>
+      </w:pPr>
+      <w:r>
+        <w:rPr>
+          <w:b/>
+          <w:bCs/>
+        </w:rPr>
+        <w:t xml:space="preserve">Make the File Executable</w:t>
+      </w:r>
+      <w:r>
+        <w:t xml:space="preserve">:</w:t>
       </w:r>
     </w:p>
     <w:p>
@@ -1615,7 +1874,7 @@
         </w:numPr>
       </w:pPr>
       <w:r>
-        <w:t xml:space="preserve">Ensure</w:t>
+        <w:t xml:space="preserve">Open the terminal and navigate to the directory containing</w:t>
       </w:r>
       <w:r>
         <w:t xml:space="preserve"> </w:t>
@@ -1624,21 +1883,6 @@
         <w:rPr>
           <w:rStyle w:val="VerbatimChar"/>
         </w:rPr>
-        <w:t xml:space="preserve">schedule_ubuntu.sh</w:t>
-      </w:r>
-      <w:r>
-        <w:t xml:space="preserve"> </w:t>
-      </w:r>
-      <w:r>
-        <w:t xml:space="preserve">is in the same directory as</w:t>
-      </w:r>
-      <w:r>
-        <w:t xml:space="preserve"> </w:t>
-      </w:r>
-      <w:r>
-        <w:rPr>
-          <w:rStyle w:val="VerbatimChar"/>
-        </w:rPr>
         <w:t xml:space="preserve">run_ubuntu.sh</w:t>
       </w:r>
       <w:r>
@@ -1648,6 +1892,44 @@
     <w:p>
       <w:pPr>
         <w:pStyle w:val="Compact"/>
+        <w:numPr>
+          <w:ilvl w:val="1"/>
+          <w:numId w:val="1023"/>
+        </w:numPr>
+      </w:pPr>
+      <w:r>
+        <w:t xml:space="preserve">Run the following command to ensure it is executable:</w:t>
+      </w:r>
+    </w:p>
+    <w:p>
+      <w:pPr>
+        <w:pStyle w:val="SourceCode"/>
+        <w:numPr>
+          <w:ilvl w:val="0"/>
+          <w:numId w:val="1000"/>
+        </w:numPr>
+      </w:pPr>
+      <w:r>
+        <w:rPr>
+          <w:rStyle w:val="NormalTok"/>
+        </w:rPr>
+        <w:t xml:space="preserve">   </w:t>
+      </w:r>
+      <w:r>
+        <w:rPr>
+          <w:rStyle w:val="FunctionTok"/>
+        </w:rPr>
+        <w:t xml:space="preserve">chmod</w:t>
+      </w:r>
+      <w:r>
+        <w:rPr>
+          <w:rStyle w:val="NormalTok"/>
+        </w:rPr>
+        <w:t xml:space="preserve"> +x run_ubuntu.sh</w:t>
+      </w:r>
+    </w:p>
+    <w:p>
+      <w:pPr>
         <w:numPr>
           <w:ilvl w:val="0"/>
           <w:numId w:val="1022"/>
@@ -1658,7 +1940,7 @@
           <w:b/>
           <w:bCs/>
         </w:rPr>
-        <w:t xml:space="preserve">Run the Scheduler Script:</w:t>
+        <w:t xml:space="preserve">Run the Script:</w:t>
       </w:r>
     </w:p>
     <w:p>
@@ -1669,22 +1951,7 @@
         </w:numPr>
       </w:pPr>
       <w:r>
-        <w:t xml:space="preserve">Execute</w:t>
-      </w:r>
-      <w:r>
-        <w:t xml:space="preserve"> </w:t>
-      </w:r>
-      <w:r>
-        <w:rPr>
-          <w:rStyle w:val="VerbatimChar"/>
-        </w:rPr>
-        <w:t xml:space="preserve">schedule_ubuntu.sh</w:t>
-      </w:r>
-      <w:r>
-        <w:t xml:space="preserve"> </w:t>
-      </w:r>
-      <w:r>
-        <w:t xml:space="preserve">to create a cron job:</w:t>
+        <w:t xml:space="preserve">Execute the script:</w:t>
       </w:r>
     </w:p>
     <w:p>
@@ -1699,12 +1966,11 @@
         <w:rPr>
           <w:rStyle w:val="ExtensionTok"/>
         </w:rPr>
-        <w:t xml:space="preserve">./schedule_ubuntu.sh</w:t>
-      </w:r>
-    </w:p>
-    <w:p>
-      <w:pPr>
-        <w:pStyle w:val="Compact"/>
+        <w:t xml:space="preserve">./run_ubuntu.sh</w:t>
+      </w:r>
+    </w:p>
+    <w:p>
+      <w:pPr>
         <w:numPr>
           <w:ilvl w:val="0"/>
           <w:numId w:val="1022"/>
@@ -1715,45 +1981,31 @@
           <w:b/>
           <w:bCs/>
         </w:rPr>
-        <w:t xml:space="preserve">Verify the Task:</w:t>
-      </w:r>
-    </w:p>
-    <w:p>
-      <w:pPr>
+        <w:t xml:space="preserve">Verify Execution:</w:t>
+      </w:r>
+    </w:p>
+    <w:p>
+      <w:pPr>
+        <w:pStyle w:val="Compact"/>
         <w:numPr>
           <w:ilvl w:val="1"/>
           <w:numId w:val="1025"/>
         </w:numPr>
       </w:pPr>
       <w:r>
-        <w:t xml:space="preserve">Check the cron jobs to confirm the task is scheduled:</w:t>
-      </w:r>
-    </w:p>
-    <w:p>
-      <w:pPr>
-        <w:pStyle w:val="SourceCode"/>
-        <w:numPr>
-          <w:ilvl w:val="1"/>
-          <w:numId w:val="1000"/>
-        </w:numPr>
-      </w:pPr>
-      <w:r>
-        <w:rPr>
-          <w:rStyle w:val="FunctionTok"/>
-        </w:rPr>
-        <w:t xml:space="preserve">crontab</w:t>
-      </w:r>
-      <w:r>
-        <w:rPr>
-          <w:rStyle w:val="NormalTok"/>
-        </w:rPr>
-        <w:t xml:space="preserve"> </w:t>
-      </w:r>
-      <w:r>
-        <w:rPr>
-          <w:rStyle w:val="AttributeTok"/>
-        </w:rPr>
-        <w:t xml:space="preserve">-l</w:t>
+        <w:t xml:space="preserve">The script will check for the presence of the Java runtime and execute</w:t>
+      </w:r>
+      <w:r>
+        <w:t xml:space="preserve"> </w:t>
+      </w:r>
+      <w:r>
+        <w:rPr>
+          <w:rStyle w:val="VerbatimChar"/>
+        </w:rPr>
+        <w:t xml:space="preserve">SftpClient.jar</w:t>
+      </w:r>
+      <w:r>
+        <w:t xml:space="preserve">.</w:t>
       </w:r>
     </w:p>
     <w:p>
@@ -1763,14 +2015,29 @@
         </w:pict>
       </w:r>
     </w:p>
-    <w:bookmarkEnd w:id="38"/>
-    <w:bookmarkStart w:id="39" w:name="remove-the-scheduled-task"/>
+    <w:bookmarkEnd w:id="42"/>
+    <w:bookmarkStart w:id="43" w:name="Xc03131bb323849740b30e5cac00ee95021fcbf2"/>
     <w:p>
       <w:pPr>
         <w:pStyle w:val="Heading2"/>
       </w:pPr>
       <w:r>
-        <w:t xml:space="preserve">Remove the Scheduled Task</w:t>
+        <w:t xml:space="preserve">Schedule</w:t>
+      </w:r>
+      <w:r>
+        <w:t xml:space="preserve"> </w:t>
+      </w:r>
+      <w:r>
+        <w:rPr>
+          <w:rStyle w:val="VerbatimChar"/>
+        </w:rPr>
+        <w:t xml:space="preserve">SftpClient.jar</w:t>
+      </w:r>
+      <w:r>
+        <w:t xml:space="preserve"> </w:t>
+      </w:r>
+      <w:r>
+        <w:t xml:space="preserve">to Run Daily at 05:00 AM</w:t>
       </w:r>
     </w:p>
     <w:p>
@@ -1786,17 +2053,72 @@
           <w:b/>
           <w:bCs/>
         </w:rPr>
-        <w:t xml:space="preserve">Run the Removal Script:</w:t>
-      </w:r>
-    </w:p>
-    <w:p>
-      <w:pPr>
+        <w:t xml:space="preserve">Prepare the Script:</w:t>
+      </w:r>
+    </w:p>
+    <w:p>
+      <w:pPr>
+        <w:pStyle w:val="Compact"/>
         <w:numPr>
           <w:ilvl w:val="1"/>
           <w:numId w:val="1027"/>
         </w:numPr>
       </w:pPr>
       <w:r>
+        <w:t xml:space="preserve">Ensure</w:t>
+      </w:r>
+      <w:r>
+        <w:t xml:space="preserve"> </w:t>
+      </w:r>
+      <w:r>
+        <w:rPr>
+          <w:rStyle w:val="VerbatimChar"/>
+        </w:rPr>
+        <w:t xml:space="preserve">schedule_ubuntu.sh</w:t>
+      </w:r>
+      <w:r>
+        <w:t xml:space="preserve"> </w:t>
+      </w:r>
+      <w:r>
+        <w:t xml:space="preserve">is in the same directory as</w:t>
+      </w:r>
+      <w:r>
+        <w:t xml:space="preserve"> </w:t>
+      </w:r>
+      <w:r>
+        <w:rPr>
+          <w:rStyle w:val="VerbatimChar"/>
+        </w:rPr>
+        <w:t xml:space="preserve">run_ubuntu.sh</w:t>
+      </w:r>
+      <w:r>
+        <w:t xml:space="preserve">.</w:t>
+      </w:r>
+    </w:p>
+    <w:p>
+      <w:pPr>
+        <w:pStyle w:val="Compact"/>
+        <w:numPr>
+          <w:ilvl w:val="0"/>
+          <w:numId w:val="1026"/>
+        </w:numPr>
+      </w:pPr>
+      <w:r>
+        <w:rPr>
+          <w:b/>
+          <w:bCs/>
+        </w:rPr>
+        <w:t xml:space="preserve">Run the Scheduler Script:</w:t>
+      </w:r>
+    </w:p>
+    <w:p>
+      <w:pPr>
+        <w:numPr>
+          <w:ilvl w:val="1"/>
+          <w:numId w:val="1028"/>
+        </w:numPr>
+      </w:pPr>
+      <w:r>
         <w:t xml:space="preserve">Execute</w:t>
       </w:r>
       <w:r>
@@ -1806,13 +2128,13 @@
         <w:rPr>
           <w:rStyle w:val="VerbatimChar"/>
         </w:rPr>
-        <w:t xml:space="preserve">remove_schedule_ubuntu.sh</w:t>
-      </w:r>
-      <w:r>
-        <w:t xml:space="preserve"> </w:t>
-      </w:r>
-      <w:r>
-        <w:t xml:space="preserve">to remove the cron job:</w:t>
+        <w:t xml:space="preserve">schedule_ubuntu.sh</w:t>
+      </w:r>
+      <w:r>
+        <w:t xml:space="preserve"> </w:t>
+      </w:r>
+      <w:r>
+        <w:t xml:space="preserve">to create a cron job:</w:t>
       </w:r>
     </w:p>
     <w:p>
@@ -1827,7 +2149,7 @@
         <w:rPr>
           <w:rStyle w:val="ExtensionTok"/>
         </w:rPr>
-        <w:t xml:space="preserve">./remove_schedule_ubuntu.sh</w:t>
+        <w:t xml:space="preserve">./schedule_ubuntu.sh</w:t>
       </w:r>
     </w:p>
     <w:p>
@@ -1843,18 +2165,18 @@
           <w:b/>
           <w:bCs/>
         </w:rPr>
-        <w:t xml:space="preserve">Verify Removal:</w:t>
+        <w:t xml:space="preserve">Verify the Task:</w:t>
       </w:r>
     </w:p>
     <w:p>
       <w:pPr>
         <w:numPr>
           <w:ilvl w:val="1"/>
-          <w:numId w:val="1028"/>
-        </w:numPr>
-      </w:pPr>
-      <w:r>
-        <w:t xml:space="preserve">Check the cron jobs to confirm the task is removed:</w:t>
+          <w:numId w:val="1029"/>
+        </w:numPr>
+      </w:pPr>
+      <w:r>
+        <w:t xml:space="preserve">Check the cron jobs to confirm the task is scheduled:</w:t>
       </w:r>
     </w:p>
     <w:p>
@@ -1891,29 +2213,14 @@
         </w:pict>
       </w:r>
     </w:p>
-    <w:bookmarkEnd w:id="39"/>
-    <w:bookmarkStart w:id="40" w:name="X175af527c56a2da5da420e508c20ac454fc9de6"/>
+    <w:bookmarkEnd w:id="43"/>
+    <w:bookmarkStart w:id="44" w:name="remove-the-scheduled-task"/>
     <w:p>
       <w:pPr>
         <w:pStyle w:val="Heading2"/>
       </w:pPr>
       <w:r>
-        <w:t xml:space="preserve">Schedule</w:t>
-      </w:r>
-      <w:r>
-        <w:t xml:space="preserve"> </w:t>
-      </w:r>
-      <w:r>
-        <w:rPr>
-          <w:rStyle w:val="VerbatimChar"/>
-        </w:rPr>
-        <w:t xml:space="preserve">SftpClient.jar</w:t>
-      </w:r>
-      <w:r>
-        <w:t xml:space="preserve"> </w:t>
-      </w:r>
-      <w:r>
-        <w:t xml:space="preserve">to Run Daily at 05:00 AM</w:t>
+        <w:t xml:space="preserve">Remove the Scheduled Task</w:t>
       </w:r>
     </w:p>
     <w:p>
@@ -1921,7 +2228,7 @@
         <w:pStyle w:val="Compact"/>
         <w:numPr>
           <w:ilvl w:val="0"/>
-          <w:numId w:val="1029"/>
+          <w:numId w:val="1030"/>
         </w:numPr>
       </w:pPr>
       <w:r>
@@ -1929,54 +2236,56 @@
           <w:b/>
           <w:bCs/>
         </w:rPr>
-        <w:t xml:space="preserve">Prepare the Script:</w:t>
+        <w:t xml:space="preserve">Run the Removal Script:</w:t>
+      </w:r>
+    </w:p>
+    <w:p>
+      <w:pPr>
+        <w:numPr>
+          <w:ilvl w:val="1"/>
+          <w:numId w:val="1031"/>
+        </w:numPr>
+      </w:pPr>
+      <w:r>
+        <w:t xml:space="preserve">Execute</w:t>
+      </w:r>
+      <w:r>
+        <w:t xml:space="preserve"> </w:t>
+      </w:r>
+      <w:r>
+        <w:rPr>
+          <w:rStyle w:val="VerbatimChar"/>
+        </w:rPr>
+        <w:t xml:space="preserve">remove_schedule_ubuntu.sh</w:t>
+      </w:r>
+      <w:r>
+        <w:t xml:space="preserve"> </w:t>
+      </w:r>
+      <w:r>
+        <w:t xml:space="preserve">to remove the cron job:</w:t>
+      </w:r>
+    </w:p>
+    <w:p>
+      <w:pPr>
+        <w:pStyle w:val="SourceCode"/>
+        <w:numPr>
+          <w:ilvl w:val="1"/>
+          <w:numId w:val="1000"/>
+        </w:numPr>
+      </w:pPr>
+      <w:r>
+        <w:rPr>
+          <w:rStyle w:val="ExtensionTok"/>
+        </w:rPr>
+        <w:t xml:space="preserve">./remove_schedule_ubuntu.sh</w:t>
       </w:r>
     </w:p>
     <w:p>
       <w:pPr>
         <w:pStyle w:val="Compact"/>
         <w:numPr>
-          <w:ilvl w:val="1"/>
+          <w:ilvl w:val="0"/>
           <w:numId w:val="1030"/>
-        </w:numPr>
-      </w:pPr>
-      <w:r>
-        <w:t xml:space="preserve">Ensure</w:t>
-      </w:r>
-      <w:r>
-        <w:t xml:space="preserve"> </w:t>
-      </w:r>
-      <w:r>
-        <w:rPr>
-          <w:rStyle w:val="VerbatimChar"/>
-        </w:rPr>
-        <w:t xml:space="preserve">schedule_ubuntu.sh</w:t>
-      </w:r>
-      <w:r>
-        <w:t xml:space="preserve"> </w:t>
-      </w:r>
-      <w:r>
-        <w:t xml:space="preserve">is in the same directory as</w:t>
-      </w:r>
-      <w:r>
-        <w:t xml:space="preserve"> </w:t>
-      </w:r>
-      <w:r>
-        <w:rPr>
-          <w:rStyle w:val="VerbatimChar"/>
-        </w:rPr>
-        <w:t xml:space="preserve">run_ubuntu.sh</w:t>
-      </w:r>
-      <w:r>
-        <w:t xml:space="preserve">.</w:t>
-      </w:r>
-    </w:p>
-    <w:p>
-      <w:pPr>
-        <w:pStyle w:val="Compact"/>
-        <w:numPr>
-          <w:ilvl w:val="0"/>
-          <w:numId w:val="1029"/>
         </w:numPr>
       </w:pPr>
       <w:r>
@@ -1984,48 +2293,18 @@
           <w:b/>
           <w:bCs/>
         </w:rPr>
-        <w:t xml:space="preserve">Run the Scheduler Script:</w:t>
+        <w:t xml:space="preserve">Verify Removal:</w:t>
       </w:r>
     </w:p>
     <w:p>
       <w:pPr>
         <w:numPr>
           <w:ilvl w:val="1"/>
-          <w:numId w:val="1031"/>
-        </w:numPr>
-      </w:pPr>
-      <w:r>
-        <w:t xml:space="preserve">Execute</w:t>
-      </w:r>
-      <w:r>
-        <w:t xml:space="preserve"> </w:t>
-      </w:r>
-      <w:r>
-        <w:rPr>
-          <w:rStyle w:val="VerbatimChar"/>
-        </w:rPr>
-        <w:t xml:space="preserve">schedule_ubuntu.sh</w:t>
-      </w:r>
-      <w:r>
-        <w:t xml:space="preserve"> </w:t>
-      </w:r>
-      <w:r>
-        <w:t xml:space="preserve">to create a</w:t>
-      </w:r>
-      <w:r>
-        <w:t xml:space="preserve"> </w:t>
-      </w:r>
-      <w:r>
-        <w:rPr>
-          <w:rStyle w:val="VerbatimChar"/>
-        </w:rPr>
-        <w:t xml:space="preserve">cron</w:t>
-      </w:r>
-      <w:r>
-        <w:t xml:space="preserve"> </w:t>
-      </w:r>
-      <w:r>
-        <w:t xml:space="preserve">task:</w:t>
+          <w:numId w:val="1032"/>
+        </w:numPr>
+      </w:pPr>
+      <w:r>
+        <w:t xml:space="preserve">Check the cron jobs to confirm the task is removed:</w:t>
       </w:r>
     </w:p>
     <w:p>
@@ -2038,48 +2317,6 @@
       </w:pPr>
       <w:r>
         <w:rPr>
-          <w:rStyle w:val="ExtensionTok"/>
-        </w:rPr>
-        <w:t xml:space="preserve">./schedule_ubuntu.sh</w:t>
-      </w:r>
-    </w:p>
-    <w:p>
-      <w:pPr>
-        <w:pStyle w:val="Compact"/>
-        <w:numPr>
-          <w:ilvl w:val="0"/>
-          <w:numId w:val="1029"/>
-        </w:numPr>
-      </w:pPr>
-      <w:r>
-        <w:rPr>
-          <w:b/>
-          <w:bCs/>
-        </w:rPr>
-        <w:t xml:space="preserve">Verify the Task:</w:t>
-      </w:r>
-    </w:p>
-    <w:p>
-      <w:pPr>
-        <w:numPr>
-          <w:ilvl w:val="1"/>
-          <w:numId w:val="1032"/>
-        </w:numPr>
-      </w:pPr>
-      <w:r>
-        <w:t xml:space="preserve">Check if the task is loaded:</w:t>
-      </w:r>
-    </w:p>
-    <w:p>
-      <w:pPr>
-        <w:pStyle w:val="SourceCode"/>
-        <w:numPr>
-          <w:ilvl w:val="1"/>
-          <w:numId w:val="1000"/>
-        </w:numPr>
-      </w:pPr>
-      <w:r>
-        <w:rPr>
           <w:rStyle w:val="FunctionTok"/>
         </w:rPr>
         <w:t xml:space="preserve">crontab</w:t>
@@ -2095,36 +2332,6 @@
           <w:rStyle w:val="AttributeTok"/>
         </w:rPr>
         <w:t xml:space="preserve">-l</w:t>
-      </w:r>
-      <w:r>
-        <w:rPr>
-          <w:rStyle w:val="NormalTok"/>
-        </w:rPr>
-        <w:t xml:space="preserve"> </w:t>
-      </w:r>
-      <w:r>
-        <w:rPr>
-          <w:rStyle w:val="KeywordTok"/>
-        </w:rPr>
-        <w:t xml:space="preserve">|</w:t>
-      </w:r>
-      <w:r>
-        <w:rPr>
-          <w:rStyle w:val="NormalTok"/>
-        </w:rPr>
-        <w:t xml:space="preserve"> </w:t>
-      </w:r>
-      <w:r>
-        <w:rPr>
-          <w:rStyle w:val="FunctionTok"/>
-        </w:rPr>
-        <w:t xml:space="preserve">grep</w:t>
-      </w:r>
-      <w:r>
-        <w:rPr>
-          <w:rStyle w:val="NormalTok"/>
-        </w:rPr>
-        <w:t xml:space="preserve"> run_ubuntu.sh</w:t>
       </w:r>
     </w:p>
     <w:p>
@@ -2134,14 +2341,29 @@
         </w:pict>
       </w:r>
     </w:p>
-    <w:bookmarkEnd w:id="40"/>
-    <w:bookmarkStart w:id="41" w:name="remove-the-scheduled-task-1"/>
+    <w:bookmarkEnd w:id="44"/>
+    <w:bookmarkStart w:id="45" w:name="X175af527c56a2da5da420e508c20ac454fc9de6"/>
     <w:p>
       <w:pPr>
         <w:pStyle w:val="Heading2"/>
       </w:pPr>
       <w:r>
-        <w:t xml:space="preserve">Remove the Scheduled Task</w:t>
+        <w:t xml:space="preserve">Schedule</w:t>
+      </w:r>
+      <w:r>
+        <w:t xml:space="preserve"> </w:t>
+      </w:r>
+      <w:r>
+        <w:rPr>
+          <w:rStyle w:val="VerbatimChar"/>
+        </w:rPr>
+        <w:t xml:space="preserve">SftpClient.jar</w:t>
+      </w:r>
+      <w:r>
+        <w:t xml:space="preserve"> </w:t>
+      </w:r>
+      <w:r>
+        <w:t xml:space="preserve">to Run Daily at 05:00 AM</w:t>
       </w:r>
     </w:p>
     <w:p>
@@ -2157,17 +2379,72 @@
           <w:b/>
           <w:bCs/>
         </w:rPr>
-        <w:t xml:space="preserve">Run the Removal Script:</w:t>
-      </w:r>
-    </w:p>
-    <w:p>
-      <w:pPr>
+        <w:t xml:space="preserve">Prepare the Script:</w:t>
+      </w:r>
+    </w:p>
+    <w:p>
+      <w:pPr>
+        <w:pStyle w:val="Compact"/>
         <w:numPr>
           <w:ilvl w:val="1"/>
           <w:numId w:val="1034"/>
         </w:numPr>
       </w:pPr>
       <w:r>
+        <w:t xml:space="preserve">Ensure</w:t>
+      </w:r>
+      <w:r>
+        <w:t xml:space="preserve"> </w:t>
+      </w:r>
+      <w:r>
+        <w:rPr>
+          <w:rStyle w:val="VerbatimChar"/>
+        </w:rPr>
+        <w:t xml:space="preserve">schedule_ubuntu.sh</w:t>
+      </w:r>
+      <w:r>
+        <w:t xml:space="preserve"> </w:t>
+      </w:r>
+      <w:r>
+        <w:t xml:space="preserve">is in the same directory as</w:t>
+      </w:r>
+      <w:r>
+        <w:t xml:space="preserve"> </w:t>
+      </w:r>
+      <w:r>
+        <w:rPr>
+          <w:rStyle w:val="VerbatimChar"/>
+        </w:rPr>
+        <w:t xml:space="preserve">run_ubuntu.sh</w:t>
+      </w:r>
+      <w:r>
+        <w:t xml:space="preserve">.</w:t>
+      </w:r>
+    </w:p>
+    <w:p>
+      <w:pPr>
+        <w:pStyle w:val="Compact"/>
+        <w:numPr>
+          <w:ilvl w:val="0"/>
+          <w:numId w:val="1033"/>
+        </w:numPr>
+      </w:pPr>
+      <w:r>
+        <w:rPr>
+          <w:b/>
+          <w:bCs/>
+        </w:rPr>
+        <w:t xml:space="preserve">Run the Scheduler Script:</w:t>
+      </w:r>
+    </w:p>
+    <w:p>
+      <w:pPr>
+        <w:numPr>
+          <w:ilvl w:val="1"/>
+          <w:numId w:val="1035"/>
+        </w:numPr>
+      </w:pPr>
+      <w:r>
         <w:t xml:space="preserve">Execute</w:t>
       </w:r>
       <w:r>
@@ -2177,13 +2454,13 @@
         <w:rPr>
           <w:rStyle w:val="VerbatimChar"/>
         </w:rPr>
-        <w:t xml:space="preserve">remove_schedule_ubuntu.sh</w:t>
-      </w:r>
-      <w:r>
-        <w:t xml:space="preserve"> </w:t>
-      </w:r>
-      <w:r>
-        <w:t xml:space="preserve">to remove the</w:t>
+        <w:t xml:space="preserve">schedule_ubuntu.sh</w:t>
+      </w:r>
+      <w:r>
+        <w:t xml:space="preserve"> </w:t>
+      </w:r>
+      <w:r>
+        <w:t xml:space="preserve">to create a</w:t>
       </w:r>
       <w:r>
         <w:t xml:space="preserve"> </w:t>
@@ -2213,7 +2490,7 @@
         <w:rPr>
           <w:rStyle w:val="ExtensionTok"/>
         </w:rPr>
-        <w:t xml:space="preserve">./remove_schedule_ubuntu.sh</w:t>
+        <w:t xml:space="preserve">./schedule_ubuntu.sh</w:t>
       </w:r>
     </w:p>
     <w:p>
@@ -2229,18 +2506,18 @@
           <w:b/>
           <w:bCs/>
         </w:rPr>
-        <w:t xml:space="preserve">Verify Removal:</w:t>
+        <w:t xml:space="preserve">Verify the Task:</w:t>
       </w:r>
     </w:p>
     <w:p>
       <w:pPr>
         <w:numPr>
           <w:ilvl w:val="1"/>
-          <w:numId w:val="1035"/>
-        </w:numPr>
-      </w:pPr>
-      <w:r>
-        <w:t xml:space="preserve">Check if the task is unloaded:</w:t>
+          <w:numId w:val="1036"/>
+        </w:numPr>
+      </w:pPr>
+      <w:r>
+        <w:t xml:space="preserve">Check if the task is loaded:</w:t>
       </w:r>
     </w:p>
     <w:p>
@@ -2307,26 +2584,86 @@
         </w:pict>
       </w:r>
     </w:p>
-    <w:bookmarkEnd w:id="41"/>
-    <w:bookmarkStart w:id="42" w:name="important-notes"/>
+    <w:bookmarkEnd w:id="45"/>
+    <w:bookmarkStart w:id="46" w:name="remove-the-scheduled-task-1"/>
     <w:p>
       <w:pPr>
         <w:pStyle w:val="Heading2"/>
+      </w:pPr>
+      <w:r>
+        <w:t xml:space="preserve">Remove the Scheduled Task</w:t>
+      </w:r>
+    </w:p>
+    <w:p>
+      <w:pPr>
+        <w:pStyle w:val="Compact"/>
+        <w:numPr>
+          <w:ilvl w:val="0"/>
+          <w:numId w:val="1037"/>
+        </w:numPr>
       </w:pPr>
       <w:r>
         <w:rPr>
           <w:b/>
           <w:bCs/>
         </w:rPr>
-        <w:t xml:space="preserve">Important Notes</w:t>
-      </w:r>
-    </w:p>
-    <w:p>
-      <w:pPr>
-        <w:pStyle w:val="FirstParagraph"/>
-      </w:pPr>
-      <w:r>
-        <w:t xml:space="preserve">⚠️⚠️⚠️</w:t>
+        <w:t xml:space="preserve">Run the Removal Script:</w:t>
+      </w:r>
+    </w:p>
+    <w:p>
+      <w:pPr>
+        <w:numPr>
+          <w:ilvl w:val="1"/>
+          <w:numId w:val="1038"/>
+        </w:numPr>
+      </w:pPr>
+      <w:r>
+        <w:t xml:space="preserve">Execute</w:t>
+      </w:r>
+      <w:r>
+        <w:t xml:space="preserve"> </w:t>
+      </w:r>
+      <w:r>
+        <w:rPr>
+          <w:rStyle w:val="VerbatimChar"/>
+        </w:rPr>
+        <w:t xml:space="preserve">remove_schedule_ubuntu.sh</w:t>
+      </w:r>
+      <w:r>
+        <w:t xml:space="preserve"> </w:t>
+      </w:r>
+      <w:r>
+        <w:t xml:space="preserve">to remove the</w:t>
+      </w:r>
+      <w:r>
+        <w:t xml:space="preserve"> </w:t>
+      </w:r>
+      <w:r>
+        <w:rPr>
+          <w:rStyle w:val="VerbatimChar"/>
+        </w:rPr>
+        <w:t xml:space="preserve">cron</w:t>
+      </w:r>
+      <w:r>
+        <w:t xml:space="preserve"> </w:t>
+      </w:r>
+      <w:r>
+        <w:t xml:space="preserve">task:</w:t>
+      </w:r>
+    </w:p>
+    <w:p>
+      <w:pPr>
+        <w:pStyle w:val="SourceCode"/>
+        <w:numPr>
+          <w:ilvl w:val="1"/>
+          <w:numId w:val="1000"/>
+        </w:numPr>
+      </w:pPr>
+      <w:r>
+        <w:rPr>
+          <w:rStyle w:val="ExtensionTok"/>
+        </w:rPr>
+        <w:t xml:space="preserve">./remove_schedule_ubuntu.sh</w:t>
       </w:r>
     </w:p>
     <w:p>
@@ -2334,161 +2671,83 @@
         <w:pStyle w:val="Compact"/>
         <w:numPr>
           <w:ilvl w:val="0"/>
-          <w:numId w:val="1036"/>
-        </w:numPr>
-      </w:pPr>
-      <w:r>
-        <w:t xml:space="preserve">All .sh scripts (</w:t>
-      </w:r>
-      <w:r>
-        <w:rPr>
-          <w:rStyle w:val="VerbatimChar"/>
-        </w:rPr>
-        <w:t xml:space="preserve">run_ubuntu.sh</w:t>
-      </w:r>
-      <w:r>
-        <w:t xml:space="preserve">,</w:t>
-      </w:r>
-      <w:r>
-        <w:t xml:space="preserve"> </w:t>
-      </w:r>
-      <w:r>
-        <w:rPr>
-          <w:rStyle w:val="VerbatimChar"/>
-        </w:rPr>
-        <w:t xml:space="preserve">schedule_ubuntu.sh</w:t>
-      </w:r>
-      <w:r>
-        <w:t xml:space="preserve">,</w:t>
-      </w:r>
-      <w:r>
-        <w:t xml:space="preserve"> </w:t>
-      </w:r>
-      <w:r>
-        <w:rPr>
-          <w:rStyle w:val="VerbatimChar"/>
-        </w:rPr>
-        <w:t xml:space="preserve">remove_schedule_ubuntu.sh</w:t>
-      </w:r>
-      <w:r>
-        <w:t xml:space="preserve">) must be in the same directory as</w:t>
-      </w:r>
-      <w:r>
-        <w:t xml:space="preserve"> </w:t>
-      </w:r>
-      <w:r>
-        <w:rPr>
-          <w:rStyle w:val="VerbatimChar"/>
-        </w:rPr>
-        <w:t xml:space="preserve">SftpClient.jar</w:t>
-      </w:r>
-      <w:r>
-        <w:t xml:space="preserve"> </w:t>
-      </w:r>
-      <w:r>
-        <w:t xml:space="preserve">and the</w:t>
-      </w:r>
-      <w:r>
-        <w:t xml:space="preserve"> </w:t>
-      </w:r>
-      <w:r>
-        <w:rPr>
-          <w:rStyle w:val="VerbatimChar"/>
-        </w:rPr>
-        <w:t xml:space="preserve">jre</w:t>
-      </w:r>
-      <w:r>
-        <w:t xml:space="preserve"> </w:t>
-      </w:r>
-      <w:r>
-        <w:t xml:space="preserve">folder.</w:t>
-      </w:r>
-    </w:p>
-    <w:p>
-      <w:pPr>
-        <w:pStyle w:val="Compact"/>
-        <w:numPr>
-          <w:ilvl w:val="0"/>
-          <w:numId w:val="1036"/>
-        </w:numPr>
-      </w:pPr>
-      <w:r>
-        <w:t xml:space="preserve">The folders</w:t>
-      </w:r>
-      <w:r>
-        <w:t xml:space="preserve"> </w:t>
-      </w:r>
-      <w:r>
-        <w:rPr>
-          <w:rStyle w:val="VerbatimChar"/>
-        </w:rPr>
-        <w:t xml:space="preserve">user_indicator</w:t>
-      </w:r>
-      <w:r>
-        <w:t xml:space="preserve">,</w:t>
-      </w:r>
-      <w:r>
-        <w:t xml:space="preserve"> </w:t>
-      </w:r>
-      <w:r>
-        <w:rPr>
-          <w:rStyle w:val="VerbatimChar"/>
-        </w:rPr>
-        <w:t xml:space="preserve">macro_indicator</w:t>
-      </w:r>
-      <w:r>
-        <w:t xml:space="preserve">, and</w:t>
-      </w:r>
-      <w:r>
-        <w:t xml:space="preserve"> </w:t>
-      </w:r>
-      <w:r>
-        <w:rPr>
-          <w:rStyle w:val="VerbatimChar"/>
-        </w:rPr>
-        <w:t xml:space="preserve">portfolio</w:t>
-      </w:r>
-      <w:r>
-        <w:t xml:space="preserve"> </w:t>
-      </w:r>
-      <w:r>
-        <w:t xml:space="preserve">are created during packaging. You may use custom folders by updating</w:t>
-      </w:r>
-      <w:r>
-        <w:t xml:space="preserve"> </w:t>
-      </w:r>
-      <w:r>
-        <w:rPr>
-          <w:rStyle w:val="VerbatimChar"/>
-        </w:rPr>
-        <w:t xml:space="preserve">run_ubuntu.sh</w:t>
-      </w:r>
-      <w:r>
-        <w:t xml:space="preserve">.</w:t>
-      </w:r>
-    </w:p>
-    <w:p>
-      <w:pPr>
-        <w:pStyle w:val="Compact"/>
-        <w:numPr>
-          <w:ilvl w:val="0"/>
-          <w:numId w:val="1036"/>
-        </w:numPr>
-      </w:pPr>
-      <w:r>
-        <w:t xml:space="preserve">If you encounter errors, check logs in the Task Scheduler or in</w:t>
-      </w:r>
-      <w:r>
-        <w:t xml:space="preserve"> </w:t>
-      </w:r>
-      <w:r>
-        <w:rPr>
-          <w:rStyle w:val="VerbatimChar"/>
-        </w:rPr>
-        <w:t xml:space="preserve">log.txt</w:t>
-      </w:r>
-      <w:r>
-        <w:t xml:space="preserve">.</w:t>
+          <w:numId w:val="1037"/>
+        </w:numPr>
+      </w:pPr>
+      <w:r>
+        <w:rPr>
+          <w:b/>
+          <w:bCs/>
+        </w:rPr>
+        <w:t xml:space="preserve">Verify Removal:</w:t>
+      </w:r>
+    </w:p>
+    <w:p>
+      <w:pPr>
+        <w:numPr>
+          <w:ilvl w:val="1"/>
+          <w:numId w:val="1039"/>
+        </w:numPr>
+      </w:pPr>
+      <w:r>
+        <w:t xml:space="preserve">Check if the task is unloaded:</w:t>
+      </w:r>
+    </w:p>
+    <w:p>
+      <w:pPr>
+        <w:pStyle w:val="SourceCode"/>
+        <w:numPr>
+          <w:ilvl w:val="1"/>
+          <w:numId w:val="1000"/>
+        </w:numPr>
+      </w:pPr>
+      <w:r>
+        <w:rPr>
+          <w:rStyle w:val="FunctionTok"/>
+        </w:rPr>
+        <w:t xml:space="preserve">crontab</w:t>
+      </w:r>
+      <w:r>
+        <w:rPr>
+          <w:rStyle w:val="NormalTok"/>
+        </w:rPr>
+        <w:t xml:space="preserve"> </w:t>
+      </w:r>
+      <w:r>
+        <w:rPr>
+          <w:rStyle w:val="AttributeTok"/>
+        </w:rPr>
+        <w:t xml:space="preserve">-l</w:t>
+      </w:r>
+      <w:r>
+        <w:rPr>
+          <w:rStyle w:val="NormalTok"/>
+        </w:rPr>
+        <w:t xml:space="preserve"> </w:t>
+      </w:r>
+      <w:r>
+        <w:rPr>
+          <w:rStyle w:val="KeywordTok"/>
+        </w:rPr>
+        <w:t xml:space="preserve">|</w:t>
+      </w:r>
+      <w:r>
+        <w:rPr>
+          <w:rStyle w:val="NormalTok"/>
+        </w:rPr>
+        <w:t xml:space="preserve"> </w:t>
+      </w:r>
+      <w:r>
+        <w:rPr>
+          <w:rStyle w:val="FunctionTok"/>
+        </w:rPr>
+        <w:t xml:space="preserve">grep</w:t>
+      </w:r>
+      <w:r>
+        <w:rPr>
+          <w:rStyle w:val="NormalTok"/>
+        </w:rPr>
+        <w:t xml:space="preserve"> run_ubuntu.sh</w:t>
       </w:r>
     </w:p>
     <w:p>
@@ -2498,14 +2757,18 @@
         </w:pict>
       </w:r>
     </w:p>
-    <w:bookmarkEnd w:id="42"/>
-    <w:bookmarkStart w:id="43" w:name="file-structure"/>
+    <w:bookmarkEnd w:id="46"/>
+    <w:bookmarkStart w:id="47" w:name="important-notes"/>
     <w:p>
       <w:pPr>
         <w:pStyle w:val="Heading2"/>
       </w:pPr>
       <w:r>
-        <w:t xml:space="preserve">File Structure</w:t>
+        <w:rPr>
+          <w:b/>
+          <w:bCs/>
+        </w:rPr>
+        <w:t xml:space="preserve">Important Notes</w:t>
       </w:r>
     </w:p>
     <w:p>
@@ -2513,108 +2776,169 @@
         <w:pStyle w:val="FirstParagraph"/>
       </w:pPr>
       <w:r>
-        <w:t xml:space="preserve">The directory should have the following structure:</w:t>
-      </w:r>
-    </w:p>
-    <w:p>
-      <w:pPr>
-        <w:pStyle w:val="SourceCode"/>
-      </w:pPr>
+        <w:t xml:space="preserve">⚠️⚠️⚠️</w:t>
+      </w:r>
+    </w:p>
+    <w:p>
+      <w:pPr>
+        <w:pStyle w:val="Compact"/>
+        <w:numPr>
+          <w:ilvl w:val="0"/>
+          <w:numId w:val="1040"/>
+        </w:numPr>
+      </w:pPr>
+      <w:r>
+        <w:t xml:space="preserve">All .sh scripts (</w:t>
+      </w:r>
       <w:r>
         <w:rPr>
           <w:rStyle w:val="VerbatimChar"/>
         </w:rPr>
-        <w:t xml:space="preserve">/your-directory</w:t>
-      </w:r>
-      <w:r>
-        <w:br/>
+        <w:t xml:space="preserve">run_ubuntu.sh</w:t>
+      </w:r>
+      <w:r>
+        <w:t xml:space="preserve">,</w:t>
+      </w:r>
+      <w:r>
+        <w:t xml:space="preserve"> </w:t>
       </w:r>
       <w:r>
         <w:rPr>
           <w:rStyle w:val="VerbatimChar"/>
         </w:rPr>
-        <w:t xml:space="preserve">├── run_ubuntu.sh</w:t>
-      </w:r>
-      <w:r>
-        <w:br/>
+        <w:t xml:space="preserve">schedule_ubuntu.sh</w:t>
+      </w:r>
+      <w:r>
+        <w:t xml:space="preserve">,</w:t>
+      </w:r>
+      <w:r>
+        <w:t xml:space="preserve"> </w:t>
       </w:r>
       <w:r>
         <w:rPr>
           <w:rStyle w:val="VerbatimChar"/>
         </w:rPr>
-        <w:t xml:space="preserve">├── schedule_ubuntu.sh</w:t>
-      </w:r>
-      <w:r>
-        <w:br/>
+        <w:t xml:space="preserve">remove_schedule_ubuntu.sh</w:t>
+      </w:r>
+      <w:r>
+        <w:t xml:space="preserve">) must be in the same directory as</w:t>
+      </w:r>
+      <w:r>
+        <w:t xml:space="preserve"> </w:t>
       </w:r>
       <w:r>
         <w:rPr>
           <w:rStyle w:val="VerbatimChar"/>
         </w:rPr>
-        <w:t xml:space="preserve">├── remove_schedule_ubuntu.sh</w:t>
-      </w:r>
-      <w:r>
-        <w:br/>
+        <w:t xml:space="preserve">SftpClient.jar</w:t>
+      </w:r>
+      <w:r>
+        <w:t xml:space="preserve"> </w:t>
+      </w:r>
+      <w:r>
+        <w:t xml:space="preserve">and the</w:t>
+      </w:r>
+      <w:r>
+        <w:t xml:space="preserve"> </w:t>
       </w:r>
       <w:r>
         <w:rPr>
           <w:rStyle w:val="VerbatimChar"/>
         </w:rPr>
-        <w:t xml:space="preserve">├── SftpClient.jar</w:t>
-      </w:r>
-      <w:r>
-        <w:br/>
+        <w:t xml:space="preserve">jre</w:t>
+      </w:r>
+      <w:r>
+        <w:t xml:space="preserve"> </w:t>
+      </w:r>
+      <w:r>
+        <w:t xml:space="preserve">folder.</w:t>
+      </w:r>
+    </w:p>
+    <w:p>
+      <w:pPr>
+        <w:pStyle w:val="Compact"/>
+        <w:numPr>
+          <w:ilvl w:val="0"/>
+          <w:numId w:val="1040"/>
+        </w:numPr>
+      </w:pPr>
+      <w:r>
+        <w:t xml:space="preserve">The folders</w:t>
+      </w:r>
+      <w:r>
+        <w:t xml:space="preserve"> </w:t>
       </w:r>
       <w:r>
         <w:rPr>
           <w:rStyle w:val="VerbatimChar"/>
         </w:rPr>
-        <w:t xml:space="preserve">├── README_UBUNTU.md</w:t>
-      </w:r>
-      <w:r>
-        <w:br/>
+        <w:t xml:space="preserve">user_indicator</w:t>
+      </w:r>
+      <w:r>
+        <w:t xml:space="preserve">,</w:t>
+      </w:r>
+      <w:r>
+        <w:t xml:space="preserve"> </w:t>
       </w:r>
       <w:r>
         <w:rPr>
           <w:rStyle w:val="VerbatimChar"/>
         </w:rPr>
-        <w:t xml:space="preserve">├── README_UBUNTU.pdf</w:t>
-      </w:r>
-      <w:r>
-        <w:br/>
+        <w:t xml:space="preserve">macro_indicator</w:t>
+      </w:r>
+      <w:r>
+        <w:t xml:space="preserve">, and</w:t>
+      </w:r>
+      <w:r>
+        <w:t xml:space="preserve"> </w:t>
       </w:r>
       <w:r>
         <w:rPr>
           <w:rStyle w:val="VerbatimChar"/>
         </w:rPr>
-        <w:t xml:space="preserve">├── jre/</w:t>
-      </w:r>
-      <w:r>
-        <w:br/>
+        <w:t xml:space="preserve">portfolio</w:t>
+      </w:r>
+      <w:r>
+        <w:t xml:space="preserve"> </w:t>
+      </w:r>
+      <w:r>
+        <w:t xml:space="preserve">are created during packaging. You may use custom folders by updating</w:t>
+      </w:r>
+      <w:r>
+        <w:t xml:space="preserve"> </w:t>
       </w:r>
       <w:r>
         <w:rPr>
           <w:rStyle w:val="VerbatimChar"/>
         </w:rPr>
-        <w:t xml:space="preserve">├── user_indicator/</w:t>
-      </w:r>
-      <w:r>
-        <w:br/>
+        <w:t xml:space="preserve">run_ubuntu.sh</w:t>
+      </w:r>
+      <w:r>
+        <w:t xml:space="preserve">.</w:t>
+      </w:r>
+    </w:p>
+    <w:p>
+      <w:pPr>
+        <w:pStyle w:val="Compact"/>
+        <w:numPr>
+          <w:ilvl w:val="0"/>
+          <w:numId w:val="1040"/>
+        </w:numPr>
+      </w:pPr>
+      <w:r>
+        <w:t xml:space="preserve">If you encounter errors, check logs in the Task Scheduler or in</w:t>
+      </w:r>
+      <w:r>
+        <w:t xml:space="preserve"> </w:t>
       </w:r>
       <w:r>
         <w:rPr>
           <w:rStyle w:val="VerbatimChar"/>
         </w:rPr>
-        <w:t xml:space="preserve">├── macro_indicator/</w:t>
-      </w:r>
-      <w:r>
-        <w:br/>
-      </w:r>
-      <w:r>
-        <w:rPr>
-          <w:rStyle w:val="VerbatimChar"/>
-        </w:rPr>
-        <w:t xml:space="preserve">├── portfolio/</w:t>
+        <w:t xml:space="preserve">log.txt</w:t>
+      </w:r>
+      <w:r>
+        <w:t xml:space="preserve">.</w:t>
       </w:r>
     </w:p>
     <w:p>
@@ -2624,42 +2948,359 @@
         </w:pict>
       </w:r>
     </w:p>
-    <w:bookmarkEnd w:id="43"/>
-    <w:bookmarkStart w:id="44" w:name="troubleshooting"/>
+    <w:bookmarkEnd w:id="47"/>
+    <w:bookmarkStart w:id="50" w:name="file-structure"/>
     <w:p>
       <w:pPr>
         <w:pStyle w:val="Heading2"/>
       </w:pPr>
       <w:r>
-        <w:t xml:space="preserve">Troubleshooting</w:t>
-      </w:r>
-    </w:p>
-    <w:p>
-      <w:pPr>
-        <w:numPr>
-          <w:ilvl w:val="0"/>
-          <w:numId w:val="1037"/>
-        </w:numPr>
+        <w:t xml:space="preserve">File Structure</w:t>
+      </w:r>
+    </w:p>
+    <w:bookmarkStart w:id="48" w:name="single-user-mode-structure"/>
+    <w:p>
+      <w:pPr>
+        <w:pStyle w:val="Heading3"/>
+      </w:pPr>
+      <w:r>
+        <w:t xml:space="preserve">Single-User Mode Structure:</w:t>
+      </w:r>
+    </w:p>
+    <w:p>
+      <w:pPr>
+        <w:pStyle w:val="SourceCode"/>
+      </w:pPr>
+      <w:r>
+        <w:rPr>
+          <w:rStyle w:val="VerbatimChar"/>
+        </w:rPr>
+        <w:t xml:space="preserve">/your-directory</w:t>
+      </w:r>
+      <w:r>
+        <w:br/>
+      </w:r>
+      <w:r>
+        <w:rPr>
+          <w:rStyle w:val="VerbatimChar"/>
+        </w:rPr>
+        <w:t xml:space="preserve">├── run_macos.command</w:t>
+      </w:r>
+      <w:r>
+        <w:br/>
+      </w:r>
+      <w:r>
+        <w:rPr>
+          <w:rStyle w:val="VerbatimChar"/>
+        </w:rPr>
+        <w:t xml:space="preserve">├── schedule_macos.command</w:t>
+      </w:r>
+      <w:r>
+        <w:br/>
+      </w:r>
+      <w:r>
+        <w:rPr>
+          <w:rStyle w:val="VerbatimChar"/>
+        </w:rPr>
+        <w:t xml:space="preserve">├── remove_schedule_macos.command</w:t>
+      </w:r>
+      <w:r>
+        <w:br/>
+      </w:r>
+      <w:r>
+        <w:rPr>
+          <w:rStyle w:val="VerbatimChar"/>
+        </w:rPr>
+        <w:t xml:space="preserve">├── SftpClient.jar</w:t>
+      </w:r>
+      <w:r>
+        <w:br/>
+      </w:r>
+      <w:r>
+        <w:rPr>
+          <w:rStyle w:val="VerbatimChar"/>
+        </w:rPr>
+        <w:t xml:space="preserve">├── README_MACOS.md</w:t>
+      </w:r>
+      <w:r>
+        <w:br/>
+      </w:r>
+      <w:r>
+        <w:rPr>
+          <w:rStyle w:val="VerbatimChar"/>
+        </w:rPr>
+        <w:t xml:space="preserve">├── README_MACOS.pdf</w:t>
+      </w:r>
+      <w:r>
+        <w:br/>
+      </w:r>
+      <w:r>
+        <w:rPr>
+          <w:rStyle w:val="VerbatimChar"/>
+        </w:rPr>
+        <w:t xml:space="preserve">├── jre/</w:t>
+      </w:r>
+      <w:r>
+        <w:br/>
+      </w:r>
+      <w:r>
+        <w:rPr>
+          <w:rStyle w:val="VerbatimChar"/>
+        </w:rPr>
+        <w:t xml:space="preserve">├── user_indicator/         # Contains files to upload</w:t>
+      </w:r>
+      <w:r>
+        <w:br/>
+      </w:r>
+      <w:r>
+        <w:rPr>
+          <w:rStyle w:val="VerbatimChar"/>
+        </w:rPr>
+        <w:t xml:space="preserve">├── macro_indicator/        # Contains files to upload</w:t>
+      </w:r>
+      <w:r>
+        <w:br/>
+      </w:r>
+      <w:r>
+        <w:rPr>
+          <w:rStyle w:val="VerbatimChar"/>
+        </w:rPr>
+        <w:t xml:space="preserve">├── portfolio/              # Contains files to upload</w:t>
+      </w:r>
+    </w:p>
+    <w:bookmarkEnd w:id="48"/>
+    <w:bookmarkStart w:id="49" w:name="multi-user-mode-structure"/>
+    <w:p>
+      <w:pPr>
+        <w:pStyle w:val="Heading3"/>
+      </w:pPr>
+      <w:r>
+        <w:t xml:space="preserve">Multi-User Mode Structure:</w:t>
+      </w:r>
+    </w:p>
+    <w:p>
+      <w:pPr>
+        <w:pStyle w:val="SourceCode"/>
+      </w:pPr>
+      <w:r>
+        <w:rPr>
+          <w:rStyle w:val="VerbatimChar"/>
+        </w:rPr>
+        <w:t xml:space="preserve">/your-directory</w:t>
+      </w:r>
+      <w:r>
+        <w:br/>
+      </w:r>
+      <w:r>
+        <w:rPr>
+          <w:rStyle w:val="VerbatimChar"/>
+        </w:rPr>
+        <w:t xml:space="preserve">├── run_macos.command</w:t>
+      </w:r>
+      <w:r>
+        <w:br/>
+      </w:r>
+      <w:r>
+        <w:rPr>
+          <w:rStyle w:val="VerbatimChar"/>
+        </w:rPr>
+        <w:t xml:space="preserve">├── schedule_macos.command</w:t>
+      </w:r>
+      <w:r>
+        <w:br/>
+      </w:r>
+      <w:r>
+        <w:rPr>
+          <w:rStyle w:val="VerbatimChar"/>
+        </w:rPr>
+        <w:t xml:space="preserve">├── remove_schedule_macos.command</w:t>
+      </w:r>
+      <w:r>
+        <w:br/>
+      </w:r>
+      <w:r>
+        <w:rPr>
+          <w:rStyle w:val="VerbatimChar"/>
+        </w:rPr>
+        <w:t xml:space="preserve">├── SftpClient.jar</w:t>
+      </w:r>
+      <w:r>
+        <w:br/>
+      </w:r>
+      <w:r>
+        <w:rPr>
+          <w:rStyle w:val="VerbatimChar"/>
+        </w:rPr>
+        <w:t xml:space="preserve">├── README_MACOS.md</w:t>
+      </w:r>
+      <w:r>
+        <w:br/>
+      </w:r>
+      <w:r>
+        <w:rPr>
+          <w:rStyle w:val="VerbatimChar"/>
+        </w:rPr>
+        <w:t xml:space="preserve">├── README_MACOS.pdf</w:t>
+      </w:r>
+      <w:r>
+        <w:br/>
+      </w:r>
+      <w:r>
+        <w:rPr>
+          <w:rStyle w:val="VerbatimChar"/>
+        </w:rPr>
+        <w:t xml:space="preserve">├── jre/</w:t>
+      </w:r>
+      <w:r>
+        <w:br/>
+      </w:r>
+      <w:r>
+        <w:rPr>
+          <w:rStyle w:val="VerbatimChar"/>
+        </w:rPr>
+        <w:t xml:space="preserve">├── user_indicator/</w:t>
+      </w:r>
+      <w:r>
+        <w:br/>
+      </w:r>
+      <w:r>
+        <w:rPr>
+          <w:rStyle w:val="VerbatimChar"/>
+        </w:rPr>
+        <w:t xml:space="preserve">│   ├── user1/             # User-specific subdirectory for "user1" SFTP account</w:t>
+      </w:r>
+      <w:r>
+        <w:br/>
+      </w:r>
+      <w:r>
+        <w:rPr>
+          <w:rStyle w:val="VerbatimChar"/>
+        </w:rPr>
+        <w:t xml:space="preserve">│   ├── user2/             # User-specific subdirectory for "user2" SFTP account</w:t>
+      </w:r>
+      <w:r>
+        <w:br/>
+      </w:r>
+      <w:r>
+        <w:rPr>
+          <w:rStyle w:val="VerbatimChar"/>
+        </w:rPr>
+        <w:t xml:space="preserve">│   └── user3/             # User-specific subdirectory for "user3" SFTP account</w:t>
+      </w:r>
+      <w:r>
+        <w:br/>
+      </w:r>
+      <w:r>
+        <w:rPr>
+          <w:rStyle w:val="VerbatimChar"/>
+        </w:rPr>
+        <w:t xml:space="preserve">├── macro_indicator/</w:t>
+      </w:r>
+      <w:r>
+        <w:br/>
+      </w:r>
+      <w:r>
+        <w:rPr>
+          <w:rStyle w:val="VerbatimChar"/>
+        </w:rPr>
+        <w:t xml:space="preserve">│   ├── user1/             # User-specific subdirectory for "user1" SFTP account</w:t>
+      </w:r>
+      <w:r>
+        <w:br/>
+      </w:r>
+      <w:r>
+        <w:rPr>
+          <w:rStyle w:val="VerbatimChar"/>
+        </w:rPr>
+        <w:t xml:space="preserve">│   ├── user2/             # User-specific subdirectory for "user2" SFTP account</w:t>
+      </w:r>
+      <w:r>
+        <w:br/>
+      </w:r>
+      <w:r>
+        <w:rPr>
+          <w:rStyle w:val="VerbatimChar"/>
+        </w:rPr>
+        <w:t xml:space="preserve">│   └── user3/             # User-specific subdirectory for "user3" SFTP account</w:t>
+      </w:r>
+      <w:r>
+        <w:br/>
+      </w:r>
+      <w:r>
+        <w:rPr>
+          <w:rStyle w:val="VerbatimChar"/>
+        </w:rPr>
+        <w:t xml:space="preserve">├── portfolio/</w:t>
+      </w:r>
+      <w:r>
+        <w:br/>
+      </w:r>
+      <w:r>
+        <w:rPr>
+          <w:rStyle w:val="VerbatimChar"/>
+        </w:rPr>
+        <w:t xml:space="preserve">│   ├── user1/             # User-specific subdirectory for "user1" SFTP account</w:t>
+      </w:r>
+      <w:r>
+        <w:br/>
+      </w:r>
+      <w:r>
+        <w:rPr>
+          <w:rStyle w:val="VerbatimChar"/>
+        </w:rPr>
+        <w:t xml:space="preserve">│   ├── user2/             # User-specific subdirectory for "user2" SFTP account</w:t>
+      </w:r>
+      <w:r>
+        <w:br/>
+      </w:r>
+      <w:r>
+        <w:rPr>
+          <w:rStyle w:val="VerbatimChar"/>
+        </w:rPr>
+        <w:t xml:space="preserve">│   └── user3/             # User-specific subdirectory for "user3" SFTP account</w:t>
+      </w:r>
+    </w:p>
+    <w:p>
+      <w:pPr>
+        <w:pStyle w:val="FirstParagraph"/>
       </w:pPr>
       <w:r>
         <w:rPr>
           <w:b/>
           <w:bCs/>
         </w:rPr>
-        <w:t xml:space="preserve">Java Runtime Not Found</w:t>
-      </w:r>
-      <w:r>
-        <w:t xml:space="preserve"> </w:t>
-      </w:r>
-      <w:r>
-        <w:t xml:space="preserve">Ensure the jre folder is present.</w:t>
+        <w:t xml:space="preserve">Note:</w:t>
+      </w:r>
+      <w:r>
+        <w:t xml:space="preserve"> </w:t>
+      </w:r>
+      <w:r>
+        <w:t xml:space="preserve">When using multi-user mode, empty folders will be created automatically if they don’t exist. Macro and user indicator files placed in the root directory will be automatically distributed to user-specific folders.</w:t>
+      </w:r>
+    </w:p>
+    <w:p>
+      <w:r>
+        <w:pict>
+          <v:rect style="width:0;height:1.5pt" o:hralign="center" o:hrstd="t" o:hr="t"/>
+        </w:pict>
+      </w:r>
+    </w:p>
+    <w:bookmarkEnd w:id="49"/>
+    <w:bookmarkEnd w:id="50"/>
+    <w:bookmarkStart w:id="51" w:name="troubleshooting"/>
+    <w:p>
+      <w:pPr>
+        <w:pStyle w:val="Heading2"/>
+      </w:pPr>
+      <w:r>
+        <w:t xml:space="preserve">Troubleshooting</w:t>
       </w:r>
     </w:p>
     <w:p>
       <w:pPr>
         <w:numPr>
           <w:ilvl w:val="0"/>
-          <w:numId w:val="1037"/>
+          <w:numId w:val="1041"/>
         </w:numPr>
       </w:pPr>
       <w:r>
@@ -2667,20 +3308,20 @@
           <w:b/>
           <w:bCs/>
         </w:rPr>
-        <w:t xml:space="preserve">Task Scheduler Errors</w:t>
-      </w:r>
-      <w:r>
-        <w:t xml:space="preserve"> </w:t>
-      </w:r>
-      <w:r>
-        <w:t xml:space="preserve">Confirm you have the required permissions. Check the History tab for details.</w:t>
+        <w:t xml:space="preserve">Java Runtime Not Found</w:t>
+      </w:r>
+      <w:r>
+        <w:t xml:space="preserve"> </w:t>
+      </w:r>
+      <w:r>
+        <w:t xml:space="preserve">Ensure the jre folder is present.</w:t>
       </w:r>
     </w:p>
     <w:p>
       <w:pPr>
         <w:numPr>
           <w:ilvl w:val="0"/>
-          <w:numId w:val="1037"/>
+          <w:numId w:val="1041"/>
         </w:numPr>
       </w:pPr>
       <w:r>
@@ -2688,6 +3329,27 @@
           <w:b/>
           <w:bCs/>
         </w:rPr>
+        <w:t xml:space="preserve">Task Scheduler Errors</w:t>
+      </w:r>
+      <w:r>
+        <w:t xml:space="preserve"> </w:t>
+      </w:r>
+      <w:r>
+        <w:t xml:space="preserve">Confirm you have the required permissions. Check the History tab for details.</w:t>
+      </w:r>
+    </w:p>
+    <w:p>
+      <w:pPr>
+        <w:numPr>
+          <w:ilvl w:val="0"/>
+          <w:numId w:val="1041"/>
+        </w:numPr>
+      </w:pPr>
+      <w:r>
+        <w:rPr>
+          <w:b/>
+          <w:bCs/>
+        </w:rPr>
         <w:t xml:space="preserve">Incorrect Environment Variables</w:t>
       </w:r>
       <w:r>
@@ -2697,8 +3359,8 @@
         <w:t xml:space="preserve">Double-check the variables in run_ubuntu.sh for typos or invalid values.</w:t>
       </w:r>
     </w:p>
-    <w:bookmarkEnd w:id="44"/>
-    <w:bookmarkEnd w:id="45"/>
+    <w:bookmarkEnd w:id="51"/>
+    <w:bookmarkEnd w:id="52"/>
     <w:sectPr>
       <w:headerReference r:id="rId9" w:type="default"/>
       <w:footerReference r:id="rId10" w:type="default"/>
@@ -6169,91 +6831,6 @@
       </w:pPr>
     </w:lvl>
   </w:abstractNum>
-  <w:abstractNum w:abstractNumId="99411">
-    <w:nsid w:val="00A99411"/>
-    <w:multiLevelType w:val="multilevel"/>
-    <w:lvl w:ilvl="0">
-      <w:start w:val="1"/>
-      <w:numFmt w:val="decimal"/>
-      <w:lvlText w:val="%1."/>
-      <w:lvlJc w:val="left"/>
-      <w:pPr>
-        <w:ind w:left="720" w:hanging="360"/>
-      </w:pPr>
-    </w:lvl>
-    <w:lvl w:ilvl="1">
-      <w:start w:val="1"/>
-      <w:numFmt w:val="decimal"/>
-      <w:lvlText w:val="%2."/>
-      <w:lvlJc w:val="left"/>
-      <w:pPr>
-        <w:ind w:left="1440" w:hanging="360"/>
-      </w:pPr>
-    </w:lvl>
-    <w:lvl w:ilvl="2">
-      <w:start w:val="1"/>
-      <w:numFmt w:val="decimal"/>
-      <w:lvlText w:val="%3."/>
-      <w:lvlJc w:val="left"/>
-      <w:pPr>
-        <w:ind w:left="2160" w:hanging="360"/>
-      </w:pPr>
-    </w:lvl>
-    <w:lvl w:ilvl="3">
-      <w:start w:val="1"/>
-      <w:numFmt w:val="decimal"/>
-      <w:lvlText w:val="%4."/>
-      <w:lvlJc w:val="left"/>
-      <w:pPr>
-        <w:ind w:left="2880" w:hanging="360"/>
-      </w:pPr>
-    </w:lvl>
-    <w:lvl w:ilvl="4">
-      <w:start w:val="1"/>
-      <w:numFmt w:val="decimal"/>
-      <w:lvlText w:val="%5."/>
-      <w:lvlJc w:val="left"/>
-      <w:pPr>
-        <w:ind w:left="3600" w:hanging="360"/>
-      </w:pPr>
-    </w:lvl>
-    <w:lvl w:ilvl="5">
-      <w:start w:val="1"/>
-      <w:numFmt w:val="decimal"/>
-      <w:lvlText w:val="%6."/>
-      <w:lvlJc w:val="left"/>
-      <w:pPr>
-        <w:ind w:left="4320" w:hanging="360"/>
-      </w:pPr>
-    </w:lvl>
-    <w:lvl w:ilvl="6">
-      <w:start w:val="1"/>
-      <w:numFmt w:val="decimal"/>
-      <w:lvlText w:val="%7."/>
-      <w:lvlJc w:val="left"/>
-      <w:pPr>
-        <w:ind w:left="5040" w:hanging="360"/>
-      </w:pPr>
-    </w:lvl>
-    <w:lvl w:ilvl="7">
-      <w:start w:val="1"/>
-      <w:numFmt w:val="decimal"/>
-      <w:lvlText w:val="%8."/>
-      <w:lvlJc w:val="left"/>
-      <w:pPr>
-        <w:ind w:left="5760" w:hanging="360"/>
-      </w:pPr>
-    </w:lvl>
-    <w:lvl w:ilvl="8">
-      <w:start w:val="1"/>
-      <w:numFmt w:val="decimal"/>
-      <w:lvlText w:val="%9."/>
-      <w:lvlJc w:val="left"/>
-      <w:pPr>
-        <w:ind w:left="6480" w:hanging="360"/>
-      </w:pPr>
-    </w:lvl>
-  </w:abstractNum>
   <w:abstractNum w:abstractNumId="991">
     <w:nsid w:val="0000A991"/>
     <w:multiLevelType w:val="multilevel"/>
@@ -6355,6 +6932,91 @@
       <w:rPr>
         <w:rFonts w:ascii="Wingdings" w:hAnsi="Wingdings" w:cs="Wingdings" w:hint="default"/>
       </w:rPr>
+    </w:lvl>
+  </w:abstractNum>
+  <w:abstractNum w:abstractNumId="99411">
+    <w:nsid w:val="00A99411"/>
+    <w:multiLevelType w:val="multilevel"/>
+    <w:lvl w:ilvl="0">
+      <w:start w:val="1"/>
+      <w:numFmt w:val="decimal"/>
+      <w:lvlText w:val="%1."/>
+      <w:lvlJc w:val="left"/>
+      <w:pPr>
+        <w:ind w:left="720" w:hanging="360"/>
+      </w:pPr>
+    </w:lvl>
+    <w:lvl w:ilvl="1">
+      <w:start w:val="1"/>
+      <w:numFmt w:val="decimal"/>
+      <w:lvlText w:val="%2."/>
+      <w:lvlJc w:val="left"/>
+      <w:pPr>
+        <w:ind w:left="1440" w:hanging="360"/>
+      </w:pPr>
+    </w:lvl>
+    <w:lvl w:ilvl="2">
+      <w:start w:val="1"/>
+      <w:numFmt w:val="decimal"/>
+      <w:lvlText w:val="%3."/>
+      <w:lvlJc w:val="left"/>
+      <w:pPr>
+        <w:ind w:left="2160" w:hanging="360"/>
+      </w:pPr>
+    </w:lvl>
+    <w:lvl w:ilvl="3">
+      <w:start w:val="1"/>
+      <w:numFmt w:val="decimal"/>
+      <w:lvlText w:val="%4."/>
+      <w:lvlJc w:val="left"/>
+      <w:pPr>
+        <w:ind w:left="2880" w:hanging="360"/>
+      </w:pPr>
+    </w:lvl>
+    <w:lvl w:ilvl="4">
+      <w:start w:val="1"/>
+      <w:numFmt w:val="decimal"/>
+      <w:lvlText w:val="%5."/>
+      <w:lvlJc w:val="left"/>
+      <w:pPr>
+        <w:ind w:left="3600" w:hanging="360"/>
+      </w:pPr>
+    </w:lvl>
+    <w:lvl w:ilvl="5">
+      <w:start w:val="1"/>
+      <w:numFmt w:val="decimal"/>
+      <w:lvlText w:val="%6."/>
+      <w:lvlJc w:val="left"/>
+      <w:pPr>
+        <w:ind w:left="4320" w:hanging="360"/>
+      </w:pPr>
+    </w:lvl>
+    <w:lvl w:ilvl="6">
+      <w:start w:val="1"/>
+      <w:numFmt w:val="decimal"/>
+      <w:lvlText w:val="%7."/>
+      <w:lvlJc w:val="left"/>
+      <w:pPr>
+        <w:ind w:left="5040" w:hanging="360"/>
+      </w:pPr>
+    </w:lvl>
+    <w:lvl w:ilvl="7">
+      <w:start w:val="1"/>
+      <w:numFmt w:val="decimal"/>
+      <w:lvlText w:val="%8."/>
+      <w:lvlJc w:val="left"/>
+      <w:pPr>
+        <w:ind w:left="5760" w:hanging="360"/>
+      </w:pPr>
+    </w:lvl>
+    <w:lvl w:ilvl="8">
+      <w:start w:val="1"/>
+      <w:numFmt w:val="decimal"/>
+      <w:lvlText w:val="%9."/>
+      <w:lvlJc w:val="left"/>
+      <w:pPr>
+        <w:ind w:left="6480" w:hanging="360"/>
+      </w:pPr>
     </w:lvl>
   </w:abstractNum>
   <w:num w16cid:durableId="1557888351" w:numId="1">
@@ -6607,6 +7269,12 @@
     <w:abstractNumId w:val="990"/>
   </w:num>
   <w:num w:numId="1001">
+    <w:abstractNumId w:val="991"/>
+  </w:num>
+  <w:num w:numId="1002">
+    <w:abstractNumId w:val="991"/>
+  </w:num>
+  <w:num w:numId="1003">
     <w:abstractNumId w:val="99411"/>
     <w:lvlOverride w:ilvl="0">
       <w:startOverride w:val="1"/>
@@ -6636,14 +7304,35 @@
       <w:startOverride w:val="1"/>
     </w:lvlOverride>
   </w:num>
-  <w:num w:numId="1002">
-    <w:abstractNumId w:val="991"/>
-  </w:num>
-  <w:num w:numId="1003">
-    <w:abstractNumId w:val="991"/>
-  </w:num>
   <w:num w:numId="1004">
-    <w:abstractNumId w:val="991"/>
+    <w:abstractNumId w:val="99411"/>
+    <w:lvlOverride w:ilvl="0">
+      <w:startOverride w:val="1"/>
+    </w:lvlOverride>
+    <w:lvlOverride w:ilvl="1">
+      <w:startOverride w:val="1"/>
+    </w:lvlOverride>
+    <w:lvlOverride w:ilvl="2">
+      <w:startOverride w:val="1"/>
+    </w:lvlOverride>
+    <w:lvlOverride w:ilvl="3">
+      <w:startOverride w:val="1"/>
+    </w:lvlOverride>
+    <w:lvlOverride w:ilvl="4">
+      <w:startOverride w:val="1"/>
+    </w:lvlOverride>
+    <w:lvlOverride w:ilvl="5">
+      <w:startOverride w:val="1"/>
+    </w:lvlOverride>
+    <w:lvlOverride w:ilvl="6">
+      <w:startOverride w:val="1"/>
+    </w:lvlOverride>
+    <w:lvlOverride w:ilvl="7">
+      <w:startOverride w:val="1"/>
+    </w:lvlOverride>
+    <w:lvlOverride w:ilvl="8">
+      <w:startOverride w:val="1"/>
+    </w:lvlOverride>
   </w:num>
   <w:num w:numId="1005">
     <w:abstractNumId w:val="991"/>
@@ -6685,34 +7374,7 @@
     <w:abstractNumId w:val="991"/>
   </w:num>
   <w:num w:numId="1018">
-    <w:abstractNumId w:val="99411"/>
-    <w:lvlOverride w:ilvl="0">
-      <w:startOverride w:val="1"/>
-    </w:lvlOverride>
-    <w:lvlOverride w:ilvl="1">
-      <w:startOverride w:val="1"/>
-    </w:lvlOverride>
-    <w:lvlOverride w:ilvl="2">
-      <w:startOverride w:val="1"/>
-    </w:lvlOverride>
-    <w:lvlOverride w:ilvl="3">
-      <w:startOverride w:val="1"/>
-    </w:lvlOverride>
-    <w:lvlOverride w:ilvl="4">
-      <w:startOverride w:val="1"/>
-    </w:lvlOverride>
-    <w:lvlOverride w:ilvl="5">
-      <w:startOverride w:val="1"/>
-    </w:lvlOverride>
-    <w:lvlOverride w:ilvl="6">
-      <w:startOverride w:val="1"/>
-    </w:lvlOverride>
-    <w:lvlOverride w:ilvl="7">
-      <w:startOverride w:val="1"/>
-    </w:lvlOverride>
-    <w:lvlOverride w:ilvl="8">
-      <w:startOverride w:val="1"/>
-    </w:lvlOverride>
+    <w:abstractNumId w:val="991"/>
   </w:num>
   <w:num w:numId="1019">
     <w:abstractNumId w:val="991"/>
@@ -6799,6 +7461,9 @@
     <w:abstractNumId w:val="991"/>
   </w:num>
   <w:num w:numId="1029">
+    <w:abstractNumId w:val="991"/>
+  </w:num>
+  <w:num w:numId="1030">
     <w:abstractNumId w:val="99411"/>
     <w:lvlOverride w:ilvl="0">
       <w:startOverride w:val="1"/>
@@ -6827,9 +7492,6 @@
     <w:lvlOverride w:ilvl="8">
       <w:startOverride w:val="1"/>
     </w:lvlOverride>
-  </w:num>
-  <w:num w:numId="1030">
-    <w:abstractNumId w:val="991"/>
   </w:num>
   <w:num w:numId="1031">
     <w:abstractNumId w:val="991"/>
@@ -6877,6 +7539,45 @@
     <w:abstractNumId w:val="991"/>
   </w:num>
   <w:num w:numId="1037">
+    <w:abstractNumId w:val="99411"/>
+    <w:lvlOverride w:ilvl="0">
+      <w:startOverride w:val="1"/>
+    </w:lvlOverride>
+    <w:lvlOverride w:ilvl="1">
+      <w:startOverride w:val="1"/>
+    </w:lvlOverride>
+    <w:lvlOverride w:ilvl="2">
+      <w:startOverride w:val="1"/>
+    </w:lvlOverride>
+    <w:lvlOverride w:ilvl="3">
+      <w:startOverride w:val="1"/>
+    </w:lvlOverride>
+    <w:lvlOverride w:ilvl="4">
+      <w:startOverride w:val="1"/>
+    </w:lvlOverride>
+    <w:lvlOverride w:ilvl="5">
+      <w:startOverride w:val="1"/>
+    </w:lvlOverride>
+    <w:lvlOverride w:ilvl="6">
+      <w:startOverride w:val="1"/>
+    </w:lvlOverride>
+    <w:lvlOverride w:ilvl="7">
+      <w:startOverride w:val="1"/>
+    </w:lvlOverride>
+    <w:lvlOverride w:ilvl="8">
+      <w:startOverride w:val="1"/>
+    </w:lvlOverride>
+  </w:num>
+  <w:num w:numId="1038">
+    <w:abstractNumId w:val="991"/>
+  </w:num>
+  <w:num w:numId="1039">
+    <w:abstractNumId w:val="991"/>
+  </w:num>
+  <w:num w:numId="1040">
+    <w:abstractNumId w:val="991"/>
+  </w:num>
+  <w:num w:numId="1041">
     <w:abstractNumId w:val="991"/>
   </w:num>
 </w:numbering>
